--- a/дисертация.docx
+++ b/дисертация.docx
@@ -3226,28 +3226,61 @@
         <w:rPr>
           <w:lang w:val="ru-RU"/>
         </w:rPr>
-        <w:t xml:space="preserve">Развитие корпоративных программных комплексов неизбежно сопровождается ростом их архитектурной сложности. В условиях повсеместного применения гибких методологий разработки и практик непрерывной интеграции (CI/CD) жизненный цикл программного кода существенно опережает жизненный цикл технической документации. Возникает проблема асинхронности: проектные спецификации деградируют и теряют актуальность из-за высокой скорости внесения изменений, срочных исправлений и неявной реализации новых бизнес-требований. Следствием этого процесса является накопление архитектурного технического долга и увеличение времени вывода </w:t>
+        <w:t>Развитие корпоративных программных комплексов неизбежно сопровождается ростом их архитектурной сложности. В условиях повсеместного применения гибких методологий разработки и практик непрерывной интеграции (CI)</w:t>
+      </w:r>
+      <w:r>
+        <w:rPr>
+          <w:lang w:val="ru-RU"/>
+        </w:rPr>
+        <w:t xml:space="preserve"> и непрерывной доставки (</w:t>
+      </w:r>
+      <w:r>
+        <w:t>CD</w:t>
+      </w:r>
+      <w:r>
+        <w:rPr>
+          <w:lang w:val="ru-RU"/>
+        </w:rPr>
+        <w:t>)</w:t>
+      </w:r>
+      <w:r>
+        <w:rPr>
+          <w:lang w:val="ru-RU"/>
+        </w:rPr>
+        <w:t xml:space="preserve"> жизненный цикл программного кода существенно опережает жизненный цикл технической документации. Возникает проблема асинхронности: проектные спецификации деградируют и теряют актуальность из-за высокой скорости внесения изменений</w:t>
+      </w:r>
+      <w:r>
+        <w:rPr>
+          <w:lang w:val="ru-RU"/>
+        </w:rPr>
+        <w:t xml:space="preserve"> в программный код</w:t>
+      </w:r>
+      <w:r>
+        <w:rPr>
+          <w:lang w:val="ru-RU"/>
+        </w:rPr>
+        <w:t>, срочных исправлений и неявной реализации новых бизнес-требований. Следствием этого процесса является накопление архитектурного технического долга и увеличение времени вывода продукта на рынок (Time-</w:t>
+      </w:r>
+      <w:proofErr w:type="spellStart"/>
+      <w:r>
+        <w:rPr>
+          <w:lang w:val="ru-RU"/>
+        </w:rPr>
+        <w:t>to</w:t>
+      </w:r>
+      <w:proofErr w:type="spellEnd"/>
+      <w:r>
+        <w:rPr>
+          <w:lang w:val="ru-RU"/>
+        </w:rPr>
+        <w:t xml:space="preserve">-Market), так как </w:t>
       </w:r>
       <w:r>
         <w:rPr>
           <w:lang w:val="ru-RU"/>
         </w:rPr>
         <w:lastRenderedPageBreak/>
-        <w:t>продукта на рынок (Time-</w:t>
-      </w:r>
-      <w:proofErr w:type="spellStart"/>
-      <w:r>
-        <w:rPr>
-          <w:lang w:val="ru-RU"/>
-        </w:rPr>
-        <w:t>to</w:t>
-      </w:r>
-      <w:proofErr w:type="spellEnd"/>
-      <w:r>
-        <w:rPr>
-          <w:lang w:val="ru-RU"/>
-        </w:rPr>
-        <w:t>-Market), так как инженеры вынуждены тратить значительную часть времени на реверс-инжиниринг существующего кода.</w:t>
+        <w:t>инженеры вынуждены тратить значительную часть времени на реверс-инжиниринг существующего кода.</w:t>
       </w:r>
     </w:p>
     <w:p>
@@ -5058,6 +5091,7 @@
         <w:t xml:space="preserve">Однако классическое AST имеет существенное ограничение: оно обладает только локальным контекстом. AST-парсер видит вызов метода </w:t>
       </w:r>
       <w:proofErr w:type="spellStart"/>
+      <w:proofErr w:type="gramStart"/>
       <w:r>
         <w:rPr>
           <w:lang w:val="ru-RU"/>
@@ -5069,7 +5103,14 @@
         <w:rPr>
           <w:lang w:val="ru-RU"/>
         </w:rPr>
-        <w:t>(), но не знает, какому именно классу принадлежит этот метод, если он определен в другом файле. Для решения этой проблемы в современных компиляторах и средах разработки применяется механизм разрешения ссылок (</w:t>
+        <w:t>(</w:t>
+      </w:r>
+      <w:proofErr w:type="gramEnd"/>
+      <w:r>
+        <w:rPr>
+          <w:lang w:val="ru-RU"/>
+        </w:rPr>
+        <w:t>), но не знает, какому именно классу принадлежит этот метод, если он определен в другом файле. Для решения этой проблемы в современных компиляторах и средах разработки применяется механизм разрешения ссылок (</w:t>
       </w:r>
       <w:proofErr w:type="spellStart"/>
       <w:r>
@@ -7098,7 +7139,21 @@
         <w:rPr>
           <w:lang w:val="ru-RU"/>
         </w:rPr>
-        <w:t>В контексте программного кода это означает, что модель вычисляет прямую математическую связь между токеном вызова функции (например, на 1000-й строке) и токеном ее определения (на 10-й строке) за константное количество шагов O(1). Механизм Self-</w:t>
+        <w:t xml:space="preserve">В контексте программного кода это означает, что модель вычисляет прямую математическую связь между токеном вызова функции (например, на 1000-й строке) и токеном ее определения (на 10-й строке) за константное количество шагов </w:t>
+      </w:r>
+      <w:proofErr w:type="gramStart"/>
+      <w:r>
+        <w:rPr>
+          <w:lang w:val="ru-RU"/>
+        </w:rPr>
+        <w:t>O(</w:t>
+      </w:r>
+      <w:proofErr w:type="gramEnd"/>
+      <w:r>
+        <w:rPr>
+          <w:lang w:val="ru-RU"/>
+        </w:rPr>
+        <w:t>1). Механизм Self-</w:t>
       </w:r>
       <w:proofErr w:type="spellStart"/>
       <w:r>
@@ -7215,6 +7270,11 @@
       </w:r>
     </w:p>
     <w:p>
+      <w:pPr>
+        <w:rPr>
+          <w:lang w:val="ru-RU"/>
+        </w:rPr>
+      </w:pPr>
       <w:r>
         <w:rPr>
           <w:lang w:val="ru-RU"/>
@@ -7634,6 +7694,7 @@
         <w:t xml:space="preserve">). Архитектура таких моделей позволяет математически сближать векторы английского выражения </w:t>
       </w:r>
       <w:proofErr w:type="spellStart"/>
+      <w:proofErr w:type="gramStart"/>
       <w:r>
         <w:rPr>
           <w:lang w:val="ru-RU"/>
@@ -7641,6 +7702,7 @@
         <w:t>user.save</w:t>
       </w:r>
       <w:proofErr w:type="spellEnd"/>
+      <w:proofErr w:type="gramEnd"/>
       <w:r>
         <w:rPr>
           <w:lang w:val="ru-RU"/>
@@ -11081,13 +11143,7 @@
         <w:rPr>
           <w:lang w:val="ru-RU"/>
         </w:rPr>
-        <w:t>Как было заявлено ранее, целью исследования является разработка системы автоматической генерации и интерактивного поиска технической документации. Для реализации данной цели к проектируемой системе предъявляются следующие классы требований.</w:t>
-      </w:r>
-      <w:r>
-        <w:rPr>
-          <w:lang w:val="ru-RU"/>
-        </w:rPr>
-        <w:t xml:space="preserve"> </w:t>
+        <w:t xml:space="preserve">Как было заявлено ранее, целью исследования является разработка системы автоматической генерации и интерактивного поиска технической документации. Для реализации данной цели к проектируемой системе предъявляются следующие классы требований. </w:t>
       </w:r>
     </w:p>
     <w:p>
@@ -17071,7 +17127,6 @@
           <w:bCs/>
           <w:color w:val="000000" w:themeColor="text1"/>
           <w:szCs w:val="28"/>
-          <w:lang w:val="ru-RU"/>
         </w:rPr>
         <w:lastRenderedPageBreak/>
         <w:t>[13]</w:t>
@@ -17081,7 +17136,6 @@
           <w:rFonts w:cs="Times New Roman"/>
           <w:color w:val="000000" w:themeColor="text1"/>
           <w:szCs w:val="28"/>
-          <w:lang w:val="ru-RU"/>
         </w:rPr>
         <w:t xml:space="preserve"> </w:t>
       </w:r>
@@ -17099,7 +17153,6 @@
           <w:rFonts w:cs="Times New Roman"/>
           <w:color w:val="000000" w:themeColor="text1"/>
           <w:szCs w:val="28"/>
-          <w:lang w:val="ru-RU"/>
         </w:rPr>
         <w:t xml:space="preserve"> </w:t>
       </w:r>
@@ -17117,7 +17170,6 @@
           <w:rFonts w:cs="Times New Roman"/>
           <w:color w:val="000000" w:themeColor="text1"/>
           <w:szCs w:val="28"/>
-          <w:lang w:val="ru-RU"/>
         </w:rPr>
         <w:t xml:space="preserve"> </w:t>
       </w:r>
@@ -17135,7 +17187,6 @@
           <w:rFonts w:cs="Times New Roman"/>
           <w:color w:val="000000" w:themeColor="text1"/>
           <w:szCs w:val="28"/>
-          <w:lang w:val="ru-RU"/>
         </w:rPr>
         <w:t xml:space="preserve"> </w:t>
       </w:r>
@@ -17153,7 +17204,6 @@
           <w:rFonts w:cs="Times New Roman"/>
           <w:color w:val="000000" w:themeColor="text1"/>
           <w:szCs w:val="28"/>
-          <w:lang w:val="ru-RU"/>
         </w:rPr>
         <w:t xml:space="preserve"> (</w:t>
       </w:r>
@@ -17170,7 +17220,6 @@
           <w:rFonts w:cs="Times New Roman"/>
           <w:color w:val="000000" w:themeColor="text1"/>
           <w:szCs w:val="28"/>
-          <w:lang w:val="ru-RU"/>
         </w:rPr>
         <w:t xml:space="preserve"> </w:t>
       </w:r>
@@ -17187,7 +17236,6 @@
           <w:rFonts w:cs="Times New Roman"/>
           <w:color w:val="000000" w:themeColor="text1"/>
           <w:szCs w:val="28"/>
-          <w:lang w:val="ru-RU"/>
         </w:rPr>
         <w:t xml:space="preserve">) </w:t>
       </w:r>
@@ -17198,7 +17246,6 @@
           <w:iCs/>
           <w:color w:val="000000" w:themeColor="text1"/>
           <w:szCs w:val="28"/>
-          <w:lang w:val="ru-RU"/>
         </w:rPr>
         <w:t>«</w:t>
       </w:r>
@@ -17219,7 +17266,6 @@
           <w:iCs/>
           <w:color w:val="000000" w:themeColor="text1"/>
           <w:szCs w:val="28"/>
-          <w:lang w:val="ru-RU"/>
         </w:rPr>
         <w:t xml:space="preserve"> </w:t>
       </w:r>
@@ -17240,7 +17286,6 @@
           <w:iCs/>
           <w:color w:val="000000" w:themeColor="text1"/>
           <w:szCs w:val="28"/>
-          <w:lang w:val="ru-RU"/>
         </w:rPr>
         <w:t xml:space="preserve"> </w:t>
       </w:r>
@@ -17261,7 +17306,6 @@
           <w:iCs/>
           <w:color w:val="000000" w:themeColor="text1"/>
           <w:szCs w:val="28"/>
-          <w:lang w:val="ru-RU"/>
         </w:rPr>
         <w:t xml:space="preserve"> </w:t>
       </w:r>
@@ -17282,7 +17326,6 @@
           <w:iCs/>
           <w:color w:val="000000" w:themeColor="text1"/>
           <w:szCs w:val="28"/>
-          <w:lang w:val="ru-RU"/>
         </w:rPr>
         <w:t xml:space="preserve"> </w:t>
       </w:r>
@@ -17303,7 +17346,6 @@
           <w:iCs/>
           <w:color w:val="000000" w:themeColor="text1"/>
           <w:szCs w:val="28"/>
-          <w:lang w:val="ru-RU"/>
         </w:rPr>
         <w:t xml:space="preserve"> </w:t>
       </w:r>
@@ -17324,7 +17366,6 @@
           <w:iCs/>
           <w:color w:val="000000" w:themeColor="text1"/>
           <w:szCs w:val="28"/>
-          <w:lang w:val="ru-RU"/>
         </w:rPr>
         <w:t xml:space="preserve"> </w:t>
       </w:r>
@@ -17345,7 +17386,6 @@
           <w:iCs/>
           <w:color w:val="000000" w:themeColor="text1"/>
           <w:szCs w:val="28"/>
-          <w:lang w:val="ru-RU"/>
         </w:rPr>
         <w:t xml:space="preserve"> </w:t>
       </w:r>
@@ -17366,7 +17406,6 @@
           <w:iCs/>
           <w:color w:val="000000" w:themeColor="text1"/>
           <w:szCs w:val="28"/>
-          <w:lang w:val="ru-RU"/>
         </w:rPr>
         <w:t>»</w:t>
       </w:r>
@@ -17375,7 +17414,6 @@
           <w:rFonts w:cs="Times New Roman"/>
           <w:color w:val="000000" w:themeColor="text1"/>
           <w:szCs w:val="28"/>
-          <w:lang w:val="ru-RU"/>
         </w:rPr>
         <w:t xml:space="preserve">. </w:t>
       </w:r>
@@ -24284,6 +24322,7 @@
   <w:style w:type="character" w:default="1" w:styleId="a2">
     <w:name w:val="Default Paragraph Font"/>
     <w:uiPriority w:val="1"/>
+    <w:semiHidden/>
     <w:unhideWhenUsed/>
   </w:style>
   <w:style w:type="table" w:default="1" w:styleId="a3">

--- a/дисертация.docx
+++ b/дисертация.docx
@@ -1,6 +1,6 @@
 
 <file path=word/document.xml><?xml version="1.0" encoding="utf-8"?>
-<w:document xmlns:wpc="http://schemas.microsoft.com/office/word/2010/wordprocessingCanvas" xmlns:cx="http://schemas.microsoft.com/office/drawing/2014/chartex" xmlns:cx1="http://schemas.microsoft.com/office/drawing/2015/9/8/chartex" xmlns:cx2="http://schemas.microsoft.com/office/drawing/2015/10/21/chartex" xmlns:cx3="http://schemas.microsoft.com/office/drawing/2016/5/9/chartex" xmlns:cx4="http://schemas.microsoft.com/office/drawing/2016/5/10/chartex" xmlns:cx5="http://schemas.microsoft.com/office/drawing/2016/5/11/chartex" xmlns:cx6="http://schemas.microsoft.com/office/drawing/2016/5/12/chartex" xmlns:cx7="http://schemas.microsoft.com/office/drawing/2016/5/13/chartex" xmlns:cx8="http://schemas.microsoft.com/office/drawing/2016/5/14/chartex" xmlns:mc="http://schemas.openxmlformats.org/markup-compatibility/2006" xmlns:aink="http://schemas.microsoft.com/office/drawing/2016/ink" xmlns:am3d="http://schemas.microsoft.com/office/drawing/2017/model3d" xmlns:o="urn:schemas-microsoft-com:office:office" xmlns:oel="http://schemas.microsoft.com/office/2019/extlst" xmlns:r="http://schemas.openxmlformats.org/officeDocument/2006/relationships" xmlns:m="http://schemas.openxmlformats.org/officeDocument/2006/math" xmlns:v="urn:schemas-microsoft-com:vml" xmlns:wp14="http://schemas.microsoft.com/office/word/2010/wordprocessingDrawing" xmlns:wp="http://schemas.openxmlformats.org/drawingml/2006/wordprocessingDrawing" xmlns:w10="urn:schemas-microsoft-com:office:word" xmlns:w="http://schemas.openxmlformats.org/wordprocessingml/2006/main" xmlns:w14="http://schemas.microsoft.com/office/word/2010/wordml" xmlns:w15="http://schemas.microsoft.com/office/word/2012/wordml" xmlns:w16cex="http://schemas.microsoft.com/office/word/2018/wordml/cex" xmlns:w16cid="http://schemas.microsoft.com/office/word/2016/wordml/cid" xmlns:w16="http://schemas.microsoft.com/office/word/2018/wordml" xmlns:w16sdtdh="http://schemas.microsoft.com/office/word/2020/wordml/sdtdatahash" xmlns:w16se="http://schemas.microsoft.com/office/word/2015/wordml/symex" xmlns:wpg="http://schemas.microsoft.com/office/word/2010/wordprocessingGroup" xmlns:wpi="http://schemas.microsoft.com/office/word/2010/wordprocessingInk" xmlns:wne="http://schemas.microsoft.com/office/word/2006/wordml" xmlns:wps="http://schemas.microsoft.com/office/word/2010/wordprocessingShape" mc:Ignorable="w14 w15 w16se w16cid w16 w16cex w16sdtdh wp14">
+<w:document xmlns:wpc="http://schemas.microsoft.com/office/word/2010/wordprocessingCanvas" xmlns:cx="http://schemas.microsoft.com/office/drawing/2014/chartex" xmlns:cx1="http://schemas.microsoft.com/office/drawing/2015/9/8/chartex" xmlns:cx2="http://schemas.microsoft.com/office/drawing/2015/10/21/chartex" xmlns:cx3="http://schemas.microsoft.com/office/drawing/2016/5/9/chartex" xmlns:cx4="http://schemas.microsoft.com/office/drawing/2016/5/10/chartex" xmlns:cx5="http://schemas.microsoft.com/office/drawing/2016/5/11/chartex" xmlns:cx6="http://schemas.microsoft.com/office/drawing/2016/5/12/chartex" xmlns:cx7="http://schemas.microsoft.com/office/drawing/2016/5/13/chartex" xmlns:cx8="http://schemas.microsoft.com/office/drawing/2016/5/14/chartex" xmlns:mc="http://schemas.openxmlformats.org/markup-compatibility/2006" xmlns:aink="http://schemas.microsoft.com/office/drawing/2016/ink" xmlns:am3d="http://schemas.microsoft.com/office/drawing/2017/model3d" xmlns:o="urn:schemas-microsoft-com:office:office" xmlns:r="http://schemas.openxmlformats.org/officeDocument/2006/relationships" xmlns:m="http://schemas.openxmlformats.org/officeDocument/2006/math" xmlns:v="urn:schemas-microsoft-com:vml" xmlns:wp14="http://schemas.microsoft.com/office/word/2010/wordprocessingDrawing" xmlns:wp="http://schemas.openxmlformats.org/drawingml/2006/wordprocessingDrawing" xmlns:w10="urn:schemas-microsoft-com:office:word" xmlns:w="http://schemas.openxmlformats.org/wordprocessingml/2006/main" xmlns:w14="http://schemas.microsoft.com/office/word/2010/wordml" xmlns:w15="http://schemas.microsoft.com/office/word/2012/wordml" xmlns:w16cex="http://schemas.microsoft.com/office/word/2018/wordml/cex" xmlns:w16cid="http://schemas.microsoft.com/office/word/2016/wordml/cid" xmlns:w16="http://schemas.microsoft.com/office/word/2018/wordml" xmlns:w16sdtdh="http://schemas.microsoft.com/office/word/2020/wordml/sdtdatahash" xmlns:w16se="http://schemas.microsoft.com/office/word/2015/wordml/symex" xmlns:wpg="http://schemas.microsoft.com/office/word/2010/wordprocessingGroup" xmlns:wpi="http://schemas.microsoft.com/office/word/2010/wordprocessingInk" xmlns:wne="http://schemas.microsoft.com/office/word/2006/wordml" xmlns:wps="http://schemas.microsoft.com/office/word/2010/wordprocessingShape" mc:Ignorable="w14 w15 w16se w16cid w16 w16cex w16sdtdh wp14">
   <w:body>
     <w:p>
       <w:pPr>
@@ -3273,14 +3273,9 @@
         </w:rPr>
         <w:t>, срочных исправлений и неявной реализации новых бизнес-требований. Следствием этого процесса является накопление архитектурного технического долга и увеличение времени вывода продукта на рынок (Time-</w:t>
       </w:r>
-      <w:proofErr w:type="spellStart"/>
-      <w:r>
-        <w:rPr>
-          <w:lang w:val="ru-RU"/>
-        </w:rPr>
+      <w:r>
         <w:t>to</w:t>
       </w:r>
-      <w:proofErr w:type="spellEnd"/>
       <w:r>
         <w:rPr>
           <w:lang w:val="ru-RU"/>
@@ -3308,6 +3303,11 @@
       </w:r>
     </w:p>
     <w:p>
+      <w:pPr>
+        <w:rPr>
+          <w:lang w:val="ru-RU"/>
+        </w:rPr>
+      </w:pPr>
       <w:r>
         <w:rPr>
           <w:lang w:val="ru-RU"/>
@@ -3316,10 +3316,7 @@
       </w:r>
       <w:proofErr w:type="spellStart"/>
       <w:r>
-        <w:rPr>
-          <w:lang w:val="ru-RU"/>
-        </w:rPr>
-        <w:t>Javadoc</w:t>
+        <w:t>JavaDoc</w:t>
       </w:r>
       <w:proofErr w:type="spellEnd"/>
       <w:r>
@@ -3356,37 +3353,7 @@
         <w:rPr>
           <w:lang w:val="ru-RU"/>
         </w:rPr>
-        <w:t xml:space="preserve"> [</w:t>
-      </w:r>
-      <w:r>
-        <w:rPr>
-          <w:lang w:val="ru-RU"/>
-        </w:rPr>
-        <w:t>5</w:t>
-      </w:r>
-      <w:r>
-        <w:rPr>
-          <w:lang w:val="ru-RU"/>
-        </w:rPr>
-        <w:t>]</w:t>
-      </w:r>
-      <w:r>
-        <w:rPr>
-          <w:lang w:val="ru-RU"/>
-        </w:rPr>
-        <w:t>, а переполнение окна контекста неструктурированным кодом ведет к потере фактов [</w:t>
-      </w:r>
-      <w:r>
-        <w:rPr>
-          <w:lang w:val="ru-RU"/>
-        </w:rPr>
-        <w:t>6</w:t>
-      </w:r>
-      <w:r>
-        <w:rPr>
-          <w:lang w:val="ru-RU"/>
-        </w:rPr>
-        <w:t>], что в совокупности приводит к фактологическим ошибкам генерации (галлюцинациям).</w:t>
+        <w:t xml:space="preserve"> [5], а переполнение окна контекста неструктурированным кодом ведет к потере фактов [6], что в совокупности приводит к фактологическим ошибкам генерации (галлюцинациям).</w:t>
       </w:r>
     </w:p>
     <w:p>
@@ -3425,23 +3392,7 @@
           <w:bCs/>
           <w:lang w:val="ru-RU"/>
         </w:rPr>
-        <w:t>[</w:t>
-      </w:r>
-      <w:r>
-        <w:rPr>
-          <w:b/>
-          <w:bCs/>
-          <w:lang w:val="ru-RU"/>
-        </w:rPr>
-        <w:t>7</w:t>
-      </w:r>
-      <w:r>
-        <w:rPr>
-          <w:b/>
-          <w:bCs/>
-          <w:lang w:val="ru-RU"/>
-        </w:rPr>
-        <w:t>]</w:t>
+        <w:t>[7]</w:t>
       </w:r>
       <w:r>
         <w:rPr>
@@ -3453,19 +3404,7 @@
         <w:rPr>
           <w:lang w:val="ru-RU"/>
         </w:rPr>
-        <w:t>[</w:t>
-      </w:r>
-      <w:r>
-        <w:rPr>
-          <w:lang w:val="ru-RU"/>
-        </w:rPr>
-        <w:t>8</w:t>
-      </w:r>
-      <w:r>
-        <w:rPr>
-          <w:lang w:val="ru-RU"/>
-        </w:rPr>
-        <w:t>].</w:t>
+        <w:t>[8].</w:t>
       </w:r>
     </w:p>
     <w:p>
@@ -3506,14 +3445,9 @@
         </w:rPr>
         <w:t xml:space="preserve">), объединяющей детерминированную точность статического анализа (Code </w:t>
       </w:r>
-      <w:proofErr w:type="spellStart"/>
-      <w:r>
-        <w:rPr>
-          <w:lang w:val="ru-RU"/>
-        </w:rPr>
+      <w:r>
         <w:t>Graph</w:t>
       </w:r>
-      <w:proofErr w:type="spellEnd"/>
       <w:r>
         <w:rPr>
           <w:lang w:val="ru-RU"/>
@@ -3681,14 +3615,9 @@
         </w:rPr>
         <w:t xml:space="preserve">Разработать формальную модель представления исходного кода в виде ориентированного графа знаний (Code Property </w:t>
       </w:r>
-      <w:proofErr w:type="spellStart"/>
-      <w:r>
-        <w:rPr>
-          <w:lang w:val="ru-RU"/>
-        </w:rPr>
+      <w:r>
         <w:t>Graph</w:t>
       </w:r>
-      <w:proofErr w:type="spellEnd"/>
       <w:r>
         <w:rPr>
           <w:lang w:val="ru-RU"/>
@@ -4820,34 +4749,22 @@
         <w:rPr>
           <w:lang w:val="ru-RU"/>
         </w:rPr>
+        <w:t xml:space="preserve"> Опираясь на стандарты реверс-инжиниринга и представления программных систем (например,</w:t>
+      </w:r>
+      <w:r>
+        <w:rPr>
+          <w:lang w:val="ru-RU"/>
+        </w:rPr>
         <w:t xml:space="preserve"> </w:t>
       </w:r>
       <w:r>
-        <w:rPr>
-          <w:lang w:val="ru-RU"/>
-        </w:rPr>
-        <w:t>Опираясь на стандарты реверс-инжиниринга и представления программных систем (например,</w:t>
-      </w:r>
-      <w:r>
-        <w:rPr>
-          <w:lang w:val="ru-RU"/>
-        </w:rPr>
-        <w:t xml:space="preserve"> </w:t>
-      </w:r>
-      <w:r>
         <w:t>FAMIX</w:t>
       </w:r>
       <w:r>
         <w:rPr>
           <w:lang w:val="ru-RU"/>
         </w:rPr>
-        <w:t xml:space="preserve">) </w:t>
-      </w:r>
-      <w:r>
-        <w:rPr>
-          <w:lang w:val="ru-RU"/>
-        </w:rPr>
-        <w:t>[19]</w:t>
+        <w:t>) [19]</w:t>
       </w:r>
       <w:r>
         <w:rPr>
@@ -7110,13 +7027,7 @@
         <w:rPr>
           <w:lang w:val="ru-RU"/>
         </w:rPr>
-        <w:t>) в их конкретные реализации на этапе построения графа</w:t>
-      </w:r>
-      <w:r>
-        <w:rPr>
-          <w:lang w:val="ru-RU"/>
-        </w:rPr>
-        <w:t xml:space="preserve"> </w:t>
+        <w:t xml:space="preserve">) в их конкретные реализации на этапе построения графа </w:t>
       </w:r>
       <w:r>
         <w:rPr>
@@ -11668,7 +11579,6 @@
           <w:rFonts w:cs="Times New Roman"/>
           <w:szCs w:val="28"/>
           <w:u w:val="single"/>
-          <w:lang w:val="ru-RU"/>
         </w:rPr>
         <w:sectPr>
           <w:pgSz w:w="16838" w:h="11906" w:orient="landscape"/>
@@ -12223,7 +12133,21 @@
         <w:rPr>
           <w:lang w:val="ru-RU"/>
         </w:rPr>
-        <w:t xml:space="preserve"> Архитектура векторного поиска должна базироваться на передаче в LLM строго ограниченного и валидированного </w:t>
+        <w:t xml:space="preserve"> Архитектура векторного поиска должна базироваться на передаче в LLM строго ограниченного и </w:t>
+      </w:r>
+      <w:proofErr w:type="spellStart"/>
+      <w:r>
+        <w:rPr>
+          <w:lang w:val="ru-RU"/>
+        </w:rPr>
+        <w:t>валидированного</w:t>
+      </w:r>
+      <w:proofErr w:type="spellEnd"/>
+      <w:r>
+        <w:rPr>
+          <w:lang w:val="ru-RU"/>
+        </w:rPr>
+        <w:t xml:space="preserve"> </w:t>
       </w:r>
       <w:proofErr w:type="spellStart"/>
       <w:r>
@@ -12355,9 +12279,6 @@
     <w:p>
       <w:pPr>
         <w:pStyle w:val="1"/>
-        <w:rPr>
-          <w:lang w:val="ru-RU"/>
-        </w:rPr>
       </w:pPr>
       <w:r>
         <w:rPr>
@@ -12372,14 +12293,12 @@
         <w:rPr>
           <w:rFonts w:cs="Times New Roman"/>
           <w:szCs w:val="28"/>
-          <w:lang w:val="ru-RU"/>
-        </w:rPr>
-      </w:pPr>
-      <w:r>
-        <w:rPr>
-          <w:rFonts w:cs="Times New Roman"/>
-          <w:szCs w:val="28"/>
-          <w:lang w:val="ru-RU"/>
+        </w:rPr>
+      </w:pPr>
+      <w:r>
+        <w:rPr>
+          <w:rFonts w:cs="Times New Roman"/>
+          <w:szCs w:val="28"/>
         </w:rPr>
         <w:br w:type="page"/>
       </w:r>
@@ -12531,7 +12450,29 @@
           <w:rFonts w:cs="Times New Roman"/>
           <w:szCs w:val="28"/>
         </w:rPr>
-        <w:t xml:space="preserve"> DOI: 10.1016/j.jss.2014.12.027.</w:t>
+        <w:t xml:space="preserve"> DOI: 10.1016/j.jss.2014.12.027. </w:t>
+      </w:r>
+    </w:p>
+    <w:p>
+      <w:pPr>
+        <w:rPr>
+          <w:rFonts w:cs="Times New Roman"/>
+          <w:szCs w:val="28"/>
+        </w:rPr>
+      </w:pPr>
+      <w:r>
+        <w:rPr>
+          <w:rFonts w:cs="Times New Roman"/>
+          <w:szCs w:val="28"/>
+        </w:rPr>
+        <w:t xml:space="preserve">[2] </w:t>
+      </w:r>
+      <w:r>
+        <w:rPr>
+          <w:rFonts w:cs="Times New Roman"/>
+          <w:szCs w:val="28"/>
+        </w:rPr>
+        <w:t>Cunningham W.</w:t>
       </w:r>
       <w:r>
         <w:rPr>
@@ -12540,27 +12481,101 @@
         </w:rPr>
         <w:t xml:space="preserve"> </w:t>
       </w:r>
-    </w:p>
-    <w:p>
-      <w:pPr>
-        <w:rPr>
-          <w:rFonts w:cs="Times New Roman"/>
-          <w:szCs w:val="28"/>
-        </w:rPr>
-      </w:pPr>
-      <w:r>
-        <w:rPr>
-          <w:rFonts w:cs="Times New Roman"/>
-          <w:szCs w:val="28"/>
-        </w:rPr>
-        <w:t xml:space="preserve">[2] </w:t>
-      </w:r>
-      <w:r>
-        <w:rPr>
-          <w:rFonts w:cs="Times New Roman"/>
-          <w:szCs w:val="28"/>
-        </w:rPr>
-        <w:t>Cunningham W.</w:t>
+      <w:r>
+        <w:rPr>
+          <w:rFonts w:cs="Times New Roman"/>
+          <w:szCs w:val="28"/>
+        </w:rPr>
+        <w:t xml:space="preserve">The </w:t>
+      </w:r>
+      <w:proofErr w:type="spellStart"/>
+      <w:r>
+        <w:rPr>
+          <w:rFonts w:cs="Times New Roman"/>
+          <w:szCs w:val="28"/>
+        </w:rPr>
+        <w:t>WyCash</w:t>
+      </w:r>
+      <w:proofErr w:type="spellEnd"/>
+      <w:r>
+        <w:rPr>
+          <w:rFonts w:cs="Times New Roman"/>
+          <w:szCs w:val="28"/>
+        </w:rPr>
+        <w:t xml:space="preserve"> Portfolio Management System // Addendum to the Proceedings on Object-Oriented Programming Systems, Languages, and Applications (OOPSLA). </w:t>
+      </w:r>
+      <w:r>
+        <w:rPr>
+          <w:rFonts w:cs="Times New Roman"/>
+          <w:szCs w:val="28"/>
+        </w:rPr>
+        <w:t>-</w:t>
+      </w:r>
+      <w:r>
+        <w:rPr>
+          <w:rFonts w:cs="Times New Roman"/>
+          <w:szCs w:val="28"/>
+        </w:rPr>
+        <w:t xml:space="preserve"> 1992. </w:t>
+      </w:r>
+      <w:r>
+        <w:rPr>
+          <w:rFonts w:cs="Times New Roman"/>
+          <w:szCs w:val="28"/>
+        </w:rPr>
+        <w:t>-</w:t>
+      </w:r>
+      <w:r>
+        <w:rPr>
+          <w:rFonts w:cs="Times New Roman"/>
+          <w:szCs w:val="28"/>
+        </w:rPr>
+        <w:t xml:space="preserve"> P. 29</w:t>
+      </w:r>
+      <w:r>
+        <w:rPr>
+          <w:rFonts w:cs="Times New Roman"/>
+          <w:szCs w:val="28"/>
+        </w:rPr>
+        <w:t>-</w:t>
+      </w:r>
+      <w:r>
+        <w:rPr>
+          <w:rFonts w:cs="Times New Roman"/>
+          <w:szCs w:val="28"/>
+        </w:rPr>
+        <w:t xml:space="preserve">30. </w:t>
+      </w:r>
+    </w:p>
+    <w:p>
+      <w:pPr>
+        <w:rPr>
+          <w:rFonts w:cs="Times New Roman"/>
+          <w:szCs w:val="28"/>
+        </w:rPr>
+      </w:pPr>
+      <w:r>
+        <w:rPr>
+          <w:rFonts w:cs="Times New Roman"/>
+          <w:szCs w:val="28"/>
+        </w:rPr>
+        <w:t xml:space="preserve">[3] </w:t>
+      </w:r>
+      <w:proofErr w:type="spellStart"/>
+      <w:r>
+        <w:rPr>
+          <w:rFonts w:cs="Times New Roman"/>
+          <w:szCs w:val="28"/>
+        </w:rPr>
+        <w:t>OpenAPI</w:t>
+      </w:r>
+      <w:proofErr w:type="spellEnd"/>
+      <w:r>
+        <w:rPr>
+          <w:rFonts w:cs="Times New Roman"/>
+          <w:szCs w:val="28"/>
+        </w:rPr>
+        <w:t xml:space="preserve"> Initiative.</w:t>
       </w:r>
       <w:r>
         <w:rPr>
@@ -12569,71 +12584,15 @@
         </w:rPr>
         <w:t xml:space="preserve"> </w:t>
       </w:r>
-      <w:r>
-        <w:rPr>
-          <w:rFonts w:cs="Times New Roman"/>
-          <w:szCs w:val="28"/>
-        </w:rPr>
-        <w:t xml:space="preserve">The </w:t>
-      </w:r>
-      <w:proofErr w:type="spellStart"/>
-      <w:r>
-        <w:rPr>
-          <w:rFonts w:cs="Times New Roman"/>
-          <w:szCs w:val="28"/>
-        </w:rPr>
-        <w:t>WyCash</w:t>
-      </w:r>
-      <w:proofErr w:type="spellEnd"/>
-      <w:r>
-        <w:rPr>
-          <w:rFonts w:cs="Times New Roman"/>
-          <w:szCs w:val="28"/>
-        </w:rPr>
-        <w:t xml:space="preserve"> Portfolio Management System // Addendum to the Proceedings on Object-Oriented Programming Systems, Languages, and Applications (OOPSLA). </w:t>
-      </w:r>
-      <w:r>
-        <w:rPr>
-          <w:rFonts w:cs="Times New Roman"/>
-          <w:szCs w:val="28"/>
-        </w:rPr>
-        <w:t>-</w:t>
-      </w:r>
-      <w:r>
-        <w:rPr>
-          <w:rFonts w:cs="Times New Roman"/>
-          <w:szCs w:val="28"/>
-        </w:rPr>
-        <w:t xml:space="preserve"> 1992. </w:t>
-      </w:r>
-      <w:r>
-        <w:rPr>
-          <w:rFonts w:cs="Times New Roman"/>
-          <w:szCs w:val="28"/>
-        </w:rPr>
-        <w:t>-</w:t>
-      </w:r>
-      <w:r>
-        <w:rPr>
-          <w:rFonts w:cs="Times New Roman"/>
-          <w:szCs w:val="28"/>
-        </w:rPr>
-        <w:t xml:space="preserve"> P. 29</w:t>
-      </w:r>
-      <w:r>
-        <w:rPr>
-          <w:rFonts w:cs="Times New Roman"/>
-          <w:szCs w:val="28"/>
-        </w:rPr>
-        <w:t>-</w:t>
-      </w:r>
-      <w:r>
-        <w:rPr>
-          <w:rFonts w:cs="Times New Roman"/>
-          <w:szCs w:val="28"/>
-        </w:rPr>
-        <w:t>30.</w:t>
-      </w:r>
+      <w:proofErr w:type="spellStart"/>
+      <w:r>
+        <w:rPr>
+          <w:rFonts w:cs="Times New Roman"/>
+          <w:szCs w:val="28"/>
+        </w:rPr>
+        <w:t>OpenAPI</w:t>
+      </w:r>
+      <w:proofErr w:type="spellEnd"/>
       <w:r>
         <w:rPr>
           <w:rFonts w:cs="Times New Roman"/>
@@ -12641,37 +12600,27 @@
         </w:rPr>
         <w:t xml:space="preserve"> </w:t>
       </w:r>
-    </w:p>
-    <w:p>
-      <w:pPr>
-        <w:rPr>
-          <w:rFonts w:cs="Times New Roman"/>
-          <w:szCs w:val="28"/>
-          <w:lang w:val="ru-RU"/>
-        </w:rPr>
-      </w:pPr>
-      <w:r>
-        <w:rPr>
-          <w:rFonts w:cs="Times New Roman"/>
-          <w:szCs w:val="28"/>
-        </w:rPr>
-        <w:t xml:space="preserve">[3] </w:t>
-      </w:r>
-      <w:proofErr w:type="spellStart"/>
-      <w:r>
-        <w:rPr>
-          <w:rFonts w:cs="Times New Roman"/>
-          <w:szCs w:val="28"/>
-        </w:rPr>
-        <w:t>OpenAPI</w:t>
-      </w:r>
-      <w:proofErr w:type="spellEnd"/>
-      <w:r>
-        <w:rPr>
-          <w:rFonts w:cs="Times New Roman"/>
-          <w:szCs w:val="28"/>
-        </w:rPr>
-        <w:t xml:space="preserve"> Initiative.</w:t>
+      <w:r>
+        <w:rPr>
+          <w:rFonts w:cs="Times New Roman"/>
+          <w:szCs w:val="28"/>
+        </w:rPr>
+        <w:t>Specification</w:t>
+      </w:r>
+      <w:r>
+        <w:rPr>
+          <w:rFonts w:cs="Times New Roman"/>
+          <w:szCs w:val="28"/>
+        </w:rPr>
+        <w:t xml:space="preserve"> [</w:t>
+      </w:r>
+      <w:r>
+        <w:rPr>
+          <w:rFonts w:cs="Times New Roman"/>
+          <w:szCs w:val="28"/>
+          <w:lang w:val="ru-RU"/>
+        </w:rPr>
+        <w:t>Электронный</w:t>
       </w:r>
       <w:r>
         <w:rPr>
@@ -12680,20 +12629,33 @@
         </w:rPr>
         <w:t xml:space="preserve"> </w:t>
       </w:r>
-      <w:proofErr w:type="spellStart"/>
-      <w:r>
-        <w:rPr>
-          <w:rFonts w:cs="Times New Roman"/>
-          <w:szCs w:val="28"/>
-        </w:rPr>
-        <w:t>OpenAPI</w:t>
-      </w:r>
-      <w:proofErr w:type="spellEnd"/>
-      <w:r>
-        <w:rPr>
-          <w:rFonts w:cs="Times New Roman"/>
-          <w:szCs w:val="28"/>
-          <w:lang w:val="ru-RU"/>
+      <w:r>
+        <w:rPr>
+          <w:rFonts w:cs="Times New Roman"/>
+          <w:szCs w:val="28"/>
+          <w:lang w:val="ru-RU"/>
+        </w:rPr>
+        <w:t>ресурс</w:t>
+      </w:r>
+      <w:r>
+        <w:rPr>
+          <w:rFonts w:cs="Times New Roman"/>
+          <w:szCs w:val="28"/>
+        </w:rPr>
+        <w:t xml:space="preserve">]. - </w:t>
+      </w:r>
+      <w:r>
+        <w:rPr>
+          <w:rFonts w:cs="Times New Roman"/>
+          <w:szCs w:val="28"/>
+          <w:lang w:val="ru-RU"/>
+        </w:rPr>
+        <w:t>Режим</w:t>
+      </w:r>
+      <w:r>
+        <w:rPr>
+          <w:rFonts w:cs="Times New Roman"/>
+          <w:szCs w:val="28"/>
         </w:rPr>
         <w:t xml:space="preserve"> </w:t>
       </w:r>
@@ -12701,32 +12663,16 @@
         <w:rPr>
           <w:rFonts w:cs="Times New Roman"/>
           <w:szCs w:val="28"/>
-        </w:rPr>
-        <w:t>Specification</w:t>
-      </w:r>
-      <w:r>
-        <w:rPr>
-          <w:rFonts w:cs="Times New Roman"/>
-          <w:szCs w:val="28"/>
-          <w:lang w:val="ru-RU"/>
-        </w:rPr>
-        <w:t xml:space="preserve"> [Электронный ресурс]. </w:t>
-      </w:r>
-      <w:r>
-        <w:rPr>
-          <w:rFonts w:cs="Times New Roman"/>
-          <w:szCs w:val="28"/>
-          <w:lang w:val="ru-RU"/>
-        </w:rPr>
-        <w:t>-</w:t>
-      </w:r>
-      <w:r>
-        <w:rPr>
-          <w:rFonts w:cs="Times New Roman"/>
-          <w:szCs w:val="28"/>
-          <w:lang w:val="ru-RU"/>
-        </w:rPr>
-        <w:t xml:space="preserve"> Режим доступа: </w:t>
+          <w:lang w:val="ru-RU"/>
+        </w:rPr>
+        <w:t>доступа</w:t>
+      </w:r>
+      <w:r>
+        <w:rPr>
+          <w:rFonts w:cs="Times New Roman"/>
+          <w:szCs w:val="28"/>
+        </w:rPr>
+        <w:t xml:space="preserve">: </w:t>
       </w:r>
       <w:hyperlink r:id="rId9" w:history="1">
         <w:r>
@@ -12742,7 +12688,6 @@
             <w:rStyle w:val="aff8"/>
             <w:rFonts w:cs="Times New Roman"/>
             <w:szCs w:val="28"/>
-            <w:lang w:val="ru-RU"/>
           </w:rPr>
           <w:t>://</w:t>
         </w:r>
@@ -12759,11 +12704,9 @@
             <w:rStyle w:val="aff8"/>
             <w:rFonts w:cs="Times New Roman"/>
             <w:szCs w:val="28"/>
-            <w:lang w:val="ru-RU"/>
           </w:rPr>
           <w:t>.</w:t>
         </w:r>
-        <w:proofErr w:type="spellStart"/>
         <w:r>
           <w:rPr>
             <w:rStyle w:val="aff8"/>
@@ -12772,13 +12715,11 @@
           </w:rPr>
           <w:t>openapis</w:t>
         </w:r>
-        <w:proofErr w:type="spellEnd"/>
         <w:r>
           <w:rPr>
             <w:rStyle w:val="aff8"/>
             <w:rFonts w:cs="Times New Roman"/>
             <w:szCs w:val="28"/>
-            <w:lang w:val="ru-RU"/>
           </w:rPr>
           <w:t>.</w:t>
         </w:r>
@@ -12795,11 +12736,9 @@
             <w:rStyle w:val="aff8"/>
             <w:rFonts w:cs="Times New Roman"/>
             <w:szCs w:val="28"/>
-            <w:lang w:val="ru-RU"/>
           </w:rPr>
           <w:t>/</w:t>
         </w:r>
-        <w:proofErr w:type="spellStart"/>
         <w:r>
           <w:rPr>
             <w:rStyle w:val="aff8"/>
@@ -12808,13 +12747,11 @@
           </w:rPr>
           <w:t>oas</w:t>
         </w:r>
-        <w:proofErr w:type="spellEnd"/>
         <w:r>
           <w:rPr>
             <w:rStyle w:val="aff8"/>
             <w:rFonts w:cs="Times New Roman"/>
             <w:szCs w:val="28"/>
-            <w:lang w:val="ru-RU"/>
           </w:rPr>
           <w:t>/</w:t>
         </w:r>
@@ -12831,7 +12768,6 @@
             <w:rStyle w:val="aff8"/>
             <w:rFonts w:cs="Times New Roman"/>
             <w:szCs w:val="28"/>
-            <w:lang w:val="ru-RU"/>
           </w:rPr>
           <w:t>.</w:t>
         </w:r>
@@ -12848,7 +12784,21 @@
         <w:rPr>
           <w:rFonts w:cs="Times New Roman"/>
           <w:szCs w:val="28"/>
-          <w:lang w:val="ru-RU"/>
+        </w:rPr>
+        <w:t xml:space="preserve">  (</w:t>
+      </w:r>
+      <w:r>
+        <w:rPr>
+          <w:rFonts w:cs="Times New Roman"/>
+          <w:szCs w:val="28"/>
+          <w:lang w:val="ru-RU"/>
+        </w:rPr>
+        <w:t>дата</w:t>
+      </w:r>
+      <w:r>
+        <w:rPr>
+          <w:rFonts w:cs="Times New Roman"/>
+          <w:szCs w:val="28"/>
         </w:rPr>
         <w:t xml:space="preserve"> </w:t>
       </w:r>
@@ -12858,7 +12808,14 @@
           <w:szCs w:val="28"/>
           <w:lang w:val="ru-RU"/>
         </w:rPr>
-        <w:t xml:space="preserve"> (дата обращения: 14.03.2026).</w:t>
+        <w:t>обращения</w:t>
+      </w:r>
+      <w:r>
+        <w:rPr>
+          <w:rFonts w:cs="Times New Roman"/>
+          <w:szCs w:val="28"/>
+        </w:rPr>
+        <w:t>: 14.03.2026).</w:t>
       </w:r>
     </w:p>
     <w:p>
@@ -13246,25 +13203,8 @@
         <w:rPr>
           <w:rFonts w:cs="Times New Roman"/>
           <w:szCs w:val="28"/>
-          <w:lang w:val="ru-RU"/>
-        </w:rPr>
-        <w:t>[8]</w:t>
-      </w:r>
-      <w:r>
-        <w:rPr>
-          <w:rFonts w:cs="Times New Roman"/>
-          <w:szCs w:val="28"/>
-          <w:lang w:val="ru-RU"/>
-        </w:rPr>
-        <w:t>.</w:t>
-      </w:r>
-      <w:r>
-        <w:rPr>
-          <w:rFonts w:cs="Times New Roman"/>
-          <w:szCs w:val="28"/>
-          <w:lang w:val="ru-RU"/>
-        </w:rPr>
-        <w:t xml:space="preserve"> </w:t>
+        </w:rPr>
+        <w:t xml:space="preserve">[8]. </w:t>
       </w:r>
       <w:r>
         <w:rPr>
@@ -14524,8 +14464,77 @@
           <w:rFonts w:cs="Times New Roman"/>
           <w:szCs w:val="28"/>
         </w:rPr>
-        <w:t xml:space="preserve"> O.</w:t>
-      </w:r>
+        <w:t xml:space="preserve"> O. Object-Oriented Reengineering Patterns. - San Francisco: Morgan Kaufmann, 2002.</w:t>
+      </w:r>
+    </w:p>
+    <w:p>
+      <w:pPr>
+        <w:rPr>
+          <w:rFonts w:cs="Times New Roman"/>
+          <w:szCs w:val="28"/>
+        </w:rPr>
+      </w:pPr>
+      <w:r>
+        <w:rPr>
+          <w:rFonts w:cs="Times New Roman"/>
+          <w:szCs w:val="28"/>
+        </w:rPr>
+        <w:t xml:space="preserve">[20] </w:t>
+      </w:r>
+      <w:proofErr w:type="spellStart"/>
+      <w:r>
+        <w:rPr>
+          <w:rFonts w:cs="Times New Roman"/>
+          <w:szCs w:val="28"/>
+        </w:rPr>
+        <w:t>Aho</w:t>
+      </w:r>
+      <w:proofErr w:type="spellEnd"/>
+      <w:r>
+        <w:rPr>
+          <w:rFonts w:cs="Times New Roman"/>
+          <w:szCs w:val="28"/>
+        </w:rPr>
+        <w:t xml:space="preserve"> A. V., Lam M. S., Sethi R., Ullman J. D. Compilers: Principles, Techniques, and Tools. - 2nd ed. - Boston: Pearson Education, 2006.</w:t>
+      </w:r>
+    </w:p>
+    <w:p>
+      <w:pPr>
+        <w:rPr>
+          <w:rFonts w:cs="Times New Roman"/>
+          <w:szCs w:val="28"/>
+        </w:rPr>
+      </w:pPr>
+      <w:r>
+        <w:rPr>
+          <w:rFonts w:cs="Times New Roman"/>
+          <w:szCs w:val="28"/>
+        </w:rPr>
+        <w:t>[</w:t>
+      </w:r>
+      <w:r>
+        <w:rPr>
+          <w:rFonts w:cs="Times New Roman"/>
+          <w:szCs w:val="28"/>
+        </w:rPr>
+        <w:t xml:space="preserve">21] </w:t>
+      </w:r>
+      <w:r>
+        <w:rPr>
+          <w:rFonts w:cs="Times New Roman"/>
+          <w:szCs w:val="28"/>
+        </w:rPr>
+        <w:t>IntelliJ Platform SDK Documentation: Program Structure Interface (PSI) [</w:t>
+      </w:r>
+      <w:proofErr w:type="spellStart"/>
+      <w:r>
+        <w:rPr>
+          <w:rFonts w:cs="Times New Roman"/>
+          <w:szCs w:val="28"/>
+        </w:rPr>
+        <w:t>Электронный</w:t>
+      </w:r>
+      <w:proofErr w:type="spellEnd"/>
       <w:r>
         <w:rPr>
           <w:rFonts w:cs="Times New Roman"/>
@@ -14533,58 +14542,46 @@
         </w:rPr>
         <w:t xml:space="preserve"> </w:t>
       </w:r>
-      <w:r>
-        <w:rPr>
-          <w:rFonts w:cs="Times New Roman"/>
-          <w:szCs w:val="28"/>
-        </w:rPr>
-        <w:t xml:space="preserve">Object-Oriented Reengineering Patterns. </w:t>
-      </w:r>
-      <w:r>
-        <w:rPr>
-          <w:rFonts w:cs="Times New Roman"/>
-          <w:szCs w:val="28"/>
-        </w:rPr>
-        <w:t>-</w:t>
-      </w:r>
-      <w:r>
-        <w:rPr>
-          <w:rFonts w:cs="Times New Roman"/>
-          <w:szCs w:val="28"/>
-        </w:rPr>
-        <w:t xml:space="preserve"> San Francisco: Morgan Kaufmann, 2002.</w:t>
-      </w:r>
-    </w:p>
-    <w:p>
-      <w:pPr>
-        <w:rPr>
-          <w:rFonts w:cs="Times New Roman"/>
-          <w:szCs w:val="28"/>
-        </w:rPr>
-      </w:pPr>
-      <w:r>
-        <w:rPr>
-          <w:rFonts w:cs="Times New Roman"/>
-          <w:szCs w:val="28"/>
-        </w:rPr>
-        <w:t xml:space="preserve">[20] </w:t>
-      </w:r>
-      <w:proofErr w:type="spellStart"/>
-      <w:r>
-        <w:rPr>
-          <w:rFonts w:cs="Times New Roman"/>
-          <w:szCs w:val="28"/>
-        </w:rPr>
-        <w:t>Aho</w:t>
-      </w:r>
-      <w:proofErr w:type="spellEnd"/>
-      <w:r>
-        <w:rPr>
-          <w:rFonts w:cs="Times New Roman"/>
-          <w:szCs w:val="28"/>
-        </w:rPr>
-        <w:t xml:space="preserve"> A. V., Lam M. S., Sethi R., Ullman J. D.</w:t>
-      </w:r>
+      <w:proofErr w:type="spellStart"/>
+      <w:r>
+        <w:rPr>
+          <w:rFonts w:cs="Times New Roman"/>
+          <w:szCs w:val="28"/>
+        </w:rPr>
+        <w:t>ресурс</w:t>
+      </w:r>
+      <w:proofErr w:type="spellEnd"/>
+      <w:r>
+        <w:rPr>
+          <w:rFonts w:cs="Times New Roman"/>
+          <w:szCs w:val="28"/>
+        </w:rPr>
+        <w:t>]. – URL: https://plugins.jetbrains.com/docs/intellij/psi.html</w:t>
+      </w:r>
+    </w:p>
+    <w:p>
+      <w:pPr>
+        <w:rPr>
+          <w:rFonts w:cs="Times New Roman"/>
+          <w:szCs w:val="28"/>
+        </w:rPr>
+      </w:pPr>
+      <w:r>
+        <w:rPr>
+          <w:rFonts w:cs="Times New Roman"/>
+          <w:szCs w:val="28"/>
+        </w:rPr>
+        <w:t xml:space="preserve"> (</w:t>
+      </w:r>
+      <w:proofErr w:type="spellStart"/>
+      <w:r>
+        <w:rPr>
+          <w:rFonts w:cs="Times New Roman"/>
+          <w:szCs w:val="28"/>
+        </w:rPr>
+        <w:t>дата</w:t>
+      </w:r>
+      <w:proofErr w:type="spellEnd"/>
       <w:r>
         <w:rPr>
           <w:rFonts w:cs="Times New Roman"/>
@@ -14592,79 +14589,37 @@
         </w:rPr>
         <w:t xml:space="preserve"> </w:t>
       </w:r>
-      <w:r>
-        <w:rPr>
-          <w:rFonts w:cs="Times New Roman"/>
-          <w:szCs w:val="28"/>
-        </w:rPr>
-        <w:t xml:space="preserve">Compilers: Principles, Techniques, and Tools. </w:t>
-      </w:r>
-      <w:r>
-        <w:rPr>
-          <w:rFonts w:cs="Times New Roman"/>
-          <w:szCs w:val="28"/>
-        </w:rPr>
-        <w:t>-</w:t>
-      </w:r>
-      <w:r>
-        <w:rPr>
-          <w:rFonts w:cs="Times New Roman"/>
-          <w:szCs w:val="28"/>
-        </w:rPr>
-        <w:t xml:space="preserve"> 2nd ed. </w:t>
-      </w:r>
-      <w:r>
-        <w:rPr>
-          <w:rFonts w:cs="Times New Roman"/>
-          <w:szCs w:val="28"/>
-        </w:rPr>
-        <w:t>-</w:t>
-      </w:r>
-      <w:r>
-        <w:rPr>
-          <w:rFonts w:cs="Times New Roman"/>
-          <w:szCs w:val="28"/>
-        </w:rPr>
-        <w:t xml:space="preserve"> Boston: Pearson Education, 2006.</w:t>
-      </w:r>
-    </w:p>
-    <w:p>
-      <w:pPr>
-        <w:rPr>
-          <w:rFonts w:cs="Times New Roman"/>
-          <w:szCs w:val="28"/>
-        </w:rPr>
-      </w:pPr>
-      <w:r>
-        <w:rPr>
-          <w:rFonts w:cs="Times New Roman"/>
-          <w:szCs w:val="28"/>
-        </w:rPr>
-        <w:t>[</w:t>
-      </w:r>
-      <w:r>
-        <w:rPr>
-          <w:rFonts w:cs="Times New Roman"/>
-          <w:szCs w:val="28"/>
-        </w:rPr>
-        <w:t xml:space="preserve">21] </w:t>
-      </w:r>
-      <w:r>
-        <w:rPr>
-          <w:rFonts w:cs="Times New Roman"/>
-          <w:szCs w:val="28"/>
-        </w:rPr>
-        <w:t>IntelliJ Platform SDK Documentation: Program Structure Interface (PSI) [</w:t>
-      </w:r>
-      <w:proofErr w:type="spellStart"/>
-      <w:r>
-        <w:rPr>
-          <w:rFonts w:cs="Times New Roman"/>
-          <w:szCs w:val="28"/>
-        </w:rPr>
-        <w:t>Электронный</w:t>
-      </w:r>
-      <w:proofErr w:type="spellEnd"/>
+      <w:proofErr w:type="spellStart"/>
+      <w:r>
+        <w:rPr>
+          <w:rFonts w:cs="Times New Roman"/>
+          <w:szCs w:val="28"/>
+        </w:rPr>
+        <w:t>обращения</w:t>
+      </w:r>
+      <w:proofErr w:type="spellEnd"/>
+      <w:r>
+        <w:rPr>
+          <w:rFonts w:cs="Times New Roman"/>
+          <w:szCs w:val="28"/>
+        </w:rPr>
+        <w:t>: 14.03.2026)</w:t>
+      </w:r>
+    </w:p>
+    <w:p>
+      <w:pPr>
+        <w:rPr>
+          <w:rFonts w:cs="Times New Roman"/>
+          <w:szCs w:val="28"/>
+        </w:rPr>
+      </w:pPr>
+      <w:r>
+        <w:rPr>
+          <w:rFonts w:cs="Times New Roman"/>
+          <w:szCs w:val="28"/>
+        </w:rPr>
+        <w:t>[22]</w:t>
+      </w:r>
       <w:r>
         <w:rPr>
           <w:rFonts w:cs="Times New Roman"/>
@@ -14678,92 +14633,6 @@
           <w:rFonts w:cs="Times New Roman"/>
           <w:szCs w:val="28"/>
         </w:rPr>
-        <w:t>ресурс</w:t>
-      </w:r>
-      <w:proofErr w:type="spellEnd"/>
-      <w:r>
-        <w:rPr>
-          <w:rFonts w:cs="Times New Roman"/>
-          <w:szCs w:val="28"/>
-        </w:rPr>
-        <w:t>]. – URL: https://plugins.jetbrains.com/docs/intellij/psi.html</w:t>
-      </w:r>
-    </w:p>
-    <w:p>
-      <w:pPr>
-        <w:rPr>
-          <w:rFonts w:cs="Times New Roman"/>
-          <w:szCs w:val="28"/>
-        </w:rPr>
-      </w:pPr>
-      <w:r>
-        <w:rPr>
-          <w:rFonts w:cs="Times New Roman"/>
-          <w:szCs w:val="28"/>
-        </w:rPr>
-        <w:t xml:space="preserve"> (</w:t>
-      </w:r>
-      <w:proofErr w:type="spellStart"/>
-      <w:r>
-        <w:rPr>
-          <w:rFonts w:cs="Times New Roman"/>
-          <w:szCs w:val="28"/>
-        </w:rPr>
-        <w:t>дата</w:t>
-      </w:r>
-      <w:proofErr w:type="spellEnd"/>
-      <w:r>
-        <w:rPr>
-          <w:rFonts w:cs="Times New Roman"/>
-          <w:szCs w:val="28"/>
-        </w:rPr>
-        <w:t xml:space="preserve"> </w:t>
-      </w:r>
-      <w:proofErr w:type="spellStart"/>
-      <w:r>
-        <w:rPr>
-          <w:rFonts w:cs="Times New Roman"/>
-          <w:szCs w:val="28"/>
-        </w:rPr>
-        <w:t>обращения</w:t>
-      </w:r>
-      <w:proofErr w:type="spellEnd"/>
-      <w:r>
-        <w:rPr>
-          <w:rFonts w:cs="Times New Roman"/>
-          <w:szCs w:val="28"/>
-        </w:rPr>
-        <w:t>: 14.03.2026)</w:t>
-      </w:r>
-    </w:p>
-    <w:p>
-      <w:pPr>
-        <w:rPr>
-          <w:rFonts w:cs="Times New Roman"/>
-          <w:szCs w:val="28"/>
-          <w:lang w:val="ru-RU"/>
-        </w:rPr>
-      </w:pPr>
-      <w:r>
-        <w:rPr>
-          <w:rFonts w:cs="Times New Roman"/>
-          <w:szCs w:val="28"/>
-        </w:rPr>
-        <w:t>[22]</w:t>
-      </w:r>
-      <w:r>
-        <w:rPr>
-          <w:rFonts w:cs="Times New Roman"/>
-          <w:szCs w:val="28"/>
-        </w:rPr>
-        <w:t xml:space="preserve"> </w:t>
-      </w:r>
-      <w:proofErr w:type="spellStart"/>
-      <w:r>
-        <w:rPr>
-          <w:rFonts w:cs="Times New Roman"/>
-          <w:szCs w:val="28"/>
-        </w:rPr>
         <w:t>Spirin</w:t>
       </w:r>
       <w:proofErr w:type="spellEnd"/>
@@ -14820,77 +14689,7 @@
           <w:rFonts w:cs="Times New Roman"/>
           <w:szCs w:val="28"/>
         </w:rPr>
-        <w:t xml:space="preserve">: A Tool for Mining Rich Abstract Syntax Trees from Code // Proceedings of the 18th IEEE/ACM International Conference on Mining Software Repositories (MSR). </w:t>
-      </w:r>
-      <w:r>
-        <w:rPr>
-          <w:rFonts w:cs="Times New Roman"/>
-          <w:szCs w:val="28"/>
-        </w:rPr>
-        <w:t>-</w:t>
-      </w:r>
-      <w:r>
-        <w:rPr>
-          <w:rFonts w:cs="Times New Roman"/>
-          <w:szCs w:val="28"/>
-        </w:rPr>
-        <w:t xml:space="preserve"> IEEE/ACM, 2021. </w:t>
-      </w:r>
-      <w:r>
-        <w:rPr>
-          <w:rFonts w:cs="Times New Roman"/>
-          <w:szCs w:val="28"/>
-        </w:rPr>
-        <w:t>-</w:t>
-      </w:r>
-      <w:r>
-        <w:rPr>
-          <w:rFonts w:cs="Times New Roman"/>
-          <w:szCs w:val="28"/>
-        </w:rPr>
-        <w:t xml:space="preserve"> P. 13</w:t>
-      </w:r>
-      <w:r>
-        <w:rPr>
-          <w:rFonts w:cs="Times New Roman"/>
-          <w:szCs w:val="28"/>
-        </w:rPr>
-        <w:t>-</w:t>
-      </w:r>
-      <w:r>
-        <w:rPr>
-          <w:rFonts w:cs="Times New Roman"/>
-          <w:szCs w:val="28"/>
-        </w:rPr>
-        <w:t xml:space="preserve">17. </w:t>
-      </w:r>
-      <w:r>
-        <w:rPr>
-          <w:rFonts w:cs="Times New Roman"/>
-          <w:szCs w:val="28"/>
-        </w:rPr>
-        <w:t>-</w:t>
-      </w:r>
-      <w:r>
-        <w:rPr>
-          <w:rFonts w:cs="Times New Roman"/>
-          <w:szCs w:val="28"/>
-        </w:rPr>
-        <w:t xml:space="preserve"> DOI: 10.1109/MSR52588.2021.00015. </w:t>
-      </w:r>
-      <w:r>
-        <w:rPr>
-          <w:rFonts w:cs="Times New Roman"/>
-          <w:szCs w:val="28"/>
-        </w:rPr>
-        <w:t>-</w:t>
-      </w:r>
-      <w:r>
-        <w:rPr>
-          <w:rFonts w:cs="Times New Roman"/>
-          <w:szCs w:val="28"/>
-        </w:rPr>
-        <w:t xml:space="preserve"> URL: </w:t>
+        <w:t xml:space="preserve">: A Tool for Mining Rich Abstract Syntax Trees from Code // Proceedings of the 18th IEEE/ACM International Conference on Mining Software Repositories (MSR). - IEEE/ACM, 2021. - P. 13-17. - DOI: 10.1109/MSR52588.2021.00015. - URL: </w:t>
       </w:r>
       <w:hyperlink r:id="rId11" w:tgtFrame="_new" w:history="1">
         <w:r>
@@ -14899,23 +14698,7 @@
             <w:rFonts w:cs="Times New Roman"/>
             <w:szCs w:val="28"/>
           </w:rPr>
-          <w:t>https://arxiv.org</w:t>
-        </w:r>
-        <w:r>
-          <w:rPr>
-            <w:rStyle w:val="aff8"/>
-            <w:rFonts w:cs="Times New Roman"/>
-            <w:szCs w:val="28"/>
-          </w:rPr>
-          <w:t>/</w:t>
-        </w:r>
-        <w:r>
-          <w:rPr>
-            <w:rStyle w:val="aff8"/>
-            <w:rFonts w:cs="Times New Roman"/>
-            <w:szCs w:val="28"/>
-          </w:rPr>
-          <w:t>abs/2103.12778</w:t>
+          <w:t>https://arxiv.org/abs/2103.12778</w:t>
         </w:r>
       </w:hyperlink>
       <w:r>
@@ -14977,8 +14760,143 @@
           <w:rFonts w:cs="Times New Roman"/>
           <w:szCs w:val="28"/>
         </w:rPr>
-        <w:t>Lindholm T., Yellin F., Bracha G., Buckley A., Smith D.</w:t>
-      </w:r>
+        <w:t>Lindholm T., Yellin F., Bracha G., Buckley A., Smith D. The Java Virtual Machine Specification. - Java SE 17 ed. - Boston: Addison-Wesley, 2021.</w:t>
+      </w:r>
+    </w:p>
+    <w:p>
+      <w:pPr>
+        <w:rPr>
+          <w:rFonts w:cs="Times New Roman"/>
+          <w:szCs w:val="28"/>
+        </w:rPr>
+      </w:pPr>
+      <w:r>
+        <w:rPr>
+          <w:rFonts w:cs="Times New Roman"/>
+          <w:szCs w:val="28"/>
+        </w:rPr>
+        <w:t xml:space="preserve">[24] </w:t>
+      </w:r>
+      <w:proofErr w:type="spellStart"/>
+      <w:r>
+        <w:rPr>
+          <w:rFonts w:cs="Times New Roman"/>
+          <w:szCs w:val="28"/>
+        </w:rPr>
+        <w:t>Bruneton</w:t>
+      </w:r>
+      <w:proofErr w:type="spellEnd"/>
+      <w:r>
+        <w:rPr>
+          <w:rFonts w:cs="Times New Roman"/>
+          <w:szCs w:val="28"/>
+        </w:rPr>
+        <w:t xml:space="preserve"> E., </w:t>
+      </w:r>
+      <w:proofErr w:type="spellStart"/>
+      <w:r>
+        <w:rPr>
+          <w:rFonts w:cs="Times New Roman"/>
+          <w:szCs w:val="28"/>
+        </w:rPr>
+        <w:t>Lenglet</w:t>
+      </w:r>
+      <w:proofErr w:type="spellEnd"/>
+      <w:r>
+        <w:rPr>
+          <w:rFonts w:cs="Times New Roman"/>
+          <w:szCs w:val="28"/>
+        </w:rPr>
+        <w:t xml:space="preserve"> R., </w:t>
+      </w:r>
+      <w:proofErr w:type="spellStart"/>
+      <w:r>
+        <w:rPr>
+          <w:rFonts w:cs="Times New Roman"/>
+          <w:szCs w:val="28"/>
+        </w:rPr>
+        <w:t>Coupaye</w:t>
+      </w:r>
+      <w:proofErr w:type="spellEnd"/>
+      <w:r>
+        <w:rPr>
+          <w:rFonts w:cs="Times New Roman"/>
+          <w:szCs w:val="28"/>
+        </w:rPr>
+        <w:t xml:space="preserve"> T. ASM: A Code Manipulation Tool to Implement Adaptable Systems // Proceedings of the ACM SIGPLAN Workshop on Adaptable and Extensible Component Systems. - Grenoble, 2002. - P. 19-26.</w:t>
+      </w:r>
+    </w:p>
+    <w:p>
+      <w:pPr>
+        <w:rPr>
+          <w:rFonts w:cs="Times New Roman"/>
+          <w:szCs w:val="28"/>
+        </w:rPr>
+      </w:pPr>
+      <w:r>
+        <w:rPr>
+          <w:rFonts w:cs="Times New Roman"/>
+          <w:szCs w:val="28"/>
+        </w:rPr>
+        <w:t xml:space="preserve">[25] </w:t>
+      </w:r>
+      <w:proofErr w:type="spellStart"/>
+      <w:r>
+        <w:rPr>
+          <w:rFonts w:cs="Times New Roman"/>
+          <w:szCs w:val="28"/>
+        </w:rPr>
+        <w:t>Bushong</w:t>
+      </w:r>
+      <w:proofErr w:type="spellEnd"/>
+      <w:r>
+        <w:rPr>
+          <w:rFonts w:cs="Times New Roman"/>
+          <w:szCs w:val="28"/>
+        </w:rPr>
+        <w:t xml:space="preserve"> V., </w:t>
+      </w:r>
+      <w:proofErr w:type="spellStart"/>
+      <w:r>
+        <w:rPr>
+          <w:rFonts w:cs="Times New Roman"/>
+          <w:szCs w:val="28"/>
+        </w:rPr>
+        <w:t>Ghanam</w:t>
+      </w:r>
+      <w:proofErr w:type="spellEnd"/>
+      <w:r>
+        <w:rPr>
+          <w:rFonts w:cs="Times New Roman"/>
+          <w:szCs w:val="28"/>
+        </w:rPr>
+        <w:t xml:space="preserve"> Y., </w:t>
+      </w:r>
+      <w:proofErr w:type="spellStart"/>
+      <w:r>
+        <w:rPr>
+          <w:rFonts w:cs="Times New Roman"/>
+          <w:szCs w:val="28"/>
+        </w:rPr>
+        <w:t>Alkhalaf</w:t>
+      </w:r>
+      <w:proofErr w:type="spellEnd"/>
+      <w:r>
+        <w:rPr>
+          <w:rFonts w:cs="Times New Roman"/>
+          <w:szCs w:val="28"/>
+        </w:rPr>
+        <w:t xml:space="preserve"> M., </w:t>
+      </w:r>
+      <w:proofErr w:type="spellStart"/>
+      <w:r>
+        <w:rPr>
+          <w:rFonts w:cs="Times New Roman"/>
+          <w:szCs w:val="28"/>
+        </w:rPr>
+        <w:t>Systa</w:t>
+      </w:r>
+      <w:proofErr w:type="spellEnd"/>
       <w:r>
         <w:rPr>
           <w:rFonts w:cs="Times New Roman"/>
@@ -14986,103 +14904,38 @@
         </w:rPr>
         <w:t xml:space="preserve"> </w:t>
       </w:r>
-      <w:r>
-        <w:rPr>
-          <w:rFonts w:cs="Times New Roman"/>
-          <w:szCs w:val="28"/>
-        </w:rPr>
-        <w:t xml:space="preserve">The Java Virtual Machine Specification. </w:t>
-      </w:r>
-      <w:r>
-        <w:rPr>
-          <w:rFonts w:cs="Times New Roman"/>
-          <w:szCs w:val="28"/>
-        </w:rPr>
-        <w:t>-</w:t>
-      </w:r>
-      <w:r>
-        <w:rPr>
-          <w:rFonts w:cs="Times New Roman"/>
-          <w:szCs w:val="28"/>
-        </w:rPr>
-        <w:t xml:space="preserve"> Java SE 17 ed. </w:t>
-      </w:r>
-      <w:r>
-        <w:rPr>
-          <w:rFonts w:cs="Times New Roman"/>
-          <w:szCs w:val="28"/>
-        </w:rPr>
-        <w:t>-</w:t>
-      </w:r>
-      <w:r>
-        <w:rPr>
-          <w:rFonts w:cs="Times New Roman"/>
-          <w:szCs w:val="28"/>
-        </w:rPr>
-        <w:t xml:space="preserve"> Boston: Addison-Wesley, 2021.</w:t>
-      </w:r>
-    </w:p>
-    <w:p>
-      <w:pPr>
-        <w:rPr>
-          <w:rFonts w:cs="Times New Roman"/>
-          <w:szCs w:val="28"/>
-        </w:rPr>
-      </w:pPr>
-      <w:r>
-        <w:rPr>
-          <w:rFonts w:cs="Times New Roman"/>
-          <w:szCs w:val="28"/>
-        </w:rPr>
-        <w:t xml:space="preserve">[24] </w:t>
-      </w:r>
-      <w:proofErr w:type="spellStart"/>
-      <w:r>
-        <w:rPr>
-          <w:rFonts w:cs="Times New Roman"/>
-          <w:szCs w:val="28"/>
-        </w:rPr>
-        <w:t>Bruneton</w:t>
-      </w:r>
-      <w:proofErr w:type="spellEnd"/>
-      <w:r>
-        <w:rPr>
-          <w:rFonts w:cs="Times New Roman"/>
-          <w:szCs w:val="28"/>
-        </w:rPr>
-        <w:t xml:space="preserve"> E., </w:t>
-      </w:r>
-      <w:proofErr w:type="spellStart"/>
-      <w:r>
-        <w:rPr>
-          <w:rFonts w:cs="Times New Roman"/>
-          <w:szCs w:val="28"/>
-        </w:rPr>
-        <w:t>Lenglet</w:t>
-      </w:r>
-      <w:proofErr w:type="spellEnd"/>
-      <w:r>
-        <w:rPr>
-          <w:rFonts w:cs="Times New Roman"/>
-          <w:szCs w:val="28"/>
-        </w:rPr>
-        <w:t xml:space="preserve"> R., </w:t>
-      </w:r>
-      <w:proofErr w:type="spellStart"/>
-      <w:r>
-        <w:rPr>
-          <w:rFonts w:cs="Times New Roman"/>
-          <w:szCs w:val="28"/>
-        </w:rPr>
-        <w:t>Coupaye</w:t>
-      </w:r>
-      <w:proofErr w:type="spellEnd"/>
-      <w:r>
-        <w:rPr>
-          <w:rFonts w:cs="Times New Roman"/>
-          <w:szCs w:val="28"/>
-        </w:rPr>
-        <w:t xml:space="preserve"> T.</w:t>
+      <w:proofErr w:type="spellStart"/>
+      <w:proofErr w:type="gramStart"/>
+      <w:r>
+        <w:rPr>
+          <w:rFonts w:cs="Times New Roman"/>
+          <w:szCs w:val="28"/>
+        </w:rPr>
+        <w:t>K.Microservice</w:t>
+      </w:r>
+      <w:proofErr w:type="spellEnd"/>
+      <w:proofErr w:type="gramEnd"/>
+      <w:r>
+        <w:rPr>
+          <w:rFonts w:cs="Times New Roman"/>
+          <w:szCs w:val="28"/>
+        </w:rPr>
+        <w:t xml:space="preserve"> Architecture Reconstruction and Visualization: An Exploratory Study // Proceedings of the IEEE International Conference on Software Architecture (ICSA). - IEEE, 2021. - P. 101-110. - DOI: 10.1109/ICSA51549.2021.00017. </w:t>
+      </w:r>
+    </w:p>
+    <w:p>
+      <w:pPr>
+        <w:rPr>
+          <w:rFonts w:cs="Times New Roman"/>
+          <w:szCs w:val="28"/>
+        </w:rPr>
+      </w:pPr>
+      <w:r>
+        <w:rPr>
+          <w:rFonts w:cs="Times New Roman"/>
+          <w:szCs w:val="28"/>
+        </w:rPr>
+        <w:t>[26]</w:t>
       </w:r>
       <w:r>
         <w:rPr>
@@ -15096,464 +14949,65 @@
           <w:rFonts w:cs="Times New Roman"/>
           <w:szCs w:val="28"/>
         </w:rPr>
-        <w:t xml:space="preserve">ASM: A Code Manipulation Tool to Implement Adaptable Systems // Proceedings of the ACM SIGPLAN Workshop on Adaptable and Extensible Component Systems. </w:t>
-      </w:r>
-      <w:r>
-        <w:rPr>
-          <w:rFonts w:cs="Times New Roman"/>
-          <w:szCs w:val="28"/>
-        </w:rPr>
-        <w:t>-</w:t>
-      </w:r>
-      <w:r>
-        <w:rPr>
-          <w:rFonts w:cs="Times New Roman"/>
-          <w:szCs w:val="28"/>
-        </w:rPr>
-        <w:t xml:space="preserve"> Grenoble, 2002. </w:t>
-      </w:r>
-      <w:r>
-        <w:rPr>
-          <w:rFonts w:cs="Times New Roman"/>
-          <w:szCs w:val="28"/>
-        </w:rPr>
-        <w:t>-</w:t>
-      </w:r>
-      <w:r>
-        <w:rPr>
-          <w:rFonts w:cs="Times New Roman"/>
-          <w:szCs w:val="28"/>
-        </w:rPr>
-        <w:t xml:space="preserve"> P. 19</w:t>
-      </w:r>
-      <w:r>
-        <w:rPr>
-          <w:rFonts w:cs="Times New Roman"/>
-          <w:szCs w:val="28"/>
-        </w:rPr>
-        <w:t>-</w:t>
-      </w:r>
-      <w:r>
-        <w:rPr>
-          <w:rFonts w:cs="Times New Roman"/>
-          <w:szCs w:val="28"/>
-        </w:rPr>
-        <w:t>26.</w:t>
-      </w:r>
-    </w:p>
-    <w:p>
-      <w:pPr>
-        <w:rPr>
-          <w:rFonts w:cs="Times New Roman"/>
-          <w:szCs w:val="28"/>
-        </w:rPr>
-      </w:pPr>
-      <w:r>
-        <w:rPr>
-          <w:rFonts w:cs="Times New Roman"/>
-          <w:szCs w:val="28"/>
-        </w:rPr>
-        <w:t xml:space="preserve">[25] </w:t>
-      </w:r>
-      <w:proofErr w:type="spellStart"/>
-      <w:r>
-        <w:rPr>
-          <w:rFonts w:cs="Times New Roman"/>
-          <w:szCs w:val="28"/>
-        </w:rPr>
-        <w:t>Bushong</w:t>
-      </w:r>
-      <w:proofErr w:type="spellEnd"/>
-      <w:r>
-        <w:rPr>
-          <w:rFonts w:cs="Times New Roman"/>
-          <w:szCs w:val="28"/>
-        </w:rPr>
-        <w:t xml:space="preserve"> V., </w:t>
-      </w:r>
-      <w:proofErr w:type="spellStart"/>
-      <w:r>
-        <w:rPr>
-          <w:rFonts w:cs="Times New Roman"/>
-          <w:szCs w:val="28"/>
-        </w:rPr>
-        <w:t>Ghanam</w:t>
-      </w:r>
-      <w:proofErr w:type="spellEnd"/>
-      <w:r>
-        <w:rPr>
-          <w:rFonts w:cs="Times New Roman"/>
-          <w:szCs w:val="28"/>
-        </w:rPr>
-        <w:t xml:space="preserve"> Y., </w:t>
-      </w:r>
-      <w:proofErr w:type="spellStart"/>
-      <w:r>
-        <w:rPr>
-          <w:rFonts w:cs="Times New Roman"/>
-          <w:szCs w:val="28"/>
-        </w:rPr>
-        <w:t>Alkhalaf</w:t>
-      </w:r>
-      <w:proofErr w:type="spellEnd"/>
-      <w:r>
-        <w:rPr>
-          <w:rFonts w:cs="Times New Roman"/>
-          <w:szCs w:val="28"/>
-        </w:rPr>
-        <w:t xml:space="preserve"> M., </w:t>
-      </w:r>
-      <w:proofErr w:type="spellStart"/>
-      <w:r>
-        <w:rPr>
-          <w:rFonts w:cs="Times New Roman"/>
-          <w:szCs w:val="28"/>
-        </w:rPr>
-        <w:t>Systa</w:t>
-      </w:r>
-      <w:proofErr w:type="spellEnd"/>
-      <w:r>
-        <w:rPr>
-          <w:rFonts w:cs="Times New Roman"/>
-          <w:szCs w:val="28"/>
-        </w:rPr>
+        <w:t xml:space="preserve">Yamaguchi F., </w:t>
+      </w:r>
+      <w:proofErr w:type="spellStart"/>
+      <w:r>
+        <w:rPr>
+          <w:rFonts w:cs="Times New Roman"/>
+          <w:szCs w:val="28"/>
+        </w:rPr>
+        <w:t>Golde</w:t>
+      </w:r>
+      <w:proofErr w:type="spellEnd"/>
+      <w:r>
+        <w:rPr>
+          <w:rFonts w:cs="Times New Roman"/>
+          <w:szCs w:val="28"/>
+        </w:rPr>
+        <w:t xml:space="preserve"> N., Arp D., </w:t>
+      </w:r>
+      <w:proofErr w:type="spellStart"/>
+      <w:r>
+        <w:rPr>
+          <w:rFonts w:cs="Times New Roman"/>
+          <w:szCs w:val="28"/>
+        </w:rPr>
+        <w:t>Rieck</w:t>
+      </w:r>
+      <w:proofErr w:type="spellEnd"/>
+      <w:r>
+        <w:rPr>
+          <w:rFonts w:cs="Times New Roman"/>
+          <w:szCs w:val="28"/>
+        </w:rPr>
+        <w:t xml:space="preserve"> K. Modeling and Discovering Vulnerabilities with Code Property Graphs // Proceedings of the IEEE Symposium on Security and Privacy (SP). - IEEE, 2014. - P. 590-604. - DOI: 10.1109/SP.2014.44.</w:t>
+      </w:r>
+    </w:p>
+    <w:p>
+      <w:pPr>
+        <w:rPr>
+          <w:rFonts w:cs="Times New Roman"/>
+          <w:szCs w:val="28"/>
+        </w:rPr>
+      </w:pPr>
+      <w:r>
+        <w:rPr>
+          <w:rFonts w:cs="Times New Roman"/>
+          <w:szCs w:val="28"/>
+        </w:rPr>
+        <w:lastRenderedPageBreak/>
+        <w:t>[27]</w:t>
+      </w:r>
+      <w:r>
         <w:t xml:space="preserve"> </w:t>
       </w:r>
-      <w:proofErr w:type="spellStart"/>
-      <w:proofErr w:type="gramStart"/>
-      <w:r>
-        <w:rPr>
-          <w:rFonts w:cs="Times New Roman"/>
-          <w:szCs w:val="28"/>
-        </w:rPr>
-        <w:t>K.Microservice</w:t>
-      </w:r>
-      <w:proofErr w:type="spellEnd"/>
-      <w:proofErr w:type="gramEnd"/>
-      <w:r>
-        <w:rPr>
-          <w:rFonts w:cs="Times New Roman"/>
-          <w:szCs w:val="28"/>
-        </w:rPr>
-        <w:t xml:space="preserve"> Architecture Reconstruction and Visualization: An Exploratory Study // Proceedings of the IEEE International Conference on Software Architecture (ICSA). </w:t>
-      </w:r>
-      <w:r>
-        <w:rPr>
-          <w:rFonts w:cs="Times New Roman"/>
-          <w:szCs w:val="28"/>
-        </w:rPr>
-        <w:t>-</w:t>
-      </w:r>
-      <w:r>
-        <w:rPr>
-          <w:rFonts w:cs="Times New Roman"/>
-          <w:szCs w:val="28"/>
-        </w:rPr>
-        <w:t xml:space="preserve"> IEEE, 2021. </w:t>
-      </w:r>
-      <w:r>
-        <w:rPr>
-          <w:rFonts w:cs="Times New Roman"/>
-          <w:szCs w:val="28"/>
-        </w:rPr>
-        <w:t>-</w:t>
-      </w:r>
-      <w:r>
-        <w:rPr>
-          <w:rFonts w:cs="Times New Roman"/>
-          <w:szCs w:val="28"/>
-        </w:rPr>
-        <w:t xml:space="preserve"> P. 101</w:t>
-      </w:r>
-      <w:r>
-        <w:rPr>
-          <w:rFonts w:cs="Times New Roman"/>
-          <w:szCs w:val="28"/>
-        </w:rPr>
-        <w:t>-</w:t>
-      </w:r>
-      <w:r>
-        <w:rPr>
-          <w:rFonts w:cs="Times New Roman"/>
-          <w:szCs w:val="28"/>
-        </w:rPr>
-        <w:t xml:space="preserve">110. </w:t>
-      </w:r>
-      <w:r>
-        <w:rPr>
-          <w:rFonts w:cs="Times New Roman"/>
-          <w:szCs w:val="28"/>
-        </w:rPr>
-        <w:t>-</w:t>
-      </w:r>
-      <w:r>
-        <w:rPr>
-          <w:rFonts w:cs="Times New Roman"/>
-          <w:szCs w:val="28"/>
-        </w:rPr>
-        <w:t xml:space="preserve"> DOI: 10.1109/ICSA51549.2021.00017.</w:t>
-      </w:r>
-      <w:r>
-        <w:rPr>
-          <w:rFonts w:cs="Times New Roman"/>
-          <w:szCs w:val="28"/>
-        </w:rPr>
-        <w:t xml:space="preserve"> </w:t>
-      </w:r>
-    </w:p>
-    <w:p>
-      <w:pPr>
-        <w:rPr>
-          <w:rFonts w:cs="Times New Roman"/>
-          <w:szCs w:val="28"/>
-        </w:rPr>
-      </w:pPr>
-      <w:r>
-        <w:rPr>
-          <w:rFonts w:cs="Times New Roman"/>
-          <w:szCs w:val="28"/>
-        </w:rPr>
-        <w:t>[26]</w:t>
-      </w:r>
-      <w:r>
-        <w:rPr>
-          <w:rFonts w:cs="Times New Roman"/>
-          <w:szCs w:val="28"/>
-        </w:rPr>
-        <w:t xml:space="preserve"> </w:t>
-      </w:r>
-      <w:r>
-        <w:rPr>
-          <w:rFonts w:cs="Times New Roman"/>
-          <w:szCs w:val="28"/>
-        </w:rPr>
-        <w:t xml:space="preserve">Yamaguchi F., </w:t>
-      </w:r>
-      <w:proofErr w:type="spellStart"/>
-      <w:r>
-        <w:rPr>
-          <w:rFonts w:cs="Times New Roman"/>
-          <w:szCs w:val="28"/>
-        </w:rPr>
-        <w:t>Golde</w:t>
-      </w:r>
-      <w:proofErr w:type="spellEnd"/>
-      <w:r>
-        <w:rPr>
-          <w:rFonts w:cs="Times New Roman"/>
-          <w:szCs w:val="28"/>
-        </w:rPr>
-        <w:t xml:space="preserve"> N., Arp D., </w:t>
-      </w:r>
-      <w:proofErr w:type="spellStart"/>
-      <w:r>
-        <w:rPr>
-          <w:rFonts w:cs="Times New Roman"/>
-          <w:szCs w:val="28"/>
-        </w:rPr>
-        <w:t>Rieck</w:t>
-      </w:r>
-      <w:proofErr w:type="spellEnd"/>
-      <w:r>
-        <w:rPr>
-          <w:rFonts w:cs="Times New Roman"/>
-          <w:szCs w:val="28"/>
-        </w:rPr>
-        <w:t xml:space="preserve"> K.</w:t>
-      </w:r>
-      <w:r>
-        <w:rPr>
-          <w:rFonts w:cs="Times New Roman"/>
-          <w:szCs w:val="28"/>
-        </w:rPr>
-        <w:t xml:space="preserve"> </w:t>
-      </w:r>
-      <w:r>
-        <w:rPr>
-          <w:rFonts w:cs="Times New Roman"/>
-          <w:szCs w:val="28"/>
-        </w:rPr>
-        <w:t xml:space="preserve">Modeling and Discovering Vulnerabilities with Code Property Graphs // Proceedings of the IEEE Symposium on Security and Privacy (SP). </w:t>
-      </w:r>
-      <w:r>
-        <w:rPr>
-          <w:rFonts w:cs="Times New Roman"/>
-          <w:szCs w:val="28"/>
-        </w:rPr>
-        <w:t>-</w:t>
-      </w:r>
-      <w:r>
-        <w:rPr>
-          <w:rFonts w:cs="Times New Roman"/>
-          <w:szCs w:val="28"/>
-        </w:rPr>
-        <w:t xml:space="preserve"> IEEE, 2014. </w:t>
-      </w:r>
-      <w:r>
-        <w:rPr>
-          <w:rFonts w:cs="Times New Roman"/>
-          <w:szCs w:val="28"/>
-        </w:rPr>
-        <w:t>-</w:t>
-      </w:r>
-      <w:r>
-        <w:rPr>
-          <w:rFonts w:cs="Times New Roman"/>
-          <w:szCs w:val="28"/>
-        </w:rPr>
-        <w:t xml:space="preserve"> P. 590</w:t>
-      </w:r>
-      <w:r>
-        <w:rPr>
-          <w:rFonts w:cs="Times New Roman"/>
-          <w:szCs w:val="28"/>
-        </w:rPr>
-        <w:t>-</w:t>
-      </w:r>
-      <w:r>
-        <w:rPr>
-          <w:rFonts w:cs="Times New Roman"/>
-          <w:szCs w:val="28"/>
-        </w:rPr>
-        <w:t xml:space="preserve">604. </w:t>
-      </w:r>
-      <w:r>
-        <w:rPr>
-          <w:rFonts w:cs="Times New Roman"/>
-          <w:szCs w:val="28"/>
-        </w:rPr>
-        <w:t>-</w:t>
-      </w:r>
-      <w:r>
-        <w:rPr>
-          <w:rFonts w:cs="Times New Roman"/>
-          <w:szCs w:val="28"/>
-        </w:rPr>
-        <w:t xml:space="preserve"> DOI: 10.1109/SP.2014.44.</w:t>
-      </w:r>
-    </w:p>
-    <w:p>
-      <w:pPr>
-        <w:rPr>
-          <w:rFonts w:cs="Times New Roman"/>
-          <w:szCs w:val="28"/>
-        </w:rPr>
-      </w:pPr>
-      <w:r>
-        <w:rPr>
-          <w:rFonts w:cs="Times New Roman"/>
-          <w:szCs w:val="28"/>
-        </w:rPr>
-        <w:lastRenderedPageBreak/>
-        <w:t>[2</w:t>
-      </w:r>
-      <w:r>
-        <w:rPr>
-          <w:rFonts w:cs="Times New Roman"/>
-          <w:szCs w:val="28"/>
-        </w:rPr>
-        <w:t>7</w:t>
-      </w:r>
-      <w:r>
-        <w:rPr>
-          <w:rFonts w:cs="Times New Roman"/>
-          <w:szCs w:val="28"/>
-        </w:rPr>
-        <w:t>]</w:t>
-      </w:r>
-      <w:r>
-        <w:t xml:space="preserve"> </w:t>
-      </w:r>
-      <w:r>
-        <w:rPr>
-          <w:rFonts w:cs="Times New Roman"/>
-          <w:szCs w:val="28"/>
-        </w:rPr>
-        <w:t>Ngo M. N., Nguyen T. N., Pham H. V., Nguyen A. T.</w:t>
-      </w:r>
-      <w:r>
-        <w:rPr>
-          <w:rFonts w:cs="Times New Roman"/>
-          <w:szCs w:val="28"/>
-        </w:rPr>
-        <w:t xml:space="preserve"> </w:t>
-      </w:r>
-      <w:r>
-        <w:rPr>
-          <w:rFonts w:cs="Times New Roman"/>
-          <w:szCs w:val="28"/>
-        </w:rPr>
-        <w:t xml:space="preserve">Software Knowledge Graph: A Systematic Literature Review // IEEE Access. </w:t>
-      </w:r>
-      <w:r>
-        <w:rPr>
-          <w:rFonts w:cs="Times New Roman"/>
-          <w:szCs w:val="28"/>
-        </w:rPr>
-        <w:t>-</w:t>
-      </w:r>
-      <w:r>
-        <w:rPr>
-          <w:rFonts w:cs="Times New Roman"/>
-          <w:szCs w:val="28"/>
-        </w:rPr>
-        <w:t xml:space="preserve"> 2022. </w:t>
-      </w:r>
-      <w:r>
-        <w:rPr>
-          <w:rFonts w:cs="Times New Roman"/>
-          <w:szCs w:val="28"/>
-        </w:rPr>
-        <w:t>-</w:t>
-      </w:r>
-      <w:r>
-        <w:rPr>
-          <w:rFonts w:cs="Times New Roman"/>
-          <w:szCs w:val="28"/>
-        </w:rPr>
-        <w:t xml:space="preserve"> Vol. 10. </w:t>
-      </w:r>
-      <w:r>
-        <w:rPr>
-          <w:rFonts w:cs="Times New Roman"/>
-          <w:szCs w:val="28"/>
-        </w:rPr>
-        <w:t>-</w:t>
-      </w:r>
-      <w:r>
-        <w:rPr>
-          <w:rFonts w:cs="Times New Roman"/>
-          <w:szCs w:val="28"/>
-        </w:rPr>
-        <w:t xml:space="preserve"> P. 96588</w:t>
-      </w:r>
-      <w:r>
-        <w:rPr>
-          <w:rFonts w:cs="Times New Roman"/>
-          <w:szCs w:val="28"/>
-        </w:rPr>
-        <w:t>-</w:t>
-      </w:r>
-      <w:r>
-        <w:rPr>
-          <w:rFonts w:cs="Times New Roman"/>
-          <w:szCs w:val="28"/>
-        </w:rPr>
-        <w:t xml:space="preserve">96607. </w:t>
-      </w:r>
-      <w:r>
-        <w:rPr>
-          <w:rFonts w:cs="Times New Roman"/>
-          <w:szCs w:val="28"/>
-        </w:rPr>
-        <w:t>-</w:t>
-      </w:r>
-      <w:r>
-        <w:rPr>
-          <w:rFonts w:cs="Times New Roman"/>
-          <w:szCs w:val="28"/>
-        </w:rPr>
-        <w:t xml:space="preserve"> DOI: 10.1109/ACCESS.2022.3204233.</w:t>
+      <w:r>
+        <w:rPr>
+          <w:rFonts w:cs="Times New Roman"/>
+          <w:szCs w:val="28"/>
+        </w:rPr>
+        <w:t>Ngo M. N., Nguyen T. N., Pham H. V., Nguyen A. T. Software Knowledge Graph: A Systematic Literature Review // IEEE Access. - 2022. - Vol. 10. - P. 96588-96607. - DOI: 10.1109/ACCESS.2022.3204233.</w:t>
       </w:r>
     </w:p>
     <w:p>
@@ -15575,63 +15029,7 @@
           <w:rFonts w:cs="Times New Roman"/>
           <w:szCs w:val="28"/>
         </w:rPr>
-        <w:t>Angles R.</w:t>
-      </w:r>
-      <w:r>
-        <w:rPr>
-          <w:rFonts w:cs="Times New Roman"/>
-          <w:szCs w:val="28"/>
-        </w:rPr>
-        <w:t xml:space="preserve"> </w:t>
-      </w:r>
-      <w:r>
-        <w:rPr>
-          <w:rFonts w:cs="Times New Roman"/>
-          <w:szCs w:val="28"/>
-        </w:rPr>
-        <w:t xml:space="preserve">The Labeled Property Graph Model // Proceedings of the 26th International Conference on World Wide Web Companion (WWW Companion). </w:t>
-      </w:r>
-      <w:r>
-        <w:rPr>
-          <w:rFonts w:cs="Times New Roman"/>
-          <w:szCs w:val="28"/>
-        </w:rPr>
-        <w:t>-</w:t>
-      </w:r>
-      <w:r>
-        <w:rPr>
-          <w:rFonts w:cs="Times New Roman"/>
-          <w:szCs w:val="28"/>
-        </w:rPr>
-        <w:t xml:space="preserve"> Geneva: International World Wide Web Conferences Steering Committee, 2017. </w:t>
-      </w:r>
-      <w:r>
-        <w:rPr>
-          <w:rFonts w:cs="Times New Roman"/>
-          <w:szCs w:val="28"/>
-        </w:rPr>
-        <w:t>-</w:t>
-      </w:r>
-      <w:r>
-        <w:rPr>
-          <w:rFonts w:cs="Times New Roman"/>
-          <w:szCs w:val="28"/>
-        </w:rPr>
-        <w:t xml:space="preserve"> P. 1241</w:t>
-      </w:r>
-      <w:r>
-        <w:rPr>
-          <w:rFonts w:cs="Times New Roman"/>
-          <w:szCs w:val="28"/>
-        </w:rPr>
-        <w:t>-</w:t>
-      </w:r>
-      <w:r>
-        <w:rPr>
-          <w:rFonts w:cs="Times New Roman"/>
-          <w:szCs w:val="28"/>
-        </w:rPr>
-        <w:t>1242.</w:t>
+        <w:t>Angles R. The Labeled Property Graph Model // Proceedings of the 26th International Conference on World Wide Web Companion (WWW Companion). - Geneva: International World Wide Web Conferences Steering Committee, 2017. - P. 1241-1242.</w:t>
       </w:r>
     </w:p>
     <w:p>
@@ -15656,7 +15054,224 @@
           <w:rFonts w:cs="Times New Roman"/>
           <w:szCs w:val="28"/>
         </w:rPr>
-        <w:t>Evans E.</w:t>
+        <w:t xml:space="preserve">Evans E. Domain-Driven Design: Tackling Complexity in the Heart of Software. </w:t>
+      </w:r>
+      <w:r>
+        <w:rPr>
+          <w:rFonts w:cs="Times New Roman"/>
+          <w:szCs w:val="28"/>
+        </w:rPr>
+        <w:t>-</w:t>
+      </w:r>
+      <w:r>
+        <w:rPr>
+          <w:rFonts w:cs="Times New Roman"/>
+          <w:szCs w:val="28"/>
+        </w:rPr>
+        <w:t xml:space="preserve"> Boston: Addison-Wesley, 2004.</w:t>
+      </w:r>
+    </w:p>
+    <w:p>
+      <w:pPr>
+        <w:rPr>
+          <w:rFonts w:cs="Times New Roman"/>
+          <w:szCs w:val="28"/>
+        </w:rPr>
+      </w:pPr>
+      <w:r>
+        <w:rPr>
+          <w:rFonts w:cs="Times New Roman"/>
+          <w:szCs w:val="28"/>
+        </w:rPr>
+        <w:t xml:space="preserve">[30] </w:t>
+      </w:r>
+      <w:proofErr w:type="spellStart"/>
+      <w:r>
+        <w:rPr>
+          <w:rFonts w:cs="Times New Roman"/>
+          <w:szCs w:val="28"/>
+        </w:rPr>
+        <w:t>Tsantalis</w:t>
+      </w:r>
+      <w:proofErr w:type="spellEnd"/>
+      <w:r>
+        <w:rPr>
+          <w:rFonts w:cs="Times New Roman"/>
+          <w:szCs w:val="28"/>
+        </w:rPr>
+        <w:t xml:space="preserve"> N., </w:t>
+      </w:r>
+      <w:proofErr w:type="spellStart"/>
+      <w:r>
+        <w:rPr>
+          <w:rFonts w:cs="Times New Roman"/>
+          <w:szCs w:val="28"/>
+        </w:rPr>
+        <w:t>Chatzigeorgiou</w:t>
+      </w:r>
+      <w:proofErr w:type="spellEnd"/>
+      <w:r>
+        <w:rPr>
+          <w:rFonts w:cs="Times New Roman"/>
+          <w:szCs w:val="28"/>
+        </w:rPr>
+        <w:t xml:space="preserve"> A., </w:t>
+      </w:r>
+      <w:proofErr w:type="spellStart"/>
+      <w:r>
+        <w:rPr>
+          <w:rFonts w:cs="Times New Roman"/>
+          <w:szCs w:val="28"/>
+        </w:rPr>
+        <w:t>Stephanides</w:t>
+      </w:r>
+      <w:proofErr w:type="spellEnd"/>
+      <w:r>
+        <w:rPr>
+          <w:rFonts w:cs="Times New Roman"/>
+          <w:szCs w:val="28"/>
+        </w:rPr>
+        <w:t xml:space="preserve"> G., </w:t>
+      </w:r>
+      <w:proofErr w:type="spellStart"/>
+      <w:r>
+        <w:rPr>
+          <w:rFonts w:cs="Times New Roman"/>
+          <w:szCs w:val="28"/>
+        </w:rPr>
+        <w:t>Halkidis</w:t>
+      </w:r>
+      <w:proofErr w:type="spellEnd"/>
+      <w:r>
+        <w:rPr>
+          <w:rFonts w:cs="Times New Roman"/>
+          <w:szCs w:val="28"/>
+        </w:rPr>
+        <w:t xml:space="preserve"> S.</w:t>
+      </w:r>
+    </w:p>
+    <w:p>
+      <w:pPr>
+        <w:rPr>
+          <w:rFonts w:cs="Times New Roman"/>
+          <w:szCs w:val="28"/>
+        </w:rPr>
+      </w:pPr>
+      <w:r>
+        <w:rPr>
+          <w:rFonts w:cs="Times New Roman"/>
+          <w:szCs w:val="28"/>
+        </w:rPr>
+        <w:t xml:space="preserve">Design Pattern Detection Using Similarity Scoring // IEEE Transactions on Software Engineering. </w:t>
+      </w:r>
+      <w:r>
+        <w:rPr>
+          <w:rFonts w:cs="Times New Roman"/>
+          <w:szCs w:val="28"/>
+        </w:rPr>
+        <w:t>-</w:t>
+      </w:r>
+      <w:r>
+        <w:rPr>
+          <w:rFonts w:cs="Times New Roman"/>
+          <w:szCs w:val="28"/>
+        </w:rPr>
+        <w:t xml:space="preserve"> 2006. </w:t>
+      </w:r>
+      <w:r>
+        <w:rPr>
+          <w:rFonts w:cs="Times New Roman"/>
+          <w:szCs w:val="28"/>
+        </w:rPr>
+        <w:t>-</w:t>
+      </w:r>
+      <w:r>
+        <w:rPr>
+          <w:rFonts w:cs="Times New Roman"/>
+          <w:szCs w:val="28"/>
+        </w:rPr>
+        <w:t xml:space="preserve"> Vol. 32, No. 11. </w:t>
+      </w:r>
+      <w:r>
+        <w:rPr>
+          <w:rFonts w:cs="Times New Roman"/>
+          <w:szCs w:val="28"/>
+        </w:rPr>
+        <w:t>-</w:t>
+      </w:r>
+      <w:r>
+        <w:rPr>
+          <w:rFonts w:cs="Times New Roman"/>
+          <w:szCs w:val="28"/>
+        </w:rPr>
+        <w:t xml:space="preserve"> P. 896–909. </w:t>
+      </w:r>
+      <w:r>
+        <w:rPr>
+          <w:rFonts w:cs="Times New Roman"/>
+          <w:szCs w:val="28"/>
+        </w:rPr>
+        <w:t>-</w:t>
+      </w:r>
+      <w:r>
+        <w:rPr>
+          <w:rFonts w:cs="Times New Roman"/>
+          <w:szCs w:val="28"/>
+        </w:rPr>
+        <w:t xml:space="preserve"> DOI: 10.1109/TSE.2006.112.</w:t>
+      </w:r>
+    </w:p>
+    <w:p>
+      <w:pPr>
+        <w:rPr>
+          <w:rFonts w:cs="Times New Roman"/>
+          <w:szCs w:val="28"/>
+        </w:rPr>
+      </w:pPr>
+      <w:r>
+        <w:rPr>
+          <w:rFonts w:cs="Times New Roman"/>
+          <w:szCs w:val="28"/>
+        </w:rPr>
+        <w:t xml:space="preserve">[31] </w:t>
+      </w:r>
+      <w:r>
+        <w:rPr>
+          <w:rFonts w:cs="Times New Roman"/>
+          <w:szCs w:val="28"/>
+        </w:rPr>
+        <w:t xml:space="preserve">Tip F., </w:t>
+      </w:r>
+      <w:proofErr w:type="spellStart"/>
+      <w:r>
+        <w:rPr>
+          <w:rFonts w:cs="Times New Roman"/>
+          <w:szCs w:val="28"/>
+        </w:rPr>
+        <w:t>Palsberg</w:t>
+      </w:r>
+      <w:proofErr w:type="spellEnd"/>
+      <w:r>
+        <w:rPr>
+          <w:rFonts w:cs="Times New Roman"/>
+          <w:szCs w:val="28"/>
+        </w:rPr>
+        <w:t xml:space="preserve"> J. Scalable Propagation-Based Call Graph Construction Algorithms // Proceedings of the 15th ACM SIGPLAN Conference on Object-Oriented Programming, Systems, Languages, and Applications (OOPSLA). – ACM, 2000. – P. 281–293. – DOI: 10.1145/353171.353190.</w:t>
+      </w:r>
+    </w:p>
+    <w:p>
+      <w:pPr>
+        <w:rPr>
+          <w:rFonts w:cs="Times New Roman"/>
+          <w:szCs w:val="28"/>
+        </w:rPr>
+      </w:pPr>
+      <w:r>
+        <w:rPr>
+          <w:rFonts w:cs="Times New Roman"/>
+          <w:szCs w:val="28"/>
+        </w:rPr>
+        <w:t>[32]</w:t>
       </w:r>
       <w:r>
         <w:rPr>
@@ -15670,51 +15285,64 @@
           <w:rFonts w:cs="Times New Roman"/>
           <w:szCs w:val="28"/>
         </w:rPr>
-        <w:t xml:space="preserve">Domain-Driven Design: Tackling Complexity in the Heart of Software. </w:t>
-      </w:r>
-      <w:r>
-        <w:rPr>
-          <w:rFonts w:cs="Times New Roman"/>
-          <w:szCs w:val="28"/>
-        </w:rPr>
-        <w:t>-</w:t>
-      </w:r>
-      <w:r>
-        <w:rPr>
-          <w:rFonts w:cs="Times New Roman"/>
-          <w:szCs w:val="28"/>
-        </w:rPr>
-        <w:t xml:space="preserve"> Boston: Addison-Wesley, 2004.</w:t>
-      </w:r>
-    </w:p>
-    <w:p>
-      <w:pPr>
-        <w:rPr>
-          <w:rFonts w:cs="Times New Roman"/>
-          <w:szCs w:val="28"/>
-        </w:rPr>
-      </w:pPr>
-      <w:r>
-        <w:rPr>
-          <w:rFonts w:cs="Times New Roman"/>
-          <w:szCs w:val="28"/>
-        </w:rPr>
-        <w:t>[</w:t>
-      </w:r>
-      <w:r>
-        <w:rPr>
-          <w:rFonts w:cs="Times New Roman"/>
-          <w:szCs w:val="28"/>
-        </w:rPr>
-        <w:t>30</w:t>
-      </w:r>
-      <w:r>
-        <w:rPr>
-          <w:rFonts w:cs="Times New Roman"/>
-          <w:szCs w:val="28"/>
-        </w:rPr>
-        <w:t>]</w:t>
-      </w:r>
+        <w:t xml:space="preserve">Edge D., Trinh H., Cheng N., Bradley J., Chao A., </w:t>
+      </w:r>
+      <w:proofErr w:type="spellStart"/>
+      <w:r>
+        <w:rPr>
+          <w:rFonts w:cs="Times New Roman"/>
+          <w:szCs w:val="28"/>
+        </w:rPr>
+        <w:t>Mody</w:t>
+      </w:r>
+      <w:proofErr w:type="spellEnd"/>
+      <w:r>
+        <w:rPr>
+          <w:rFonts w:cs="Times New Roman"/>
+          <w:szCs w:val="28"/>
+        </w:rPr>
+        <w:t xml:space="preserve"> A., Truitt S., Larson J. From Local to Global: A Graph RAG Approach to Query-Focused Summarization // </w:t>
+      </w:r>
+      <w:proofErr w:type="spellStart"/>
+      <w:r>
+        <w:rPr>
+          <w:rFonts w:cs="Times New Roman"/>
+          <w:szCs w:val="28"/>
+        </w:rPr>
+        <w:t>arXiv</w:t>
+      </w:r>
+      <w:proofErr w:type="spellEnd"/>
+      <w:r>
+        <w:rPr>
+          <w:rFonts w:cs="Times New Roman"/>
+          <w:szCs w:val="28"/>
+        </w:rPr>
+        <w:t xml:space="preserve"> preprint. – 2024. – URL: https://arxiv.org/abs/2404.16130</w:t>
+      </w:r>
+    </w:p>
+    <w:p>
+      <w:pPr>
+        <w:rPr>
+          <w:rFonts w:cs="Times New Roman"/>
+          <w:szCs w:val="28"/>
+        </w:rPr>
+      </w:pPr>
+      <w:r>
+        <w:rPr>
+          <w:rFonts w:cs="Times New Roman"/>
+          <w:szCs w:val="28"/>
+        </w:rPr>
+        <w:t xml:space="preserve"> (</w:t>
+      </w:r>
+      <w:proofErr w:type="spellStart"/>
+      <w:r>
+        <w:rPr>
+          <w:rFonts w:cs="Times New Roman"/>
+          <w:szCs w:val="28"/>
+        </w:rPr>
+        <w:t>дата</w:t>
+      </w:r>
+      <w:proofErr w:type="spellEnd"/>
       <w:r>
         <w:rPr>
           <w:rFonts w:cs="Times New Roman"/>
@@ -15728,163 +15356,30 @@
           <w:rFonts w:cs="Times New Roman"/>
           <w:szCs w:val="28"/>
         </w:rPr>
-        <w:t>Tsantalis</w:t>
-      </w:r>
-      <w:proofErr w:type="spellEnd"/>
-      <w:r>
-        <w:rPr>
-          <w:rFonts w:cs="Times New Roman"/>
-          <w:szCs w:val="28"/>
-        </w:rPr>
-        <w:t xml:space="preserve"> N., </w:t>
-      </w:r>
-      <w:proofErr w:type="spellStart"/>
-      <w:r>
-        <w:rPr>
-          <w:rFonts w:cs="Times New Roman"/>
-          <w:szCs w:val="28"/>
-        </w:rPr>
-        <w:t>Chatzigeorgiou</w:t>
-      </w:r>
-      <w:proofErr w:type="spellEnd"/>
-      <w:r>
-        <w:rPr>
-          <w:rFonts w:cs="Times New Roman"/>
-          <w:szCs w:val="28"/>
-        </w:rPr>
-        <w:t xml:space="preserve"> A., </w:t>
-      </w:r>
-      <w:proofErr w:type="spellStart"/>
-      <w:r>
-        <w:rPr>
-          <w:rFonts w:cs="Times New Roman"/>
-          <w:szCs w:val="28"/>
-        </w:rPr>
-        <w:t>Stephanides</w:t>
-      </w:r>
-      <w:proofErr w:type="spellEnd"/>
-      <w:r>
-        <w:rPr>
-          <w:rFonts w:cs="Times New Roman"/>
-          <w:szCs w:val="28"/>
-        </w:rPr>
-        <w:t xml:space="preserve"> G., </w:t>
-      </w:r>
-      <w:proofErr w:type="spellStart"/>
-      <w:r>
-        <w:rPr>
-          <w:rFonts w:cs="Times New Roman"/>
-          <w:szCs w:val="28"/>
-        </w:rPr>
-        <w:t>Halkidis</w:t>
-      </w:r>
-      <w:proofErr w:type="spellEnd"/>
-      <w:r>
-        <w:rPr>
-          <w:rFonts w:cs="Times New Roman"/>
-          <w:szCs w:val="28"/>
-        </w:rPr>
-        <w:t xml:space="preserve"> S.</w:t>
-      </w:r>
-    </w:p>
-    <w:p>
-      <w:pPr>
-        <w:rPr>
-          <w:rFonts w:cs="Times New Roman"/>
-          <w:szCs w:val="28"/>
-        </w:rPr>
-      </w:pPr>
-      <w:r>
-        <w:rPr>
-          <w:rFonts w:cs="Times New Roman"/>
-          <w:szCs w:val="28"/>
-        </w:rPr>
-        <w:t xml:space="preserve">Design Pattern Detection Using Similarity Scoring // IEEE Transactions on Software Engineering. </w:t>
-      </w:r>
-      <w:r>
-        <w:rPr>
-          <w:rFonts w:cs="Times New Roman"/>
-          <w:szCs w:val="28"/>
-        </w:rPr>
-        <w:t>-</w:t>
-      </w:r>
-      <w:r>
-        <w:rPr>
-          <w:rFonts w:cs="Times New Roman"/>
-          <w:szCs w:val="28"/>
-        </w:rPr>
-        <w:t xml:space="preserve"> 2006. </w:t>
-      </w:r>
-      <w:r>
-        <w:rPr>
-          <w:rFonts w:cs="Times New Roman"/>
-          <w:szCs w:val="28"/>
-        </w:rPr>
-        <w:t>-</w:t>
-      </w:r>
-      <w:r>
-        <w:rPr>
-          <w:rFonts w:cs="Times New Roman"/>
-          <w:szCs w:val="28"/>
-        </w:rPr>
-        <w:t xml:space="preserve"> Vol. 32, No. 11. </w:t>
-      </w:r>
-      <w:r>
-        <w:rPr>
-          <w:rFonts w:cs="Times New Roman"/>
-          <w:szCs w:val="28"/>
-        </w:rPr>
-        <w:t>-</w:t>
-      </w:r>
-      <w:r>
-        <w:rPr>
-          <w:rFonts w:cs="Times New Roman"/>
-          <w:szCs w:val="28"/>
-        </w:rPr>
-        <w:t xml:space="preserve"> P. 896–909. </w:t>
-      </w:r>
-      <w:r>
-        <w:rPr>
-          <w:rFonts w:cs="Times New Roman"/>
-          <w:szCs w:val="28"/>
-        </w:rPr>
-        <w:t>-</w:t>
-      </w:r>
-      <w:r>
-        <w:rPr>
-          <w:rFonts w:cs="Times New Roman"/>
-          <w:szCs w:val="28"/>
-        </w:rPr>
-        <w:t xml:space="preserve"> DOI: 10.1109/TSE.2006.112.</w:t>
-      </w:r>
-    </w:p>
-    <w:p>
-      <w:pPr>
-        <w:rPr>
-          <w:rFonts w:cs="Times New Roman"/>
-          <w:szCs w:val="28"/>
-        </w:rPr>
-      </w:pPr>
-      <w:r>
-        <w:rPr>
-          <w:rFonts w:cs="Times New Roman"/>
-          <w:szCs w:val="28"/>
-        </w:rPr>
-        <w:t>[</w:t>
-      </w:r>
-      <w:r>
-        <w:rPr>
-          <w:rFonts w:cs="Times New Roman"/>
-          <w:szCs w:val="28"/>
-        </w:rPr>
-        <w:t>31</w:t>
-      </w:r>
-      <w:r>
-        <w:rPr>
-          <w:rFonts w:cs="Times New Roman"/>
-          <w:szCs w:val="28"/>
-        </w:rPr>
-        <w:t>]</w:t>
+        <w:t>обращения</w:t>
+      </w:r>
+      <w:proofErr w:type="spellEnd"/>
+      <w:r>
+        <w:rPr>
+          <w:rFonts w:cs="Times New Roman"/>
+          <w:szCs w:val="28"/>
+        </w:rPr>
+        <w:t xml:space="preserve">: 14.03.2026). </w:t>
+      </w:r>
+    </w:p>
+    <w:p>
+      <w:pPr>
+        <w:rPr>
+          <w:rFonts w:cs="Times New Roman"/>
+          <w:szCs w:val="28"/>
+        </w:rPr>
+      </w:pPr>
+      <w:r>
+        <w:rPr>
+          <w:rFonts w:cs="Times New Roman"/>
+          <w:szCs w:val="28"/>
+        </w:rPr>
+        <w:t>[33]</w:t>
       </w:r>
       <w:r>
         <w:rPr>
@@ -15898,23 +15393,22 @@
           <w:rFonts w:cs="Times New Roman"/>
           <w:szCs w:val="28"/>
         </w:rPr>
-        <w:t xml:space="preserve">Tip F., </w:t>
-      </w:r>
-      <w:proofErr w:type="spellStart"/>
-      <w:r>
-        <w:rPr>
-          <w:rFonts w:cs="Times New Roman"/>
-          <w:szCs w:val="28"/>
-        </w:rPr>
-        <w:t>Palsberg</w:t>
-      </w:r>
-      <w:proofErr w:type="spellEnd"/>
-      <w:r>
-        <w:rPr>
-          <w:rFonts w:cs="Times New Roman"/>
-          <w:szCs w:val="28"/>
-        </w:rPr>
-        <w:t xml:space="preserve"> J.</w:t>
+        <w:t>Are Deep Neural Networks the Best Choice for Modeling Source Code? // Proceedings of the 2017 11th Joint Meeting on Foundations of Software Engineering (ESEC/FSE). – ACM, 2017. – P. 763–773. – DOI: 10.1145/3106237.3106290.</w:t>
+      </w:r>
+    </w:p>
+    <w:p>
+      <w:pPr>
+        <w:rPr>
+          <w:rFonts w:cs="Times New Roman"/>
+          <w:szCs w:val="28"/>
+        </w:rPr>
+      </w:pPr>
+      <w:r>
+        <w:rPr>
+          <w:rFonts w:cs="Times New Roman"/>
+          <w:szCs w:val="28"/>
+        </w:rPr>
+        <w:t>[34]</w:t>
       </w:r>
       <w:r>
         <w:rPr>
@@ -15928,236 +15422,6 @@
           <w:rFonts w:cs="Times New Roman"/>
           <w:szCs w:val="28"/>
         </w:rPr>
-        <w:t>Scalable Propagation-Based Call Graph Construction Algorithms // Proceedings of the 15th ACM SIGPLAN Conference on Object-Oriented Programming, Systems, Languages, and Applications (OOPSLA). – ACM, 2000. – P. 281–293. – DOI: 10.1145/353171.353190.</w:t>
-      </w:r>
-    </w:p>
-    <w:p>
-      <w:pPr>
-        <w:rPr>
-          <w:rFonts w:cs="Times New Roman"/>
-          <w:szCs w:val="28"/>
-        </w:rPr>
-      </w:pPr>
-      <w:r>
-        <w:rPr>
-          <w:rFonts w:cs="Times New Roman"/>
-          <w:szCs w:val="28"/>
-        </w:rPr>
-        <w:t>[</w:t>
-      </w:r>
-      <w:r>
-        <w:rPr>
-          <w:rFonts w:cs="Times New Roman"/>
-          <w:szCs w:val="28"/>
-        </w:rPr>
-        <w:t>32</w:t>
-      </w:r>
-      <w:r>
-        <w:rPr>
-          <w:rFonts w:cs="Times New Roman"/>
-          <w:szCs w:val="28"/>
-        </w:rPr>
-        <w:t>]</w:t>
-      </w:r>
-      <w:r>
-        <w:rPr>
-          <w:rFonts w:cs="Times New Roman"/>
-          <w:szCs w:val="28"/>
-        </w:rPr>
-        <w:t xml:space="preserve"> </w:t>
-      </w:r>
-      <w:r>
-        <w:rPr>
-          <w:rFonts w:cs="Times New Roman"/>
-          <w:szCs w:val="28"/>
-        </w:rPr>
-        <w:t xml:space="preserve">Edge D., Trinh H., Cheng N., Bradley J., Chao A., </w:t>
-      </w:r>
-      <w:proofErr w:type="spellStart"/>
-      <w:r>
-        <w:rPr>
-          <w:rFonts w:cs="Times New Roman"/>
-          <w:szCs w:val="28"/>
-        </w:rPr>
-        <w:t>Mody</w:t>
-      </w:r>
-      <w:proofErr w:type="spellEnd"/>
-      <w:r>
-        <w:rPr>
-          <w:rFonts w:cs="Times New Roman"/>
-          <w:szCs w:val="28"/>
-        </w:rPr>
-        <w:t xml:space="preserve"> A., Truitt S., Larson J.</w:t>
-      </w:r>
-      <w:r>
-        <w:rPr>
-          <w:rFonts w:cs="Times New Roman"/>
-          <w:szCs w:val="28"/>
-        </w:rPr>
-        <w:t xml:space="preserve"> </w:t>
-      </w:r>
-      <w:r>
-        <w:rPr>
-          <w:rFonts w:cs="Times New Roman"/>
-          <w:szCs w:val="28"/>
-        </w:rPr>
-        <w:t xml:space="preserve">From Local to Global: A Graph RAG Approach to Query-Focused Summarization // </w:t>
-      </w:r>
-      <w:proofErr w:type="spellStart"/>
-      <w:r>
-        <w:rPr>
-          <w:rFonts w:cs="Times New Roman"/>
-          <w:szCs w:val="28"/>
-        </w:rPr>
-        <w:t>arXiv</w:t>
-      </w:r>
-      <w:proofErr w:type="spellEnd"/>
-      <w:r>
-        <w:rPr>
-          <w:rFonts w:cs="Times New Roman"/>
-          <w:szCs w:val="28"/>
-        </w:rPr>
-        <w:t xml:space="preserve"> preprint. – 2024. – URL: https://arxiv.org/abs/2404.16130</w:t>
-      </w:r>
-    </w:p>
-    <w:p>
-      <w:pPr>
-        <w:rPr>
-          <w:rFonts w:cs="Times New Roman"/>
-          <w:szCs w:val="28"/>
-          <w:lang w:val="ru-RU"/>
-        </w:rPr>
-      </w:pPr>
-      <w:r>
-        <w:rPr>
-          <w:rFonts w:cs="Times New Roman"/>
-          <w:szCs w:val="28"/>
-        </w:rPr>
-        <w:t xml:space="preserve"> (</w:t>
-      </w:r>
-      <w:proofErr w:type="spellStart"/>
-      <w:r>
-        <w:rPr>
-          <w:rFonts w:cs="Times New Roman"/>
-          <w:szCs w:val="28"/>
-        </w:rPr>
-        <w:t>дата</w:t>
-      </w:r>
-      <w:proofErr w:type="spellEnd"/>
-      <w:r>
-        <w:rPr>
-          <w:rFonts w:cs="Times New Roman"/>
-          <w:szCs w:val="28"/>
-        </w:rPr>
-        <w:t xml:space="preserve"> </w:t>
-      </w:r>
-      <w:proofErr w:type="spellStart"/>
-      <w:r>
-        <w:rPr>
-          <w:rFonts w:cs="Times New Roman"/>
-          <w:szCs w:val="28"/>
-        </w:rPr>
-        <w:t>обращения</w:t>
-      </w:r>
-      <w:proofErr w:type="spellEnd"/>
-      <w:r>
-        <w:rPr>
-          <w:rFonts w:cs="Times New Roman"/>
-          <w:szCs w:val="28"/>
-        </w:rPr>
-        <w:t>: 14.03.2026).</w:t>
-      </w:r>
-      <w:r>
-        <w:rPr>
-          <w:rFonts w:cs="Times New Roman"/>
-          <w:szCs w:val="28"/>
-        </w:rPr>
-        <w:t xml:space="preserve"> </w:t>
-      </w:r>
-    </w:p>
-    <w:p>
-      <w:pPr>
-        <w:rPr>
-          <w:rFonts w:cs="Times New Roman"/>
-          <w:szCs w:val="28"/>
-        </w:rPr>
-      </w:pPr>
-      <w:r>
-        <w:rPr>
-          <w:rFonts w:cs="Times New Roman"/>
-          <w:szCs w:val="28"/>
-        </w:rPr>
-        <w:t>[</w:t>
-      </w:r>
-      <w:r>
-        <w:rPr>
-          <w:rFonts w:cs="Times New Roman"/>
-          <w:szCs w:val="28"/>
-        </w:rPr>
-        <w:t>33</w:t>
-      </w:r>
-      <w:r>
-        <w:rPr>
-          <w:rFonts w:cs="Times New Roman"/>
-          <w:szCs w:val="28"/>
-        </w:rPr>
-        <w:t>]</w:t>
-      </w:r>
-      <w:r>
-        <w:rPr>
-          <w:rFonts w:cs="Times New Roman"/>
-          <w:szCs w:val="28"/>
-        </w:rPr>
-        <w:t xml:space="preserve"> </w:t>
-      </w:r>
-      <w:r>
-        <w:rPr>
-          <w:rFonts w:cs="Times New Roman"/>
-          <w:szCs w:val="28"/>
-        </w:rPr>
-        <w:t>Are Deep Neural Networks the Best Choice for Modeling Source Code? // Proceedings of the 2017 11th Joint Meeting on Foundations of Software Engineering (ESEC/FSE). – ACM, 2017. – P. 763–773. – DOI: 10.1145/3106237.3106290.</w:t>
-      </w:r>
-    </w:p>
-    <w:p>
-      <w:pPr>
-        <w:rPr>
-          <w:rFonts w:cs="Times New Roman"/>
-          <w:szCs w:val="28"/>
-        </w:rPr>
-      </w:pPr>
-      <w:r>
-        <w:rPr>
-          <w:rFonts w:cs="Times New Roman"/>
-          <w:szCs w:val="28"/>
-        </w:rPr>
-        <w:t>[</w:t>
-      </w:r>
-      <w:r>
-        <w:rPr>
-          <w:rFonts w:cs="Times New Roman"/>
-          <w:szCs w:val="28"/>
-        </w:rPr>
-        <w:t>34</w:t>
-      </w:r>
-      <w:r>
-        <w:rPr>
-          <w:rFonts w:cs="Times New Roman"/>
-          <w:szCs w:val="28"/>
-        </w:rPr>
-        <w:t>]</w:t>
-      </w:r>
-      <w:r>
-        <w:rPr>
-          <w:rFonts w:cs="Times New Roman"/>
-          <w:szCs w:val="28"/>
-        </w:rPr>
-        <w:t xml:space="preserve"> </w:t>
-      </w:r>
-      <w:r>
-        <w:rPr>
-          <w:rFonts w:cs="Times New Roman"/>
-          <w:szCs w:val="28"/>
-        </w:rPr>
         <w:t xml:space="preserve">Vaswani A., </w:t>
       </w:r>
       <w:proofErr w:type="spellStart"/>
@@ -16206,21 +15470,7 @@
           <w:rFonts w:cs="Times New Roman"/>
           <w:szCs w:val="28"/>
         </w:rPr>
-        <w:t xml:space="preserve"> I.</w:t>
-      </w:r>
-      <w:r>
-        <w:rPr>
-          <w:rFonts w:cs="Times New Roman"/>
-          <w:szCs w:val="28"/>
-        </w:rPr>
-        <w:t xml:space="preserve"> </w:t>
-      </w:r>
-      <w:r>
-        <w:rPr>
-          <w:rFonts w:cs="Times New Roman"/>
-          <w:szCs w:val="28"/>
-        </w:rPr>
-        <w:t>Attention Is All You Need // Advances in Neural Information Processing Systems (</w:t>
+        <w:t xml:space="preserve"> I. Attention Is All You Need // Advances in Neural Information Processing Systems (</w:t>
       </w:r>
       <w:proofErr w:type="spellStart"/>
       <w:r>
@@ -16295,15 +15545,7 @@
           <w:color w:val="000000" w:themeColor="text1"/>
           <w:szCs w:val="28"/>
         </w:rPr>
-        <w:t xml:space="preserve"> M., Deng S., Clement C., Drain D., Sundaresan N., Yin J., Jiang S., Zhou M.</w:t>
-      </w:r>
-      <w:r>
-        <w:rPr>
-          <w:rFonts w:cs="Times New Roman"/>
-          <w:color w:val="000000" w:themeColor="text1"/>
-          <w:szCs w:val="28"/>
-        </w:rPr>
-        <w:t xml:space="preserve"> </w:t>
+        <w:t xml:space="preserve"> M., Deng S., Clement C., Drain D., Sundaresan N., Yin J., Jiang S., Zhou M. </w:t>
       </w:r>
       <w:proofErr w:type="spellStart"/>
       <w:r>
@@ -16368,21 +15610,7 @@
           <w:rFonts w:cs="Times New Roman"/>
           <w:szCs w:val="28"/>
         </w:rPr>
-        <w:t xml:space="preserve"> H.</w:t>
-      </w:r>
-      <w:r>
-        <w:rPr>
-          <w:rFonts w:cs="Times New Roman"/>
-          <w:szCs w:val="28"/>
-        </w:rPr>
-        <w:t xml:space="preserve"> </w:t>
-      </w:r>
-      <w:r>
-        <w:rPr>
-          <w:rFonts w:cs="Times New Roman"/>
-          <w:szCs w:val="28"/>
-        </w:rPr>
-        <w:t>Introduction to Information Retrieval. – Cambridge: Cambridge University Press, 2008.</w:t>
+        <w:t xml:space="preserve"> H. Introduction to Information Retrieval. – Cambridge: Cambridge University Press, 2008.</w:t>
       </w:r>
     </w:p>
     <w:p>
@@ -16404,21 +15632,7 @@
           <w:rFonts w:cs="Times New Roman"/>
           <w:szCs w:val="28"/>
         </w:rPr>
-        <w:t>Chen J., Xiao B., Zhu X., Huang Z., Liu X., Wu J., Zhang J.</w:t>
-      </w:r>
-      <w:r>
-        <w:rPr>
-          <w:rFonts w:cs="Times New Roman"/>
-          <w:szCs w:val="28"/>
-        </w:rPr>
-        <w:t xml:space="preserve"> </w:t>
-      </w:r>
-      <w:r>
-        <w:rPr>
-          <w:rFonts w:cs="Times New Roman"/>
-          <w:szCs w:val="28"/>
-        </w:rPr>
-        <w:t xml:space="preserve">BGE M3-Embedding: Multi-Lingual, Multi-Functionality, Multi-Granularity Text Embeddings Through Self-Knowledge Distillation // </w:t>
+        <w:t xml:space="preserve">Chen J., Xiao B., Zhu X., Huang Z., Liu X., Wu J., Zhang J. BGE M3-Embedding: Multi-Lingual, Multi-Functionality, Multi-Granularity Text Embeddings Through Self-Knowledge Distillation // </w:t>
       </w:r>
       <w:proofErr w:type="spellStart"/>
       <w:r>
@@ -16451,31 +15665,24 @@
           <w:rFonts w:cs="Times New Roman"/>
           <w:szCs w:val="28"/>
         </w:rPr>
+        <w:t xml:space="preserve">  (</w:t>
+      </w:r>
+      <w:proofErr w:type="spellStart"/>
+      <w:r>
+        <w:rPr>
+          <w:rFonts w:cs="Times New Roman"/>
+          <w:szCs w:val="28"/>
+        </w:rPr>
+        <w:t>дата</w:t>
+      </w:r>
+      <w:proofErr w:type="spellEnd"/>
+      <w:r>
+        <w:rPr>
+          <w:rFonts w:cs="Times New Roman"/>
+          <w:szCs w:val="28"/>
+        </w:rPr>
         <w:t xml:space="preserve"> </w:t>
       </w:r>
-      <w:r>
-        <w:rPr>
-          <w:rFonts w:cs="Times New Roman"/>
-          <w:szCs w:val="28"/>
-        </w:rPr>
-        <w:t xml:space="preserve"> (</w:t>
-      </w:r>
-      <w:proofErr w:type="spellStart"/>
-      <w:r>
-        <w:rPr>
-          <w:rFonts w:cs="Times New Roman"/>
-          <w:szCs w:val="28"/>
-        </w:rPr>
-        <w:t>дата</w:t>
-      </w:r>
-      <w:proofErr w:type="spellEnd"/>
-      <w:r>
-        <w:rPr>
-          <w:rFonts w:cs="Times New Roman"/>
-          <w:szCs w:val="28"/>
-        </w:rPr>
-        <w:t xml:space="preserve"> </w:t>
-      </w:r>
       <w:proofErr w:type="spellStart"/>
       <w:r>
         <w:rPr>
@@ -16526,21 +15733,7 @@
           <w:rFonts w:cs="Times New Roman"/>
           <w:szCs w:val="28"/>
         </w:rPr>
-        <w:t>Hui B., Yang B., Li H., Zhang Z., Li X., Wang Z., Zhang Y., Chen Y., et al.</w:t>
-      </w:r>
-      <w:r>
-        <w:rPr>
-          <w:rFonts w:cs="Times New Roman"/>
-          <w:szCs w:val="28"/>
-        </w:rPr>
-        <w:t xml:space="preserve"> </w:t>
-      </w:r>
-      <w:r>
-        <w:rPr>
-          <w:rFonts w:cs="Times New Roman"/>
-          <w:szCs w:val="28"/>
-        </w:rPr>
-        <w:t xml:space="preserve">Qwen2.5-Coder Technical Report // </w:t>
+        <w:t xml:space="preserve">Hui B., Yang B., Li H., Zhang Z., Li X., Wang Z., Zhang Y., Chen Y., et al. Qwen2.5-Coder Technical Report // </w:t>
       </w:r>
       <w:proofErr w:type="spellStart"/>
       <w:r>
@@ -16671,66 +15864,67 @@
           <w:color w:val="000000" w:themeColor="text1"/>
           <w:szCs w:val="28"/>
         </w:rPr>
-        <w:t>Feng Z., Guo D., Tang D., Duan N., Feng X., Gong M., Zhou L., Qin B., Liu T., Jiang D., Zhou M.</w:t>
-      </w:r>
+        <w:t xml:space="preserve">Feng Z., Guo D., Tang D., Duan N., Feng X., Gong M., Zhou L., Qin B., Liu T., Jiang D., Zhou M. </w:t>
+      </w:r>
+      <w:proofErr w:type="spellStart"/>
       <w:r>
         <w:rPr>
           <w:rFonts w:cs="Times New Roman"/>
           <w:color w:val="000000" w:themeColor="text1"/>
           <w:szCs w:val="28"/>
         </w:rPr>
-        <w:t xml:space="preserve"> </w:t>
-      </w:r>
-      <w:proofErr w:type="spellStart"/>
+        <w:t>CodeBERT</w:t>
+      </w:r>
+      <w:proofErr w:type="spellEnd"/>
       <w:r>
         <w:rPr>
           <w:rFonts w:cs="Times New Roman"/>
           <w:color w:val="000000" w:themeColor="text1"/>
           <w:szCs w:val="28"/>
         </w:rPr>
-        <w:t>CodeBERT</w:t>
-      </w:r>
-      <w:proofErr w:type="spellEnd"/>
-      <w:r>
+        <w:t>: A Pre-Trained Model for Programming and Natural Languages // Findings of the Association for Computational Linguistics: EMNLP 2020. – 2020. – P. 1536–1547. – DOI: 10.18653/v1/2020.findings-emnlp.139.</w:t>
+      </w:r>
+    </w:p>
+    <w:p>
+      <w:pPr>
         <w:rPr>
           <w:rFonts w:cs="Times New Roman"/>
           <w:color w:val="000000" w:themeColor="text1"/>
           <w:szCs w:val="28"/>
         </w:rPr>
-        <w:t>: A Pre-Trained Model for Programming and Natural Languages // Findings of the Association for Computational Linguistics: EMNLP 2020. – 2020. – P. 1536–1547. – DOI: 10.18653/v1/2020.findings-emnlp.139.</w:t>
-      </w:r>
-    </w:p>
-    <w:p>
-      <w:pPr>
+      </w:pPr>
+      <w:r>
         <w:rPr>
           <w:rFonts w:cs="Times New Roman"/>
           <w:color w:val="000000" w:themeColor="text1"/>
           <w:szCs w:val="28"/>
         </w:rPr>
-      </w:pPr>
+        <w:t xml:space="preserve">[41] </w:t>
+      </w:r>
       <w:r>
         <w:rPr>
           <w:rFonts w:cs="Times New Roman"/>
           <w:color w:val="000000" w:themeColor="text1"/>
           <w:szCs w:val="28"/>
         </w:rPr>
-        <w:t xml:space="preserve">[41] </w:t>
-      </w:r>
-      <w:r>
+        <w:t>Wang Y., Wang W., Jiao J., Chen Y., Yu J., Guo Y., Li Z., Zhang J., Wang S. CodeT5: Identifier-Aware Unified Pre-Trained Encoder-Decoder Models for Code Understanding and Generation // Proceedings of the 2021 Conference on Empirical Methods in Natural Language Processing (EMNLP). – 2021. – P. 8696–8708. – DOI: 10.18653/v1/2021.emnlp-main.685.</w:t>
+      </w:r>
+    </w:p>
+    <w:p>
+      <w:pPr>
         <w:rPr>
           <w:rFonts w:cs="Times New Roman"/>
           <w:color w:val="000000" w:themeColor="text1"/>
           <w:szCs w:val="28"/>
         </w:rPr>
-        <w:t>Wang Y., Wang W., Jiao J., Chen Y., Yu J., Guo Y., Li Z., Zhang J., Wang S.</w:t>
-      </w:r>
+      </w:pPr>
       <w:r>
         <w:rPr>
           <w:rFonts w:cs="Times New Roman"/>
           <w:color w:val="000000" w:themeColor="text1"/>
           <w:szCs w:val="28"/>
         </w:rPr>
-        <w:t xml:space="preserve"> </w:t>
+        <w:t xml:space="preserve">[42] </w:t>
       </w:r>
       <w:r>
         <w:rPr>
@@ -16738,102 +15932,61 @@
           <w:color w:val="000000" w:themeColor="text1"/>
           <w:szCs w:val="28"/>
         </w:rPr>
-        <w:t>CodeT5: Identifier-Aware Unified Pre-Trained Encoder-Decoder Models for Code Understanding and Generation // Proceedings of the 2021 Conference on Empirical Methods in Natural Language Processing (EMNLP). – 2021. – P. 8696–8708. – DOI: 10.18653/v1/2021.emnlp-main.685.</w:t>
-      </w:r>
-    </w:p>
-    <w:p>
-      <w:pPr>
+        <w:t xml:space="preserve">Ziegler A., Roy D., </w:t>
+      </w:r>
+      <w:proofErr w:type="spellStart"/>
+      <w:r>
         <w:rPr>
           <w:rFonts w:cs="Times New Roman"/>
           <w:color w:val="000000" w:themeColor="text1"/>
           <w:szCs w:val="28"/>
         </w:rPr>
-      </w:pPr>
+        <w:t>DeLine</w:t>
+      </w:r>
+      <w:proofErr w:type="spellEnd"/>
       <w:r>
         <w:rPr>
           <w:rFonts w:cs="Times New Roman"/>
           <w:color w:val="000000" w:themeColor="text1"/>
           <w:szCs w:val="28"/>
         </w:rPr>
-        <w:t xml:space="preserve">[42] </w:t>
-      </w:r>
+        <w:t xml:space="preserve"> R., </w:t>
+      </w:r>
+      <w:proofErr w:type="spellStart"/>
       <w:r>
         <w:rPr>
           <w:rFonts w:cs="Times New Roman"/>
           <w:color w:val="000000" w:themeColor="text1"/>
           <w:szCs w:val="28"/>
         </w:rPr>
-        <w:t xml:space="preserve">Ziegler A., Roy D., </w:t>
-      </w:r>
-      <w:proofErr w:type="spellStart"/>
+        <w:t>Hellendoorn</w:t>
+      </w:r>
+      <w:proofErr w:type="spellEnd"/>
       <w:r>
         <w:rPr>
           <w:rFonts w:cs="Times New Roman"/>
           <w:color w:val="000000" w:themeColor="text1"/>
           <w:szCs w:val="28"/>
         </w:rPr>
-        <w:t>DeLine</w:t>
-      </w:r>
-      <w:proofErr w:type="spellEnd"/>
+        <w:t xml:space="preserve"> V. J., Czerwinski M., </w:t>
+      </w:r>
+      <w:proofErr w:type="spellStart"/>
       <w:r>
         <w:rPr>
           <w:rFonts w:cs="Times New Roman"/>
           <w:color w:val="000000" w:themeColor="text1"/>
           <w:szCs w:val="28"/>
         </w:rPr>
-        <w:t xml:space="preserve"> R., </w:t>
-      </w:r>
-      <w:proofErr w:type="spellStart"/>
+        <w:t>Buschek</w:t>
+      </w:r>
+      <w:proofErr w:type="spellEnd"/>
       <w:r>
         <w:rPr>
           <w:rFonts w:cs="Times New Roman"/>
           <w:color w:val="000000" w:themeColor="text1"/>
           <w:szCs w:val="28"/>
         </w:rPr>
-        <w:t>Hellendoorn</w:t>
-      </w:r>
-      <w:proofErr w:type="spellEnd"/>
-      <w:r>
-        <w:rPr>
-          <w:rFonts w:cs="Times New Roman"/>
-          <w:color w:val="000000" w:themeColor="text1"/>
-          <w:szCs w:val="28"/>
-        </w:rPr>
-        <w:t xml:space="preserve"> V. J., Czerwinski M., </w:t>
-      </w:r>
-      <w:proofErr w:type="spellStart"/>
-      <w:r>
-        <w:rPr>
-          <w:rFonts w:cs="Times New Roman"/>
-          <w:color w:val="000000" w:themeColor="text1"/>
-          <w:szCs w:val="28"/>
-        </w:rPr>
-        <w:t>Buschek</w:t>
-      </w:r>
-      <w:proofErr w:type="spellEnd"/>
-      <w:r>
-        <w:rPr>
-          <w:rFonts w:cs="Times New Roman"/>
-          <w:color w:val="000000" w:themeColor="text1"/>
-          <w:szCs w:val="28"/>
-        </w:rPr>
-        <w:t xml:space="preserve"> D.</w:t>
-      </w:r>
-      <w:r>
-        <w:rPr>
-          <w:rFonts w:cs="Times New Roman"/>
-          <w:color w:val="000000" w:themeColor="text1"/>
-          <w:szCs w:val="28"/>
-        </w:rPr>
-        <w:t xml:space="preserve"> </w:t>
-      </w:r>
-      <w:r>
-        <w:rPr>
-          <w:rFonts w:cs="Times New Roman"/>
-          <w:color w:val="000000" w:themeColor="text1"/>
-          <w:szCs w:val="28"/>
-        </w:rPr>
-        <w:t>Productivity Assessment of Neural Code Completion // Proceedings of the 30th ACM Joint European Software Engineering Conference and Symposium on the Foundations of Software Engineering (ESEC/FSE). – ACM, 2022. – P. 1082–1093. – DOI: 10.1145/3540250.3549156.</w:t>
+        <w:t xml:space="preserve"> D. Productivity Assessment of Neural Code Completion // Proceedings of the 30th ACM Joint European Software Engineering Conference and Symposium on the Foundations of Software Engineering (ESEC/FSE). – ACM, 2022. – P. 1082–1093. – DOI: 10.1145/3540250.3549156.</w:t>
       </w:r>
     </w:p>
     <w:p>
@@ -16905,14 +16058,76 @@
           <w:color w:val="000000" w:themeColor="text1"/>
           <w:szCs w:val="28"/>
         </w:rPr>
-        <w:t xml:space="preserve"> F.</w:t>
-      </w:r>
-      <w:r>
+        <w:t xml:space="preserve"> F. GitHub Copilot AI Pair Programmer: Asset or Liability? // Journal of Systems and Software. – 2023. – Vol. 203. – Art. 111734. – DOI: 10.1016/j.jss.2023.111734.</w:t>
+      </w:r>
+    </w:p>
+    <w:p>
+      <w:pPr>
         <w:rPr>
           <w:rFonts w:cs="Times New Roman"/>
           <w:color w:val="000000" w:themeColor="text1"/>
           <w:szCs w:val="28"/>
         </w:rPr>
+      </w:pPr>
+      <w:r>
+        <w:rPr>
+          <w:rFonts w:cs="Times New Roman"/>
+          <w:color w:val="000000" w:themeColor="text1"/>
+          <w:szCs w:val="28"/>
+        </w:rPr>
+        <w:t xml:space="preserve">[44] </w:t>
+      </w:r>
+      <w:proofErr w:type="spellStart"/>
+      <w:r>
+        <w:rPr>
+          <w:rFonts w:cs="Times New Roman"/>
+          <w:color w:val="000000" w:themeColor="text1"/>
+          <w:szCs w:val="28"/>
+        </w:rPr>
+        <w:t>OpenAPI</w:t>
+      </w:r>
+      <w:proofErr w:type="spellEnd"/>
+      <w:r>
+        <w:rPr>
+          <w:rFonts w:cs="Times New Roman"/>
+          <w:color w:val="000000" w:themeColor="text1"/>
+          <w:szCs w:val="28"/>
+        </w:rPr>
+        <w:t xml:space="preserve"> Initiative. </w:t>
+      </w:r>
+      <w:proofErr w:type="spellStart"/>
+      <w:r>
+        <w:rPr>
+          <w:rFonts w:cs="Times New Roman"/>
+          <w:color w:val="000000" w:themeColor="text1"/>
+          <w:szCs w:val="28"/>
+        </w:rPr>
+        <w:t>OpenAPI</w:t>
+      </w:r>
+      <w:proofErr w:type="spellEnd"/>
+      <w:r>
+        <w:rPr>
+          <w:rFonts w:cs="Times New Roman"/>
+          <w:color w:val="000000" w:themeColor="text1"/>
+          <w:szCs w:val="28"/>
+        </w:rPr>
+        <w:t xml:space="preserve"> Specification [</w:t>
+      </w:r>
+      <w:r>
+        <w:rPr>
+          <w:rFonts w:cs="Times New Roman"/>
+          <w:color w:val="000000" w:themeColor="text1"/>
+          <w:szCs w:val="28"/>
+          <w:lang w:val="ru-RU"/>
+        </w:rPr>
+        <w:t>Электронный</w:t>
+      </w:r>
+      <w:r>
+        <w:rPr>
+          <w:rFonts w:cs="Times New Roman"/>
+          <w:color w:val="000000" w:themeColor="text1"/>
+          <w:szCs w:val="28"/>
+        </w:rPr>
         <w:t xml:space="preserve"> </w:t>
       </w:r>
       <w:r>
@@ -16920,43 +16135,43 @@
           <w:rFonts w:cs="Times New Roman"/>
           <w:color w:val="000000" w:themeColor="text1"/>
           <w:szCs w:val="28"/>
-        </w:rPr>
-        <w:t>GitHub Copilot AI Pair Programmer: Asset or Liability? // Journal of Systems and Software. – 2023. – Vol. 203. – Art. 111734. – DOI: 10.1016/j.jss.2023.111734.</w:t>
-      </w:r>
-    </w:p>
-    <w:p>
-      <w:pPr>
+          <w:lang w:val="ru-RU"/>
+        </w:rPr>
+        <w:t>ресурс</w:t>
+      </w:r>
+      <w:r>
         <w:rPr>
           <w:rFonts w:cs="Times New Roman"/>
           <w:color w:val="000000" w:themeColor="text1"/>
           <w:szCs w:val="28"/>
         </w:rPr>
-      </w:pPr>
+        <w:t xml:space="preserve">]. – </w:t>
+      </w:r>
       <w:r>
         <w:rPr>
           <w:rFonts w:cs="Times New Roman"/>
           <w:color w:val="000000" w:themeColor="text1"/>
           <w:szCs w:val="28"/>
-        </w:rPr>
-        <w:t xml:space="preserve">[44] </w:t>
-      </w:r>
-      <w:proofErr w:type="spellStart"/>
+          <w:lang w:val="ru-RU"/>
+        </w:rPr>
+        <w:t>Режим</w:t>
+      </w:r>
       <w:r>
         <w:rPr>
           <w:rFonts w:cs="Times New Roman"/>
           <w:color w:val="000000" w:themeColor="text1"/>
           <w:szCs w:val="28"/>
         </w:rPr>
-        <w:t>OpenAPI</w:t>
-      </w:r>
-      <w:proofErr w:type="spellEnd"/>
+        <w:t xml:space="preserve"> </w:t>
+      </w:r>
       <w:r>
         <w:rPr>
           <w:rFonts w:cs="Times New Roman"/>
           <w:color w:val="000000" w:themeColor="text1"/>
           <w:szCs w:val="28"/>
-        </w:rPr>
-        <w:t xml:space="preserve"> Initiative.</w:t>
+          <w:lang w:val="ru-RU"/>
+        </w:rPr>
+        <w:t>доступа</w:t>
       </w:r>
       <w:r>
         <w:rPr>
@@ -16964,310 +16179,200 @@
           <w:color w:val="000000" w:themeColor="text1"/>
           <w:szCs w:val="28"/>
         </w:rPr>
+        <w:t>: https://spec.openapis.org/oas/latest.html (</w:t>
+      </w:r>
+      <w:r>
+        <w:rPr>
+          <w:rFonts w:cs="Times New Roman"/>
+          <w:color w:val="000000" w:themeColor="text1"/>
+          <w:szCs w:val="28"/>
+          <w:lang w:val="ru-RU"/>
+        </w:rPr>
+        <w:t>дата</w:t>
+      </w:r>
+      <w:r>
+        <w:rPr>
+          <w:rFonts w:cs="Times New Roman"/>
+          <w:color w:val="000000" w:themeColor="text1"/>
+          <w:szCs w:val="28"/>
+        </w:rPr>
         <w:t xml:space="preserve"> </w:t>
       </w:r>
-      <w:proofErr w:type="spellStart"/>
       <w:r>
         <w:rPr>
           <w:rFonts w:cs="Times New Roman"/>
           <w:color w:val="000000" w:themeColor="text1"/>
           <w:szCs w:val="28"/>
-        </w:rPr>
-        <w:t>OpenAPI</w:t>
-      </w:r>
-      <w:proofErr w:type="spellEnd"/>
+          <w:lang w:val="ru-RU"/>
+        </w:rPr>
+        <w:t>обращения</w:t>
+      </w:r>
       <w:r>
         <w:rPr>
           <w:rFonts w:cs="Times New Roman"/>
           <w:color w:val="000000" w:themeColor="text1"/>
           <w:szCs w:val="28"/>
         </w:rPr>
-        <w:t xml:space="preserve"> Specification [</w:t>
-      </w:r>
-      <w:r>
+        <w:t>: 14.03.2026).</w:t>
+      </w:r>
+    </w:p>
+    <w:p>
+      <w:pPr>
         <w:rPr>
           <w:rFonts w:cs="Times New Roman"/>
           <w:color w:val="000000" w:themeColor="text1"/>
           <w:szCs w:val="28"/>
-          <w:lang w:val="ru-RU"/>
-        </w:rPr>
-        <w:t>Электронный</w:t>
-      </w:r>
+        </w:rPr>
+      </w:pPr>
       <w:r>
         <w:rPr>
           <w:rFonts w:cs="Times New Roman"/>
           <w:color w:val="000000" w:themeColor="text1"/>
           <w:szCs w:val="28"/>
         </w:rPr>
+        <w:t>[4</w:t>
+      </w:r>
+      <w:r>
+        <w:rPr>
+          <w:rFonts w:cs="Times New Roman"/>
+          <w:color w:val="000000" w:themeColor="text1"/>
+          <w:szCs w:val="28"/>
+        </w:rPr>
+        <w:t>5</w:t>
+      </w:r>
+      <w:r>
+        <w:rPr>
+          <w:rFonts w:cs="Times New Roman"/>
+          <w:color w:val="000000" w:themeColor="text1"/>
+          <w:szCs w:val="28"/>
+        </w:rPr>
+        <w:t xml:space="preserve">] </w:t>
+      </w:r>
+      <w:proofErr w:type="spellStart"/>
+      <w:r>
+        <w:rPr>
+          <w:rFonts w:cs="Times New Roman"/>
+          <w:color w:val="000000" w:themeColor="text1"/>
+          <w:szCs w:val="28"/>
+        </w:rPr>
+        <w:t>Decrop</w:t>
+      </w:r>
+      <w:proofErr w:type="spellEnd"/>
+      <w:r>
+        <w:rPr>
+          <w:rFonts w:cs="Times New Roman"/>
+          <w:color w:val="000000" w:themeColor="text1"/>
+          <w:szCs w:val="28"/>
+        </w:rPr>
+        <w:t xml:space="preserve"> A., </w:t>
+      </w:r>
+      <w:proofErr w:type="spellStart"/>
+      <w:r>
+        <w:rPr>
+          <w:rFonts w:cs="Times New Roman"/>
+          <w:color w:val="000000" w:themeColor="text1"/>
+          <w:szCs w:val="28"/>
+        </w:rPr>
+        <w:t>Perrouin</w:t>
+      </w:r>
+      <w:proofErr w:type="spellEnd"/>
+      <w:r>
+        <w:rPr>
+          <w:rFonts w:cs="Times New Roman"/>
+          <w:color w:val="000000" w:themeColor="text1"/>
+          <w:szCs w:val="28"/>
+        </w:rPr>
+        <w:t xml:space="preserve"> G., Papadakis M., </w:t>
+      </w:r>
+      <w:proofErr w:type="spellStart"/>
+      <w:r>
+        <w:rPr>
+          <w:rFonts w:cs="Times New Roman"/>
+          <w:color w:val="000000" w:themeColor="text1"/>
+          <w:szCs w:val="28"/>
+        </w:rPr>
+        <w:t>Devroey</w:t>
+      </w:r>
+      <w:proofErr w:type="spellEnd"/>
+      <w:r>
+        <w:rPr>
+          <w:rFonts w:cs="Times New Roman"/>
+          <w:color w:val="000000" w:themeColor="text1"/>
+          <w:szCs w:val="28"/>
+        </w:rPr>
+        <w:t xml:space="preserve"> X., </w:t>
+      </w:r>
+      <w:proofErr w:type="spellStart"/>
+      <w:r>
+        <w:rPr>
+          <w:rFonts w:cs="Times New Roman"/>
+          <w:color w:val="000000" w:themeColor="text1"/>
+          <w:szCs w:val="28"/>
+        </w:rPr>
+        <w:t>Schobbens</w:t>
+      </w:r>
+      <w:proofErr w:type="spellEnd"/>
+      <w:r>
+        <w:rPr>
+          <w:rFonts w:cs="Times New Roman"/>
+          <w:color w:val="000000" w:themeColor="text1"/>
+          <w:szCs w:val="28"/>
+        </w:rPr>
+        <w:t xml:space="preserve"> P.-Y. You Can REST Now: Automated Specification Inference and Black-Box Testing of RESTful APIs with Large Language Models // </w:t>
+      </w:r>
+      <w:proofErr w:type="spellStart"/>
+      <w:r>
+        <w:rPr>
+          <w:rFonts w:cs="Times New Roman"/>
+          <w:color w:val="000000" w:themeColor="text1"/>
+          <w:szCs w:val="28"/>
+        </w:rPr>
+        <w:t>arXiv</w:t>
+      </w:r>
+      <w:proofErr w:type="spellEnd"/>
+      <w:r>
+        <w:rPr>
+          <w:rFonts w:cs="Times New Roman"/>
+          <w:color w:val="000000" w:themeColor="text1"/>
+          <w:szCs w:val="28"/>
+        </w:rPr>
+        <w:t xml:space="preserve"> preprint. – 2024. – URL: https://arxiv.org/abs/2402.05102 (</w:t>
+      </w:r>
+      <w:proofErr w:type="spellStart"/>
+      <w:r>
+        <w:rPr>
+          <w:rFonts w:cs="Times New Roman"/>
+          <w:color w:val="000000" w:themeColor="text1"/>
+          <w:szCs w:val="28"/>
+        </w:rPr>
+        <w:t>дата</w:t>
+      </w:r>
+      <w:proofErr w:type="spellEnd"/>
+      <w:r>
+        <w:rPr>
+          <w:rFonts w:cs="Times New Roman"/>
+          <w:color w:val="000000" w:themeColor="text1"/>
+          <w:szCs w:val="28"/>
+        </w:rPr>
         <w:t xml:space="preserve"> </w:t>
       </w:r>
+      <w:proofErr w:type="spellStart"/>
       <w:r>
         <w:rPr>
           <w:rFonts w:cs="Times New Roman"/>
           <w:color w:val="000000" w:themeColor="text1"/>
           <w:szCs w:val="28"/>
-          <w:lang w:val="ru-RU"/>
-        </w:rPr>
-        <w:t>ресурс</w:t>
-      </w:r>
+        </w:rPr>
+        <w:t>обращения</w:t>
+      </w:r>
+      <w:proofErr w:type="spellEnd"/>
       <w:r>
         <w:rPr>
           <w:rFonts w:cs="Times New Roman"/>
           <w:color w:val="000000" w:themeColor="text1"/>
           <w:szCs w:val="28"/>
         </w:rPr>
-        <w:t xml:space="preserve">]. – </w:t>
-      </w:r>
-      <w:r>
-        <w:rPr>
-          <w:rFonts w:cs="Times New Roman"/>
-          <w:color w:val="000000" w:themeColor="text1"/>
-          <w:szCs w:val="28"/>
-          <w:lang w:val="ru-RU"/>
-        </w:rPr>
-        <w:t>Режим</w:t>
-      </w:r>
-      <w:r>
-        <w:rPr>
-          <w:rFonts w:cs="Times New Roman"/>
-          <w:color w:val="000000" w:themeColor="text1"/>
-          <w:szCs w:val="28"/>
-        </w:rPr>
-        <w:t xml:space="preserve"> </w:t>
-      </w:r>
-      <w:r>
-        <w:rPr>
-          <w:rFonts w:cs="Times New Roman"/>
-          <w:color w:val="000000" w:themeColor="text1"/>
-          <w:szCs w:val="28"/>
-          <w:lang w:val="ru-RU"/>
-        </w:rPr>
-        <w:t>доступа</w:t>
-      </w:r>
-      <w:r>
-        <w:rPr>
-          <w:rFonts w:cs="Times New Roman"/>
-          <w:color w:val="000000" w:themeColor="text1"/>
-          <w:szCs w:val="28"/>
-        </w:rPr>
-        <w:t>: https://spec.openapis.org/oas/latest.html (</w:t>
-      </w:r>
-      <w:r>
-        <w:rPr>
-          <w:rFonts w:cs="Times New Roman"/>
-          <w:color w:val="000000" w:themeColor="text1"/>
-          <w:szCs w:val="28"/>
-          <w:lang w:val="ru-RU"/>
-        </w:rPr>
-        <w:t>дата</w:t>
-      </w:r>
-      <w:r>
-        <w:rPr>
-          <w:rFonts w:cs="Times New Roman"/>
-          <w:color w:val="000000" w:themeColor="text1"/>
-          <w:szCs w:val="28"/>
-        </w:rPr>
-        <w:t xml:space="preserve"> </w:t>
-      </w:r>
-      <w:r>
-        <w:rPr>
-          <w:rFonts w:cs="Times New Roman"/>
-          <w:color w:val="000000" w:themeColor="text1"/>
-          <w:szCs w:val="28"/>
-          <w:lang w:val="ru-RU"/>
-        </w:rPr>
-        <w:t>обращения</w:t>
-      </w:r>
-      <w:r>
-        <w:rPr>
-          <w:rFonts w:cs="Times New Roman"/>
-          <w:color w:val="000000" w:themeColor="text1"/>
-          <w:szCs w:val="28"/>
-        </w:rPr>
-        <w:t>: 14.03.2026).</w:t>
-      </w:r>
-    </w:p>
-    <w:p>
-      <w:pPr>
-        <w:rPr>
-          <w:rFonts w:cs="Times New Roman"/>
-          <w:color w:val="000000" w:themeColor="text1"/>
-          <w:szCs w:val="28"/>
-        </w:rPr>
-      </w:pPr>
-      <w:r>
-        <w:rPr>
-          <w:rFonts w:cs="Times New Roman"/>
-          <w:color w:val="000000" w:themeColor="text1"/>
-          <w:szCs w:val="28"/>
-        </w:rPr>
-        <w:t>[4</w:t>
-      </w:r>
-      <w:r>
-        <w:rPr>
-          <w:rFonts w:cs="Times New Roman"/>
-          <w:color w:val="000000" w:themeColor="text1"/>
-          <w:szCs w:val="28"/>
-        </w:rPr>
-        <w:t>5</w:t>
-      </w:r>
-      <w:r>
-        <w:rPr>
-          <w:rFonts w:cs="Times New Roman"/>
-          <w:color w:val="000000" w:themeColor="text1"/>
-          <w:szCs w:val="28"/>
-        </w:rPr>
-        <w:t xml:space="preserve">] </w:t>
-      </w:r>
-      <w:proofErr w:type="spellStart"/>
-      <w:r>
-        <w:rPr>
-          <w:rFonts w:cs="Times New Roman"/>
-          <w:color w:val="000000" w:themeColor="text1"/>
-          <w:szCs w:val="28"/>
-        </w:rPr>
-        <w:t>Decrop</w:t>
-      </w:r>
-      <w:proofErr w:type="spellEnd"/>
-      <w:r>
-        <w:rPr>
-          <w:rFonts w:cs="Times New Roman"/>
-          <w:color w:val="000000" w:themeColor="text1"/>
-          <w:szCs w:val="28"/>
-        </w:rPr>
-        <w:t xml:space="preserve"> A., </w:t>
-      </w:r>
-      <w:proofErr w:type="spellStart"/>
-      <w:r>
-        <w:rPr>
-          <w:rFonts w:cs="Times New Roman"/>
-          <w:color w:val="000000" w:themeColor="text1"/>
-          <w:szCs w:val="28"/>
-        </w:rPr>
-        <w:t>Perrouin</w:t>
-      </w:r>
-      <w:proofErr w:type="spellEnd"/>
-      <w:r>
-        <w:rPr>
-          <w:rFonts w:cs="Times New Roman"/>
-          <w:color w:val="000000" w:themeColor="text1"/>
-          <w:szCs w:val="28"/>
-        </w:rPr>
-        <w:t xml:space="preserve"> G., Papadakis M., </w:t>
-      </w:r>
-      <w:proofErr w:type="spellStart"/>
-      <w:r>
-        <w:rPr>
-          <w:rFonts w:cs="Times New Roman"/>
-          <w:color w:val="000000" w:themeColor="text1"/>
-          <w:szCs w:val="28"/>
-        </w:rPr>
-        <w:t>Devroey</w:t>
-      </w:r>
-      <w:proofErr w:type="spellEnd"/>
-      <w:r>
-        <w:rPr>
-          <w:rFonts w:cs="Times New Roman"/>
-          <w:color w:val="000000" w:themeColor="text1"/>
-          <w:szCs w:val="28"/>
-        </w:rPr>
-        <w:t xml:space="preserve"> X., </w:t>
-      </w:r>
-      <w:proofErr w:type="spellStart"/>
-      <w:r>
-        <w:rPr>
-          <w:rFonts w:cs="Times New Roman"/>
-          <w:color w:val="000000" w:themeColor="text1"/>
-          <w:szCs w:val="28"/>
-        </w:rPr>
-        <w:t>Schobbens</w:t>
-      </w:r>
-      <w:proofErr w:type="spellEnd"/>
-      <w:r>
-        <w:rPr>
-          <w:rFonts w:cs="Times New Roman"/>
-          <w:color w:val="000000" w:themeColor="text1"/>
-          <w:szCs w:val="28"/>
-        </w:rPr>
-        <w:t xml:space="preserve"> P.-Y.</w:t>
-      </w:r>
-      <w:r>
-        <w:rPr>
-          <w:rFonts w:cs="Times New Roman"/>
-          <w:color w:val="000000" w:themeColor="text1"/>
-          <w:szCs w:val="28"/>
-        </w:rPr>
-        <w:t xml:space="preserve"> </w:t>
-      </w:r>
-      <w:r>
-        <w:rPr>
-          <w:rFonts w:cs="Times New Roman"/>
-          <w:color w:val="000000" w:themeColor="text1"/>
-          <w:szCs w:val="28"/>
-        </w:rPr>
-        <w:t xml:space="preserve">You Can REST Now: Automated Specification Inference and Black-Box Testing of RESTful APIs with Large Language Models // </w:t>
-      </w:r>
-      <w:proofErr w:type="spellStart"/>
-      <w:r>
-        <w:rPr>
-          <w:rFonts w:cs="Times New Roman"/>
-          <w:color w:val="000000" w:themeColor="text1"/>
-          <w:szCs w:val="28"/>
-        </w:rPr>
-        <w:t>arXiv</w:t>
-      </w:r>
-      <w:proofErr w:type="spellEnd"/>
-      <w:r>
-        <w:rPr>
-          <w:rFonts w:cs="Times New Roman"/>
-          <w:color w:val="000000" w:themeColor="text1"/>
-          <w:szCs w:val="28"/>
-        </w:rPr>
-        <w:t xml:space="preserve"> preprint. – 2024. – URL: https://arxiv.org/abs/2402.05102 (</w:t>
-      </w:r>
-      <w:proofErr w:type="spellStart"/>
-      <w:r>
-        <w:rPr>
-          <w:rFonts w:cs="Times New Roman"/>
-          <w:color w:val="000000" w:themeColor="text1"/>
-          <w:szCs w:val="28"/>
-        </w:rPr>
-        <w:t>дата</w:t>
-      </w:r>
-      <w:proofErr w:type="spellEnd"/>
-      <w:r>
-        <w:rPr>
-          <w:rFonts w:cs="Times New Roman"/>
-          <w:color w:val="000000" w:themeColor="text1"/>
-          <w:szCs w:val="28"/>
-        </w:rPr>
-        <w:t xml:space="preserve"> </w:t>
-      </w:r>
-      <w:proofErr w:type="spellStart"/>
-      <w:r>
-        <w:rPr>
-          <w:rFonts w:cs="Times New Roman"/>
-          <w:color w:val="000000" w:themeColor="text1"/>
-          <w:szCs w:val="28"/>
-        </w:rPr>
-        <w:t>обращения</w:t>
-      </w:r>
-      <w:proofErr w:type="spellEnd"/>
-      <w:r>
-        <w:rPr>
-          <w:rFonts w:cs="Times New Roman"/>
-          <w:color w:val="000000" w:themeColor="text1"/>
-          <w:szCs w:val="28"/>
-        </w:rPr>
-        <w:t>: 14.03.2026).</w:t>
-      </w:r>
-      <w:r>
-        <w:rPr>
-          <w:rFonts w:cs="Times New Roman"/>
-          <w:color w:val="000000" w:themeColor="text1"/>
-          <w:szCs w:val="28"/>
-        </w:rPr>
-        <w:t xml:space="preserve"> </w:t>
+        <w:t xml:space="preserve">: 14.03.2026). </w:t>
       </w:r>
     </w:p>
     <w:p>
@@ -17448,32 +16553,58 @@
           <w:color w:val="000000" w:themeColor="text1"/>
           <w:szCs w:val="28"/>
         </w:rPr>
-        <w:t>: 14.03.2026).</w:t>
-      </w:r>
-      <w:r>
+        <w:t xml:space="preserve">: 14.03.2026). </w:t>
+      </w:r>
+    </w:p>
+    <w:p>
+      <w:pPr>
         <w:rPr>
           <w:rFonts w:cs="Times New Roman"/>
           <w:color w:val="000000" w:themeColor="text1"/>
           <w:szCs w:val="28"/>
         </w:rPr>
+      </w:pPr>
+      <w:r>
+        <w:rPr>
+          <w:rFonts w:cs="Times New Roman"/>
+          <w:color w:val="000000" w:themeColor="text1"/>
+          <w:szCs w:val="28"/>
+        </w:rPr>
+        <w:t xml:space="preserve">[47] </w:t>
+      </w:r>
+      <w:r>
+        <w:rPr>
+          <w:rFonts w:cs="Times New Roman"/>
+          <w:color w:val="000000" w:themeColor="text1"/>
+          <w:szCs w:val="28"/>
+        </w:rPr>
+        <w:t>Zhang F., Chen B., Zhang Y., Keung J., Liu J., Zan D., Mao Y., Lou J.-G., Chen W.</w:t>
+      </w:r>
+      <w:r>
+        <w:rPr>
+          <w:rFonts w:cs="Times New Roman"/>
+          <w:color w:val="000000" w:themeColor="text1"/>
+          <w:szCs w:val="28"/>
+        </w:rPr>
         <w:t xml:space="preserve"> </w:t>
       </w:r>
-    </w:p>
-    <w:p>
-      <w:pPr>
+      <w:proofErr w:type="spellStart"/>
+      <w:r>
         <w:rPr>
           <w:rFonts w:cs="Times New Roman"/>
           <w:color w:val="000000" w:themeColor="text1"/>
           <w:szCs w:val="28"/>
         </w:rPr>
-      </w:pPr>
+        <w:t>RepoCoder</w:t>
+      </w:r>
+      <w:proofErr w:type="spellEnd"/>
       <w:r>
         <w:rPr>
           <w:rFonts w:cs="Times New Roman"/>
           <w:color w:val="000000" w:themeColor="text1"/>
           <w:szCs w:val="28"/>
         </w:rPr>
-        <w:t xml:space="preserve">[47] </w:t>
+        <w:t xml:space="preserve">: Repository-Level Code Completion Through Iterative Retrieval and Generation // Proceedings of the 2023 Conference on Empirical Methods in Natural Language Processing (EMNLP). </w:t>
       </w:r>
       <w:r>
         <w:rPr>
@@ -17481,7 +16612,7 @@
           <w:color w:val="000000" w:themeColor="text1"/>
           <w:szCs w:val="28"/>
         </w:rPr>
-        <w:t>Zhang F., Chen B., Zhang Y., Keung J., Liu J., Zan D., Mao Y., Lou J.-G., Chen W.</w:t>
+        <w:t>-</w:t>
       </w:r>
       <w:r>
         <w:rPr>
@@ -17489,41 +16620,68 @@
           <w:color w:val="000000" w:themeColor="text1"/>
           <w:szCs w:val="28"/>
         </w:rPr>
+        <w:t xml:space="preserve"> Singapore: Association for Computational Linguistics, 2023. – P. 2471–2484. – DOI: 10.18653/v1/2023.emnlp-main.151.</w:t>
+      </w:r>
+    </w:p>
+    <w:p>
+      <w:pPr>
+        <w:rPr>
+          <w:rFonts w:cs="Times New Roman"/>
+          <w:color w:val="000000" w:themeColor="text1"/>
+          <w:szCs w:val="28"/>
+          <w:lang w:val="ru-RU"/>
+        </w:rPr>
+      </w:pPr>
+      <w:r>
+        <w:rPr>
+          <w:rFonts w:cs="Times New Roman"/>
+          <w:color w:val="000000" w:themeColor="text1"/>
+          <w:szCs w:val="28"/>
+        </w:rPr>
+        <w:t>[48] Bui N. D., Yu Z., Jiang L., Wang H.</w:t>
+      </w:r>
+      <w:r>
+        <w:rPr>
+          <w:rFonts w:cs="Times New Roman"/>
+          <w:color w:val="000000" w:themeColor="text1"/>
+          <w:szCs w:val="28"/>
+        </w:rPr>
         <w:t xml:space="preserve"> </w:t>
       </w:r>
-      <w:proofErr w:type="spellStart"/>
       <w:r>
         <w:rPr>
           <w:rFonts w:cs="Times New Roman"/>
           <w:color w:val="000000" w:themeColor="text1"/>
           <w:szCs w:val="28"/>
         </w:rPr>
-        <w:t>RepoCoder</w:t>
-      </w:r>
-      <w:proofErr w:type="spellEnd"/>
+        <w:t xml:space="preserve">Code Knowledge Graph-Augmented Large Language Models // </w:t>
+      </w:r>
+      <w:proofErr w:type="spellStart"/>
       <w:r>
         <w:rPr>
           <w:rFonts w:cs="Times New Roman"/>
           <w:color w:val="000000" w:themeColor="text1"/>
           <w:szCs w:val="28"/>
         </w:rPr>
-        <w:t xml:space="preserve">: Repository-Level Code Completion Through Iterative Retrieval and Generation // Proceedings of the 2023 Conference on Empirical Methods in Natural Language Processing (EMNLP). </w:t>
-      </w:r>
+        <w:t>arXiv</w:t>
+      </w:r>
+      <w:proofErr w:type="spellEnd"/>
       <w:r>
         <w:rPr>
           <w:rFonts w:cs="Times New Roman"/>
           <w:color w:val="000000" w:themeColor="text1"/>
           <w:szCs w:val="28"/>
         </w:rPr>
-        <w:t>-</w:t>
+        <w:t xml:space="preserve"> preprint. - 2024. - URL: https://arxiv.org/abs/2403. </w:t>
       </w:r>
       <w:r>
         <w:rPr>
           <w:rFonts w:cs="Times New Roman"/>
           <w:color w:val="000000" w:themeColor="text1"/>
           <w:szCs w:val="28"/>
-        </w:rPr>
-        <w:t xml:space="preserve"> Singapore: Association for Computational Linguistics, 2023. – P. 2471–2484. – DOI: 10.18653/v1/2023.emnlp-main.151.</w:t>
+          <w:lang w:val="ru-RU"/>
+        </w:rPr>
+        <w:t>(дата обращения: 14.03.2026).</w:t>
       </w:r>
     </w:p>
     <w:p>
@@ -17532,139 +16690,14 @@
           <w:rFonts w:cs="Times New Roman"/>
           <w:color w:val="000000" w:themeColor="text1"/>
           <w:szCs w:val="28"/>
-        </w:rPr>
-      </w:pPr>
-      <w:r>
-        <w:rPr>
-          <w:rFonts w:cs="Times New Roman"/>
-          <w:color w:val="000000" w:themeColor="text1"/>
-          <w:szCs w:val="28"/>
-        </w:rPr>
-        <w:t xml:space="preserve">[48] </w:t>
-      </w:r>
-      <w:r>
-        <w:rPr>
-          <w:rFonts w:cs="Times New Roman"/>
-          <w:color w:val="000000" w:themeColor="text1"/>
-          <w:szCs w:val="28"/>
-        </w:rPr>
-        <w:t>Bui N. D., Yu Z., Jiang L., Wang H.</w:t>
-      </w:r>
-      <w:r>
-        <w:rPr>
-          <w:rFonts w:cs="Times New Roman"/>
-          <w:color w:val="000000" w:themeColor="text1"/>
-          <w:szCs w:val="28"/>
-        </w:rPr>
-        <w:t xml:space="preserve"> </w:t>
-      </w:r>
-      <w:r>
-        <w:rPr>
-          <w:rFonts w:cs="Times New Roman"/>
-          <w:color w:val="000000" w:themeColor="text1"/>
-          <w:szCs w:val="28"/>
-        </w:rPr>
-        <w:t xml:space="preserve">Code Knowledge Graph-Augmented Large Language Models // </w:t>
-      </w:r>
-      <w:proofErr w:type="spellStart"/>
-      <w:r>
-        <w:rPr>
-          <w:rFonts w:cs="Times New Roman"/>
-          <w:color w:val="000000" w:themeColor="text1"/>
-          <w:szCs w:val="28"/>
-        </w:rPr>
-        <w:t>arXiv</w:t>
-      </w:r>
-      <w:proofErr w:type="spellEnd"/>
-      <w:r>
-        <w:rPr>
-          <w:rFonts w:cs="Times New Roman"/>
-          <w:color w:val="000000" w:themeColor="text1"/>
-          <w:szCs w:val="28"/>
-        </w:rPr>
-        <w:t xml:space="preserve"> preprint.</w:t>
-      </w:r>
-      <w:r>
-        <w:rPr>
-          <w:rFonts w:cs="Times New Roman"/>
-          <w:color w:val="000000" w:themeColor="text1"/>
-          <w:szCs w:val="28"/>
-        </w:rPr>
-        <w:t xml:space="preserve"> -</w:t>
-      </w:r>
-      <w:r>
-        <w:rPr>
-          <w:rFonts w:cs="Times New Roman"/>
-          <w:color w:val="000000" w:themeColor="text1"/>
-          <w:szCs w:val="28"/>
-        </w:rPr>
-        <w:t xml:space="preserve"> 2024. </w:t>
-      </w:r>
-      <w:r>
-        <w:rPr>
-          <w:rFonts w:cs="Times New Roman"/>
-          <w:color w:val="000000" w:themeColor="text1"/>
-          <w:szCs w:val="28"/>
-        </w:rPr>
-        <w:t>-</w:t>
-      </w:r>
-      <w:r>
-        <w:rPr>
-          <w:rFonts w:cs="Times New Roman"/>
-          <w:color w:val="000000" w:themeColor="text1"/>
-          <w:szCs w:val="28"/>
-        </w:rPr>
-        <w:t xml:space="preserve"> URL: https://arxiv.org/abs/2403. (</w:t>
-      </w:r>
-      <w:proofErr w:type="spellStart"/>
-      <w:r>
-        <w:rPr>
-          <w:rFonts w:cs="Times New Roman"/>
-          <w:color w:val="000000" w:themeColor="text1"/>
-          <w:szCs w:val="28"/>
-        </w:rPr>
-        <w:t>дата</w:t>
-      </w:r>
-      <w:proofErr w:type="spellEnd"/>
-      <w:r>
-        <w:rPr>
-          <w:rFonts w:cs="Times New Roman"/>
-          <w:color w:val="000000" w:themeColor="text1"/>
-          <w:szCs w:val="28"/>
-        </w:rPr>
-        <w:t xml:space="preserve"> </w:t>
-      </w:r>
-      <w:proofErr w:type="spellStart"/>
-      <w:r>
-        <w:rPr>
-          <w:rFonts w:cs="Times New Roman"/>
-          <w:color w:val="000000" w:themeColor="text1"/>
-          <w:szCs w:val="28"/>
-        </w:rPr>
-        <w:t>обращения</w:t>
-      </w:r>
-      <w:proofErr w:type="spellEnd"/>
-      <w:r>
-        <w:rPr>
-          <w:rFonts w:cs="Times New Roman"/>
-          <w:color w:val="000000" w:themeColor="text1"/>
-          <w:szCs w:val="28"/>
-        </w:rPr>
-        <w:t>: 14.03.2026).</w:t>
-      </w:r>
-    </w:p>
-    <w:p>
-      <w:pPr>
-        <w:rPr>
-          <w:rFonts w:cs="Times New Roman"/>
-          <w:color w:val="000000" w:themeColor="text1"/>
-          <w:szCs w:val="28"/>
-        </w:rPr>
-      </w:pPr>
-      <w:r>
-        <w:rPr>
-          <w:rFonts w:cs="Times New Roman"/>
-          <w:szCs w:val="28"/>
+          <w:lang w:val="ru-RU"/>
+        </w:rPr>
+      </w:pPr>
+      <w:r>
+        <w:rPr>
+          <w:rFonts w:cs="Times New Roman"/>
+          <w:szCs w:val="28"/>
+          <w:lang w:val="ru-RU"/>
         </w:rPr>
         <w:br w:type="page"/>
       </w:r>
@@ -17675,6 +16708,7 @@
         <w:ind w:firstLine="0"/>
         <w:rPr>
           <w:rFonts w:cs="Times New Roman"/>
+          <w:lang w:val="ru-RU"/>
         </w:rPr>
       </w:pPr>
       <w:bookmarkStart w:id="26" w:name="_Toc223779800"/>
@@ -21321,7 +20355,7 @@
 </file>
 
 <file path=word/endnotes.xml><?xml version="1.0" encoding="utf-8"?>
-<w:endnotes xmlns:wpc="http://schemas.microsoft.com/office/word/2010/wordprocessingCanvas" xmlns:cx="http://schemas.microsoft.com/office/drawing/2014/chartex" xmlns:cx1="http://schemas.microsoft.com/office/drawing/2015/9/8/chartex" xmlns:cx2="http://schemas.microsoft.com/office/drawing/2015/10/21/chartex" xmlns:cx3="http://schemas.microsoft.com/office/drawing/2016/5/9/chartex" xmlns:cx4="http://schemas.microsoft.com/office/drawing/2016/5/10/chartex" xmlns:cx5="http://schemas.microsoft.com/office/drawing/2016/5/11/chartex" xmlns:cx6="http://schemas.microsoft.com/office/drawing/2016/5/12/chartex" xmlns:cx7="http://schemas.microsoft.com/office/drawing/2016/5/13/chartex" xmlns:cx8="http://schemas.microsoft.com/office/drawing/2016/5/14/chartex" xmlns:mc="http://schemas.openxmlformats.org/markup-compatibility/2006" xmlns:aink="http://schemas.microsoft.com/office/drawing/2016/ink" xmlns:am3d="http://schemas.microsoft.com/office/drawing/2017/model3d" xmlns:o="urn:schemas-microsoft-com:office:office" xmlns:oel="http://schemas.microsoft.com/office/2019/extlst" xmlns:r="http://schemas.openxmlformats.org/officeDocument/2006/relationships" xmlns:m="http://schemas.openxmlformats.org/officeDocument/2006/math" xmlns:v="urn:schemas-microsoft-com:vml" xmlns:wp14="http://schemas.microsoft.com/office/word/2010/wordprocessingDrawing" xmlns:wp="http://schemas.openxmlformats.org/drawingml/2006/wordprocessingDrawing" xmlns:w10="urn:schemas-microsoft-com:office:word" xmlns:w="http://schemas.openxmlformats.org/wordprocessingml/2006/main" xmlns:w14="http://schemas.microsoft.com/office/word/2010/wordml" xmlns:w15="http://schemas.microsoft.com/office/word/2012/wordml" xmlns:w16cex="http://schemas.microsoft.com/office/word/2018/wordml/cex" xmlns:w16cid="http://schemas.microsoft.com/office/word/2016/wordml/cid" xmlns:w16="http://schemas.microsoft.com/office/word/2018/wordml" xmlns:w16sdtdh="http://schemas.microsoft.com/office/word/2020/wordml/sdtdatahash" xmlns:w16se="http://schemas.microsoft.com/office/word/2015/wordml/symex" xmlns:wpg="http://schemas.microsoft.com/office/word/2010/wordprocessingGroup" xmlns:wpi="http://schemas.microsoft.com/office/word/2010/wordprocessingInk" xmlns:wne="http://schemas.microsoft.com/office/word/2006/wordml" xmlns:wps="http://schemas.microsoft.com/office/word/2010/wordprocessingShape" mc:Ignorable="w14 w15 w16se w16cid w16 w16cex w16sdtdh wp14">
+<w:endnotes xmlns:wpc="http://schemas.microsoft.com/office/word/2010/wordprocessingCanvas" xmlns:cx="http://schemas.microsoft.com/office/drawing/2014/chartex" xmlns:cx1="http://schemas.microsoft.com/office/drawing/2015/9/8/chartex" xmlns:cx2="http://schemas.microsoft.com/office/drawing/2015/10/21/chartex" xmlns:cx3="http://schemas.microsoft.com/office/drawing/2016/5/9/chartex" xmlns:cx4="http://schemas.microsoft.com/office/drawing/2016/5/10/chartex" xmlns:cx5="http://schemas.microsoft.com/office/drawing/2016/5/11/chartex" xmlns:cx6="http://schemas.microsoft.com/office/drawing/2016/5/12/chartex" xmlns:cx7="http://schemas.microsoft.com/office/drawing/2016/5/13/chartex" xmlns:cx8="http://schemas.microsoft.com/office/drawing/2016/5/14/chartex" xmlns:mc="http://schemas.openxmlformats.org/markup-compatibility/2006" xmlns:aink="http://schemas.microsoft.com/office/drawing/2016/ink" xmlns:am3d="http://schemas.microsoft.com/office/drawing/2017/model3d" xmlns:o="urn:schemas-microsoft-com:office:office" xmlns:r="http://schemas.openxmlformats.org/officeDocument/2006/relationships" xmlns:m="http://schemas.openxmlformats.org/officeDocument/2006/math" xmlns:v="urn:schemas-microsoft-com:vml" xmlns:wp14="http://schemas.microsoft.com/office/word/2010/wordprocessingDrawing" xmlns:wp="http://schemas.openxmlformats.org/drawingml/2006/wordprocessingDrawing" xmlns:w10="urn:schemas-microsoft-com:office:word" xmlns:w="http://schemas.openxmlformats.org/wordprocessingml/2006/main" xmlns:w14="http://schemas.microsoft.com/office/word/2010/wordml" xmlns:w15="http://schemas.microsoft.com/office/word/2012/wordml" xmlns:w16cex="http://schemas.microsoft.com/office/word/2018/wordml/cex" xmlns:w16cid="http://schemas.microsoft.com/office/word/2016/wordml/cid" xmlns:w16="http://schemas.microsoft.com/office/word/2018/wordml" xmlns:w16sdtdh="http://schemas.microsoft.com/office/word/2020/wordml/sdtdatahash" xmlns:w16se="http://schemas.microsoft.com/office/word/2015/wordml/symex" xmlns:wpg="http://schemas.microsoft.com/office/word/2010/wordprocessingGroup" xmlns:wpi="http://schemas.microsoft.com/office/word/2010/wordprocessingInk" xmlns:wne="http://schemas.microsoft.com/office/word/2006/wordml" xmlns:wps="http://schemas.microsoft.com/office/word/2010/wordprocessingShape" mc:Ignorable="w14 w15 w16se w16cid w16 w16cex w16sdtdh wp14">
   <w:endnote w:type="separator" w:id="-1">
     <w:p>
       <w:pPr>
@@ -21346,7 +20380,7 @@
 </file>
 
 <file path=word/footer1.xml><?xml version="1.0" encoding="utf-8"?>
-<w:ftr xmlns:wpc="http://schemas.microsoft.com/office/word/2010/wordprocessingCanvas" xmlns:cx="http://schemas.microsoft.com/office/drawing/2014/chartex" xmlns:cx1="http://schemas.microsoft.com/office/drawing/2015/9/8/chartex" xmlns:cx2="http://schemas.microsoft.com/office/drawing/2015/10/21/chartex" xmlns:cx3="http://schemas.microsoft.com/office/drawing/2016/5/9/chartex" xmlns:cx4="http://schemas.microsoft.com/office/drawing/2016/5/10/chartex" xmlns:cx5="http://schemas.microsoft.com/office/drawing/2016/5/11/chartex" xmlns:cx6="http://schemas.microsoft.com/office/drawing/2016/5/12/chartex" xmlns:cx7="http://schemas.microsoft.com/office/drawing/2016/5/13/chartex" xmlns:cx8="http://schemas.microsoft.com/office/drawing/2016/5/14/chartex" xmlns:mc="http://schemas.openxmlformats.org/markup-compatibility/2006" xmlns:aink="http://schemas.microsoft.com/office/drawing/2016/ink" xmlns:am3d="http://schemas.microsoft.com/office/drawing/2017/model3d" xmlns:o="urn:schemas-microsoft-com:office:office" xmlns:oel="http://schemas.microsoft.com/office/2019/extlst" xmlns:r="http://schemas.openxmlformats.org/officeDocument/2006/relationships" xmlns:m="http://schemas.openxmlformats.org/officeDocument/2006/math" xmlns:v="urn:schemas-microsoft-com:vml" xmlns:wp14="http://schemas.microsoft.com/office/word/2010/wordprocessingDrawing" xmlns:wp="http://schemas.openxmlformats.org/drawingml/2006/wordprocessingDrawing" xmlns:w10="urn:schemas-microsoft-com:office:word" xmlns:w="http://schemas.openxmlformats.org/wordprocessingml/2006/main" xmlns:w14="http://schemas.microsoft.com/office/word/2010/wordml" xmlns:w15="http://schemas.microsoft.com/office/word/2012/wordml" xmlns:w16cex="http://schemas.microsoft.com/office/word/2018/wordml/cex" xmlns:w16cid="http://schemas.microsoft.com/office/word/2016/wordml/cid" xmlns:w16="http://schemas.microsoft.com/office/word/2018/wordml" xmlns:w16sdtdh="http://schemas.microsoft.com/office/word/2020/wordml/sdtdatahash" xmlns:w16se="http://schemas.microsoft.com/office/word/2015/wordml/symex" xmlns:wpg="http://schemas.microsoft.com/office/word/2010/wordprocessingGroup" xmlns:wpi="http://schemas.microsoft.com/office/word/2010/wordprocessingInk" xmlns:wne="http://schemas.microsoft.com/office/word/2006/wordml" xmlns:wps="http://schemas.microsoft.com/office/word/2010/wordprocessingShape" mc:Ignorable="w14 w15 w16se w16cid w16 w16cex w16sdtdh wp14">
+<w:ftr xmlns:wpc="http://schemas.microsoft.com/office/word/2010/wordprocessingCanvas" xmlns:cx="http://schemas.microsoft.com/office/drawing/2014/chartex" xmlns:cx1="http://schemas.microsoft.com/office/drawing/2015/9/8/chartex" xmlns:cx2="http://schemas.microsoft.com/office/drawing/2015/10/21/chartex" xmlns:cx3="http://schemas.microsoft.com/office/drawing/2016/5/9/chartex" xmlns:cx4="http://schemas.microsoft.com/office/drawing/2016/5/10/chartex" xmlns:cx5="http://schemas.microsoft.com/office/drawing/2016/5/11/chartex" xmlns:cx6="http://schemas.microsoft.com/office/drawing/2016/5/12/chartex" xmlns:cx7="http://schemas.microsoft.com/office/drawing/2016/5/13/chartex" xmlns:cx8="http://schemas.microsoft.com/office/drawing/2016/5/14/chartex" xmlns:mc="http://schemas.openxmlformats.org/markup-compatibility/2006" xmlns:aink="http://schemas.microsoft.com/office/drawing/2016/ink" xmlns:am3d="http://schemas.microsoft.com/office/drawing/2017/model3d" xmlns:o="urn:schemas-microsoft-com:office:office" xmlns:r="http://schemas.openxmlformats.org/officeDocument/2006/relationships" xmlns:m="http://schemas.openxmlformats.org/officeDocument/2006/math" xmlns:v="urn:schemas-microsoft-com:vml" xmlns:wp14="http://schemas.microsoft.com/office/word/2010/wordprocessingDrawing" xmlns:wp="http://schemas.openxmlformats.org/drawingml/2006/wordprocessingDrawing" xmlns:w10="urn:schemas-microsoft-com:office:word" xmlns:w="http://schemas.openxmlformats.org/wordprocessingml/2006/main" xmlns:w14="http://schemas.microsoft.com/office/word/2010/wordml" xmlns:w15="http://schemas.microsoft.com/office/word/2012/wordml" xmlns:w16cex="http://schemas.microsoft.com/office/word/2018/wordml/cex" xmlns:w16cid="http://schemas.microsoft.com/office/word/2016/wordml/cid" xmlns:w16="http://schemas.microsoft.com/office/word/2018/wordml" xmlns:w16sdtdh="http://schemas.microsoft.com/office/word/2020/wordml/sdtdatahash" xmlns:w16se="http://schemas.microsoft.com/office/word/2015/wordml/symex" xmlns:wpg="http://schemas.microsoft.com/office/word/2010/wordprocessingGroup" xmlns:wpi="http://schemas.microsoft.com/office/word/2010/wordprocessingInk" xmlns:wne="http://schemas.microsoft.com/office/word/2006/wordml" xmlns:wps="http://schemas.microsoft.com/office/word/2010/wordprocessingShape" mc:Ignorable="w14 w15 w16se w16cid w16 w16cex w16sdtdh wp14">
   <w:p>
     <w:pPr>
       <w:pStyle w:val="a7"/>
@@ -21376,7 +20410,7 @@
 </file>
 
 <file path=word/footnotes.xml><?xml version="1.0" encoding="utf-8"?>
-<w:footnotes xmlns:wpc="http://schemas.microsoft.com/office/word/2010/wordprocessingCanvas" xmlns:cx="http://schemas.microsoft.com/office/drawing/2014/chartex" xmlns:cx1="http://schemas.microsoft.com/office/drawing/2015/9/8/chartex" xmlns:cx2="http://schemas.microsoft.com/office/drawing/2015/10/21/chartex" xmlns:cx3="http://schemas.microsoft.com/office/drawing/2016/5/9/chartex" xmlns:cx4="http://schemas.microsoft.com/office/drawing/2016/5/10/chartex" xmlns:cx5="http://schemas.microsoft.com/office/drawing/2016/5/11/chartex" xmlns:cx6="http://schemas.microsoft.com/office/drawing/2016/5/12/chartex" xmlns:cx7="http://schemas.microsoft.com/office/drawing/2016/5/13/chartex" xmlns:cx8="http://schemas.microsoft.com/office/drawing/2016/5/14/chartex" xmlns:mc="http://schemas.openxmlformats.org/markup-compatibility/2006" xmlns:aink="http://schemas.microsoft.com/office/drawing/2016/ink" xmlns:am3d="http://schemas.microsoft.com/office/drawing/2017/model3d" xmlns:o="urn:schemas-microsoft-com:office:office" xmlns:oel="http://schemas.microsoft.com/office/2019/extlst" xmlns:r="http://schemas.openxmlformats.org/officeDocument/2006/relationships" xmlns:m="http://schemas.openxmlformats.org/officeDocument/2006/math" xmlns:v="urn:schemas-microsoft-com:vml" xmlns:wp14="http://schemas.microsoft.com/office/word/2010/wordprocessingDrawing" xmlns:wp="http://schemas.openxmlformats.org/drawingml/2006/wordprocessingDrawing" xmlns:w10="urn:schemas-microsoft-com:office:word" xmlns:w="http://schemas.openxmlformats.org/wordprocessingml/2006/main" xmlns:w14="http://schemas.microsoft.com/office/word/2010/wordml" xmlns:w15="http://schemas.microsoft.com/office/word/2012/wordml" xmlns:w16cex="http://schemas.microsoft.com/office/word/2018/wordml/cex" xmlns:w16cid="http://schemas.microsoft.com/office/word/2016/wordml/cid" xmlns:w16="http://schemas.microsoft.com/office/word/2018/wordml" xmlns:w16sdtdh="http://schemas.microsoft.com/office/word/2020/wordml/sdtdatahash" xmlns:w16se="http://schemas.microsoft.com/office/word/2015/wordml/symex" xmlns:wpg="http://schemas.microsoft.com/office/word/2010/wordprocessingGroup" xmlns:wpi="http://schemas.microsoft.com/office/word/2010/wordprocessingInk" xmlns:wne="http://schemas.microsoft.com/office/word/2006/wordml" xmlns:wps="http://schemas.microsoft.com/office/word/2010/wordprocessingShape" mc:Ignorable="w14 w15 w16se w16cid w16 w16cex w16sdtdh wp14">
+<w:footnotes xmlns:wpc="http://schemas.microsoft.com/office/word/2010/wordprocessingCanvas" xmlns:cx="http://schemas.microsoft.com/office/drawing/2014/chartex" xmlns:cx1="http://schemas.microsoft.com/office/drawing/2015/9/8/chartex" xmlns:cx2="http://schemas.microsoft.com/office/drawing/2015/10/21/chartex" xmlns:cx3="http://schemas.microsoft.com/office/drawing/2016/5/9/chartex" xmlns:cx4="http://schemas.microsoft.com/office/drawing/2016/5/10/chartex" xmlns:cx5="http://schemas.microsoft.com/office/drawing/2016/5/11/chartex" xmlns:cx6="http://schemas.microsoft.com/office/drawing/2016/5/12/chartex" xmlns:cx7="http://schemas.microsoft.com/office/drawing/2016/5/13/chartex" xmlns:cx8="http://schemas.microsoft.com/office/drawing/2016/5/14/chartex" xmlns:mc="http://schemas.openxmlformats.org/markup-compatibility/2006" xmlns:aink="http://schemas.microsoft.com/office/drawing/2016/ink" xmlns:am3d="http://schemas.microsoft.com/office/drawing/2017/model3d" xmlns:o="urn:schemas-microsoft-com:office:office" xmlns:r="http://schemas.openxmlformats.org/officeDocument/2006/relationships" xmlns:m="http://schemas.openxmlformats.org/officeDocument/2006/math" xmlns:v="urn:schemas-microsoft-com:vml" xmlns:wp14="http://schemas.microsoft.com/office/word/2010/wordprocessingDrawing" xmlns:wp="http://schemas.openxmlformats.org/drawingml/2006/wordprocessingDrawing" xmlns:w10="urn:schemas-microsoft-com:office:word" xmlns:w="http://schemas.openxmlformats.org/wordprocessingml/2006/main" xmlns:w14="http://schemas.microsoft.com/office/word/2010/wordml" xmlns:w15="http://schemas.microsoft.com/office/word/2012/wordml" xmlns:w16cex="http://schemas.microsoft.com/office/word/2018/wordml/cex" xmlns:w16cid="http://schemas.microsoft.com/office/word/2016/wordml/cid" xmlns:w16="http://schemas.microsoft.com/office/word/2018/wordml" xmlns:w16sdtdh="http://schemas.microsoft.com/office/word/2020/wordml/sdtdatahash" xmlns:w16se="http://schemas.microsoft.com/office/word/2015/wordml/symex" xmlns:wpg="http://schemas.microsoft.com/office/word/2010/wordprocessingGroup" xmlns:wpi="http://schemas.microsoft.com/office/word/2010/wordprocessingInk" xmlns:wne="http://schemas.microsoft.com/office/word/2006/wordml" xmlns:wps="http://schemas.microsoft.com/office/word/2010/wordprocessingShape" mc:Ignorable="w14 w15 w16se w16cid w16 w16cex w16sdtdh wp14">
   <w:footnote w:type="separator" w:id="-1">
     <w:p>
       <w:pPr>
@@ -21401,7 +20435,7 @@
 </file>
 
 <file path=word/numbering.xml><?xml version="1.0" encoding="utf-8"?>
-<w:numbering xmlns:wpc="http://schemas.microsoft.com/office/word/2010/wordprocessingCanvas" xmlns:cx="http://schemas.microsoft.com/office/drawing/2014/chartex" xmlns:cx1="http://schemas.microsoft.com/office/drawing/2015/9/8/chartex" xmlns:cx2="http://schemas.microsoft.com/office/drawing/2015/10/21/chartex" xmlns:cx3="http://schemas.microsoft.com/office/drawing/2016/5/9/chartex" xmlns:cx4="http://schemas.microsoft.com/office/drawing/2016/5/10/chartex" xmlns:cx5="http://schemas.microsoft.com/office/drawing/2016/5/11/chartex" xmlns:cx6="http://schemas.microsoft.com/office/drawing/2016/5/12/chartex" xmlns:cx7="http://schemas.microsoft.com/office/drawing/2016/5/13/chartex" xmlns:cx8="http://schemas.microsoft.com/office/drawing/2016/5/14/chartex" xmlns:mc="http://schemas.openxmlformats.org/markup-compatibility/2006" xmlns:aink="http://schemas.microsoft.com/office/drawing/2016/ink" xmlns:am3d="http://schemas.microsoft.com/office/drawing/2017/model3d" xmlns:o="urn:schemas-microsoft-com:office:office" xmlns:oel="http://schemas.microsoft.com/office/2019/extlst" xmlns:r="http://schemas.openxmlformats.org/officeDocument/2006/relationships" xmlns:m="http://schemas.openxmlformats.org/officeDocument/2006/math" xmlns:v="urn:schemas-microsoft-com:vml" xmlns:wp14="http://schemas.microsoft.com/office/word/2010/wordprocessingDrawing" xmlns:wp="http://schemas.openxmlformats.org/drawingml/2006/wordprocessingDrawing" xmlns:w10="urn:schemas-microsoft-com:office:word" xmlns:w="http://schemas.openxmlformats.org/wordprocessingml/2006/main" xmlns:w14="http://schemas.microsoft.com/office/word/2010/wordml" xmlns:w15="http://schemas.microsoft.com/office/word/2012/wordml" xmlns:w16cex="http://schemas.microsoft.com/office/word/2018/wordml/cex" xmlns:w16cid="http://schemas.microsoft.com/office/word/2016/wordml/cid" xmlns:w16="http://schemas.microsoft.com/office/word/2018/wordml" xmlns:w16sdtdh="http://schemas.microsoft.com/office/word/2020/wordml/sdtdatahash" xmlns:w16se="http://schemas.microsoft.com/office/word/2015/wordml/symex" xmlns:wpg="http://schemas.microsoft.com/office/word/2010/wordprocessingGroup" xmlns:wpi="http://schemas.microsoft.com/office/word/2010/wordprocessingInk" xmlns:wne="http://schemas.microsoft.com/office/word/2006/wordml" xmlns:wps="http://schemas.microsoft.com/office/word/2010/wordprocessingShape" mc:Ignorable="w14 w15 w16se w16cid w16 w16cex w16sdtdh wp14">
+<w:numbering xmlns:wpc="http://schemas.microsoft.com/office/word/2010/wordprocessingCanvas" xmlns:cx="http://schemas.microsoft.com/office/drawing/2014/chartex" xmlns:cx1="http://schemas.microsoft.com/office/drawing/2015/9/8/chartex" xmlns:cx2="http://schemas.microsoft.com/office/drawing/2015/10/21/chartex" xmlns:cx3="http://schemas.microsoft.com/office/drawing/2016/5/9/chartex" xmlns:cx4="http://schemas.microsoft.com/office/drawing/2016/5/10/chartex" xmlns:cx5="http://schemas.microsoft.com/office/drawing/2016/5/11/chartex" xmlns:cx6="http://schemas.microsoft.com/office/drawing/2016/5/12/chartex" xmlns:cx7="http://schemas.microsoft.com/office/drawing/2016/5/13/chartex" xmlns:cx8="http://schemas.microsoft.com/office/drawing/2016/5/14/chartex" xmlns:mc="http://schemas.openxmlformats.org/markup-compatibility/2006" xmlns:aink="http://schemas.microsoft.com/office/drawing/2016/ink" xmlns:am3d="http://schemas.microsoft.com/office/drawing/2017/model3d" xmlns:o="urn:schemas-microsoft-com:office:office" xmlns:r="http://schemas.openxmlformats.org/officeDocument/2006/relationships" xmlns:m="http://schemas.openxmlformats.org/officeDocument/2006/math" xmlns:v="urn:schemas-microsoft-com:vml" xmlns:wp14="http://schemas.microsoft.com/office/word/2010/wordprocessingDrawing" xmlns:wp="http://schemas.openxmlformats.org/drawingml/2006/wordprocessingDrawing" xmlns:w10="urn:schemas-microsoft-com:office:word" xmlns:w="http://schemas.openxmlformats.org/wordprocessingml/2006/main" xmlns:w14="http://schemas.microsoft.com/office/word/2010/wordml" xmlns:w15="http://schemas.microsoft.com/office/word/2012/wordml" xmlns:w16cex="http://schemas.microsoft.com/office/word/2018/wordml/cex" xmlns:w16cid="http://schemas.microsoft.com/office/word/2016/wordml/cid" xmlns:w16="http://schemas.microsoft.com/office/word/2018/wordml" xmlns:w16sdtdh="http://schemas.microsoft.com/office/word/2020/wordml/sdtdatahash" xmlns:w16se="http://schemas.microsoft.com/office/word/2015/wordml/symex" xmlns:wpg="http://schemas.microsoft.com/office/word/2010/wordprocessingGroup" xmlns:wpi="http://schemas.microsoft.com/office/word/2010/wordprocessingInk" xmlns:wne="http://schemas.microsoft.com/office/word/2006/wordml" xmlns:wps="http://schemas.microsoft.com/office/word/2010/wordprocessingShape" mc:Ignorable="w14 w15 w16se w16cid w16 w16cex w16sdtdh wp14">
   <w:abstractNum w:abstractNumId="0" w15:restartNumberingAfterBreak="0">
     <w:nsid w:val="FFFFFF7C"/>
     <w:multiLevelType w:val="singleLevel"/>
@@ -25388,124 +24422,124 @@
       </w:rPr>
     </w:lvl>
   </w:abstractNum>
-  <w:num w:numId="1" w16cid:durableId="1577934891">
+  <w:num w:numId="1">
     <w:abstractNumId w:val="8"/>
   </w:num>
-  <w:num w:numId="2" w16cid:durableId="1054885301">
+  <w:num w:numId="2">
     <w:abstractNumId w:val="6"/>
   </w:num>
-  <w:num w:numId="3" w16cid:durableId="631978867">
+  <w:num w:numId="3">
     <w:abstractNumId w:val="5"/>
   </w:num>
-  <w:num w:numId="4" w16cid:durableId="532692079">
+  <w:num w:numId="4">
     <w:abstractNumId w:val="4"/>
   </w:num>
-  <w:num w:numId="5" w16cid:durableId="341398452">
+  <w:num w:numId="5">
     <w:abstractNumId w:val="7"/>
   </w:num>
-  <w:num w:numId="6" w16cid:durableId="1677659183">
+  <w:num w:numId="6">
     <w:abstractNumId w:val="3"/>
   </w:num>
-  <w:num w:numId="7" w16cid:durableId="1659502998">
+  <w:num w:numId="7">
     <w:abstractNumId w:val="2"/>
   </w:num>
-  <w:num w:numId="8" w16cid:durableId="1706324394">
+  <w:num w:numId="8">
     <w:abstractNumId w:val="1"/>
   </w:num>
-  <w:num w:numId="9" w16cid:durableId="1086415513">
+  <w:num w:numId="9">
     <w:abstractNumId w:val="0"/>
   </w:num>
-  <w:num w:numId="10" w16cid:durableId="673848135">
+  <w:num w:numId="10">
     <w:abstractNumId w:val="7"/>
   </w:num>
-  <w:num w:numId="11" w16cid:durableId="2021615530">
+  <w:num w:numId="11">
     <w:abstractNumId w:val="7"/>
   </w:num>
-  <w:num w:numId="12" w16cid:durableId="633289978">
+  <w:num w:numId="12">
     <w:abstractNumId w:val="24"/>
   </w:num>
-  <w:num w:numId="13" w16cid:durableId="241793226">
+  <w:num w:numId="13">
     <w:abstractNumId w:val="16"/>
   </w:num>
-  <w:num w:numId="14" w16cid:durableId="361131477">
+  <w:num w:numId="14">
     <w:abstractNumId w:val="11"/>
   </w:num>
-  <w:num w:numId="15" w16cid:durableId="935598547">
+  <w:num w:numId="15">
     <w:abstractNumId w:val="14"/>
   </w:num>
-  <w:num w:numId="16" w16cid:durableId="1021735800">
+  <w:num w:numId="16">
     <w:abstractNumId w:val="33"/>
   </w:num>
-  <w:num w:numId="17" w16cid:durableId="196548771">
+  <w:num w:numId="17">
     <w:abstractNumId w:val="13"/>
   </w:num>
-  <w:num w:numId="18" w16cid:durableId="1832328258">
+  <w:num w:numId="18">
     <w:abstractNumId w:val="36"/>
   </w:num>
-  <w:num w:numId="19" w16cid:durableId="499585099">
+  <w:num w:numId="19">
     <w:abstractNumId w:val="22"/>
   </w:num>
-  <w:num w:numId="20" w16cid:durableId="251205968">
+  <w:num w:numId="20">
     <w:abstractNumId w:val="31"/>
   </w:num>
-  <w:num w:numId="21" w16cid:durableId="1392802498">
+  <w:num w:numId="21">
     <w:abstractNumId w:val="27"/>
   </w:num>
-  <w:num w:numId="22" w16cid:durableId="192698501">
+  <w:num w:numId="22">
     <w:abstractNumId w:val="17"/>
   </w:num>
-  <w:num w:numId="23" w16cid:durableId="2034962894">
+  <w:num w:numId="23">
     <w:abstractNumId w:val="34"/>
   </w:num>
-  <w:num w:numId="24" w16cid:durableId="1940522287">
+  <w:num w:numId="24">
     <w:abstractNumId w:val="30"/>
   </w:num>
-  <w:num w:numId="25" w16cid:durableId="1299646914">
+  <w:num w:numId="25">
     <w:abstractNumId w:val="21"/>
   </w:num>
-  <w:num w:numId="26" w16cid:durableId="2013221905">
+  <w:num w:numId="26">
     <w:abstractNumId w:val="35"/>
   </w:num>
-  <w:num w:numId="27" w16cid:durableId="217061198">
+  <w:num w:numId="27">
     <w:abstractNumId w:val="20"/>
   </w:num>
-  <w:num w:numId="28" w16cid:durableId="1529372946">
+  <w:num w:numId="28">
     <w:abstractNumId w:val="25"/>
   </w:num>
-  <w:num w:numId="29" w16cid:durableId="760680621">
+  <w:num w:numId="29">
     <w:abstractNumId w:val="28"/>
   </w:num>
-  <w:num w:numId="30" w16cid:durableId="628585424">
+  <w:num w:numId="30">
     <w:abstractNumId w:val="15"/>
   </w:num>
-  <w:num w:numId="31" w16cid:durableId="1185828007">
+  <w:num w:numId="31">
     <w:abstractNumId w:val="18"/>
   </w:num>
-  <w:num w:numId="32" w16cid:durableId="1217742108">
+  <w:num w:numId="32">
     <w:abstractNumId w:val="26"/>
   </w:num>
-  <w:num w:numId="33" w16cid:durableId="1032463365">
+  <w:num w:numId="33">
     <w:abstractNumId w:val="9"/>
   </w:num>
-  <w:num w:numId="34" w16cid:durableId="2117559831">
+  <w:num w:numId="34">
     <w:abstractNumId w:val="37"/>
   </w:num>
-  <w:num w:numId="35" w16cid:durableId="1381977301">
+  <w:num w:numId="35">
     <w:abstractNumId w:val="32"/>
   </w:num>
-  <w:num w:numId="36" w16cid:durableId="1381631107">
+  <w:num w:numId="36">
     <w:abstractNumId w:val="10"/>
   </w:num>
-  <w:num w:numId="37" w16cid:durableId="1259602905">
+  <w:num w:numId="37">
     <w:abstractNumId w:val="12"/>
   </w:num>
-  <w:num w:numId="38" w16cid:durableId="859508361">
+  <w:num w:numId="38">
     <w:abstractNumId w:val="19"/>
   </w:num>
-  <w:num w:numId="39" w16cid:durableId="704792137">
+  <w:num w:numId="39">
     <w:abstractNumId w:val="23"/>
   </w:num>
-  <w:num w:numId="40" w16cid:durableId="1411806446">
+  <w:num w:numId="40">
     <w:abstractNumId w:val="29"/>
   </w:num>
 </w:numbering>
@@ -26118,6 +25152,7 @@
   <w:style w:type="character" w:default="1" w:styleId="a2">
     <w:name w:val="Default Paragraph Font"/>
     <w:uiPriority w:val="1"/>
+    <w:semiHidden/>
     <w:unhideWhenUsed/>
   </w:style>
   <w:style w:type="table" w:default="1" w:styleId="a3">
